--- a/Docs/Aircraft_Accidents-Tomasz Kurowski.docx
+++ b/Docs/Aircraft_Accidents-Tomasz Kurowski.docx
@@ -623,7 +623,7 @@
           <w:r>
             <w:fldChar w:fldCharType="separate"/>
           </w:r>
-          <w:hyperlink w:anchor="_Toc231978707" w:history="1">
+          <w:hyperlink w:anchor="_Toc231980875" w:history="1">
             <w:r>
               <w:rPr>
                 <w:rStyle w:val="Hipercze"/>
@@ -668,7 +668,7 @@
                 <w:noProof/>
                 <w:webHidden/>
               </w:rPr>
-              <w:instrText xml:space="preserve"> PAGEREF _Toc231978707 \h </w:instrText>
+              <w:instrText xml:space="preserve"> PAGEREF _Toc231980875 \h </w:instrText>
             </w:r>
             <w:r>
               <w:rPr>
@@ -715,7 +715,7 @@
               <w14:ligatures w14:val="standardContextual"/>
             </w:rPr>
           </w:pPr>
-          <w:hyperlink w:anchor="_Toc231978708" w:history="1">
+          <w:hyperlink w:anchor="_Toc231980876" w:history="1">
             <w:r>
               <w:rPr>
                 <w:rStyle w:val="Hipercze"/>
@@ -760,7 +760,7 @@
                 <w:noProof/>
                 <w:webHidden/>
               </w:rPr>
-              <w:instrText xml:space="preserve"> PAGEREF _Toc231978708 \h </w:instrText>
+              <w:instrText xml:space="preserve"> PAGEREF _Toc231980876 \h </w:instrText>
             </w:r>
             <w:r>
               <w:rPr>
@@ -807,7 +807,7 @@
               <w14:ligatures w14:val="standardContextual"/>
             </w:rPr>
           </w:pPr>
-          <w:hyperlink w:anchor="_Toc231978709" w:history="1">
+          <w:hyperlink w:anchor="_Toc231980877" w:history="1">
             <w:r>
               <w:rPr>
                 <w:rStyle w:val="Hipercze"/>
@@ -852,7 +852,7 @@
                 <w:noProof/>
                 <w:webHidden/>
               </w:rPr>
-              <w:instrText xml:space="preserve"> PAGEREF _Toc231978709 \h </w:instrText>
+              <w:instrText xml:space="preserve"> PAGEREF _Toc231980877 \h </w:instrText>
             </w:r>
             <w:r>
               <w:rPr>
@@ -899,7 +899,7 @@
               <w14:ligatures w14:val="standardContextual"/>
             </w:rPr>
           </w:pPr>
-          <w:hyperlink w:anchor="_Toc231978710" w:history="1">
+          <w:hyperlink w:anchor="_Toc231980878" w:history="1">
             <w:r>
               <w:rPr>
                 <w:rStyle w:val="Hipercze"/>
@@ -944,7 +944,7 @@
                 <w:noProof/>
                 <w:webHidden/>
               </w:rPr>
-              <w:instrText xml:space="preserve"> PAGEREF _Toc231978710 \h </w:instrText>
+              <w:instrText xml:space="preserve"> PAGEREF _Toc231980878 \h </w:instrText>
             </w:r>
             <w:r>
               <w:rPr>
@@ -991,7 +991,7 @@
               <w14:ligatures w14:val="standardContextual"/>
             </w:rPr>
           </w:pPr>
-          <w:hyperlink w:anchor="_Toc231978711" w:history="1">
+          <w:hyperlink w:anchor="_Toc231980879" w:history="1">
             <w:r>
               <w:rPr>
                 <w:rStyle w:val="Hipercze"/>
@@ -1036,7 +1036,7 @@
                 <w:noProof/>
                 <w:webHidden/>
               </w:rPr>
-              <w:instrText xml:space="preserve"> PAGEREF _Toc231978711 \h </w:instrText>
+              <w:instrText xml:space="preserve"> PAGEREF _Toc231980879 \h </w:instrText>
             </w:r>
             <w:r>
               <w:rPr>
@@ -1083,7 +1083,7 @@
               <w14:ligatures w14:val="standardContextual"/>
             </w:rPr>
           </w:pPr>
-          <w:hyperlink w:anchor="_Toc231978712" w:history="1">
+          <w:hyperlink w:anchor="_Toc231980880" w:history="1">
             <w:r>
               <w:rPr>
                 <w:rStyle w:val="Hipercze"/>
@@ -1128,7 +1128,7 @@
                 <w:noProof/>
                 <w:webHidden/>
               </w:rPr>
-              <w:instrText xml:space="preserve"> PAGEREF _Toc231978712 \h </w:instrText>
+              <w:instrText xml:space="preserve"> PAGEREF _Toc231980880 \h </w:instrText>
             </w:r>
             <w:r>
               <w:rPr>
@@ -1175,7 +1175,7 @@
               <w14:ligatures w14:val="standardContextual"/>
             </w:rPr>
           </w:pPr>
-          <w:hyperlink w:anchor="_Toc231978713" w:history="1">
+          <w:hyperlink w:anchor="_Toc231980881" w:history="1">
             <w:r>
               <w:rPr>
                 <w:rStyle w:val="Hipercze"/>
@@ -1220,7 +1220,7 @@
                 <w:noProof/>
                 <w:webHidden/>
               </w:rPr>
-              <w:instrText xml:space="preserve"> PAGEREF _Toc231978713 \h </w:instrText>
+              <w:instrText xml:space="preserve"> PAGEREF _Toc231980881 \h </w:instrText>
             </w:r>
             <w:r>
               <w:rPr>
@@ -1267,7 +1267,7 @@
               <w14:ligatures w14:val="standardContextual"/>
             </w:rPr>
           </w:pPr>
-          <w:hyperlink w:anchor="_Toc231978714" w:history="1">
+          <w:hyperlink w:anchor="_Toc231980882" w:history="1">
             <w:r>
               <w:rPr>
                 <w:rStyle w:val="Hipercze"/>
@@ -1312,7 +1312,7 @@
                 <w:noProof/>
                 <w:webHidden/>
               </w:rPr>
-              <w:instrText xml:space="preserve"> PAGEREF _Toc231978714 \h </w:instrText>
+              <w:instrText xml:space="preserve"> PAGEREF _Toc231980882 \h </w:instrText>
             </w:r>
             <w:r>
               <w:rPr>
@@ -1359,7 +1359,7 @@
               <w14:ligatures w14:val="standardContextual"/>
             </w:rPr>
           </w:pPr>
-          <w:hyperlink w:anchor="_Toc231978715" w:history="1">
+          <w:hyperlink w:anchor="_Toc231980883" w:history="1">
             <w:r>
               <w:rPr>
                 <w:rStyle w:val="Hipercze"/>
@@ -1404,7 +1404,7 @@
                 <w:noProof/>
                 <w:webHidden/>
               </w:rPr>
-              <w:instrText xml:space="preserve"> PAGEREF _Toc231978715 \h </w:instrText>
+              <w:instrText xml:space="preserve"> PAGEREF _Toc231980883 \h </w:instrText>
             </w:r>
             <w:r>
               <w:rPr>
@@ -1451,7 +1451,7 @@
               <w14:ligatures w14:val="standardContextual"/>
             </w:rPr>
           </w:pPr>
-          <w:hyperlink w:anchor="_Toc231978716" w:history="1">
+          <w:hyperlink w:anchor="_Toc231980884" w:history="1">
             <w:r>
               <w:rPr>
                 <w:rStyle w:val="Hipercze"/>
@@ -1496,7 +1496,7 @@
                 <w:noProof/>
                 <w:webHidden/>
               </w:rPr>
-              <w:instrText xml:space="preserve"> PAGEREF _Toc231978716 \h </w:instrText>
+              <w:instrText xml:space="preserve"> PAGEREF _Toc231980884 \h </w:instrText>
             </w:r>
             <w:r>
               <w:rPr>
@@ -1543,7 +1543,7 @@
               <w14:ligatures w14:val="standardContextual"/>
             </w:rPr>
           </w:pPr>
-          <w:hyperlink w:anchor="_Toc231978717" w:history="1">
+          <w:hyperlink w:anchor="_Toc231980885" w:history="1">
             <w:r>
               <w:rPr>
                 <w:rStyle w:val="Hipercze"/>
@@ -1588,7 +1588,7 @@
                 <w:noProof/>
                 <w:webHidden/>
               </w:rPr>
-              <w:instrText xml:space="preserve"> PAGEREF _Toc231978717 \h </w:instrText>
+              <w:instrText xml:space="preserve"> PAGEREF _Toc231980885 \h </w:instrText>
             </w:r>
             <w:r>
               <w:rPr>
@@ -1635,7 +1635,7 @@
               <w14:ligatures w14:val="standardContextual"/>
             </w:rPr>
           </w:pPr>
-          <w:hyperlink w:anchor="_Toc231978718" w:history="1">
+          <w:hyperlink w:anchor="_Toc231980886" w:history="1">
             <w:r>
               <w:rPr>
                 <w:rStyle w:val="Hipercze"/>
@@ -1680,7 +1680,7 @@
                 <w:noProof/>
                 <w:webHidden/>
               </w:rPr>
-              <w:instrText xml:space="preserve"> PAGEREF _Toc231978718 \h </w:instrText>
+              <w:instrText xml:space="preserve"> PAGEREF _Toc231980886 \h </w:instrText>
             </w:r>
             <w:r>
               <w:rPr>
@@ -1727,7 +1727,7 @@
               <w14:ligatures w14:val="standardContextual"/>
             </w:rPr>
           </w:pPr>
-          <w:hyperlink w:anchor="_Toc231978719" w:history="1">
+          <w:hyperlink w:anchor="_Toc231980887" w:history="1">
             <w:r>
               <w:rPr>
                 <w:rStyle w:val="Hipercze"/>
@@ -1772,7 +1772,7 @@
                 <w:noProof/>
                 <w:webHidden/>
               </w:rPr>
-              <w:instrText xml:space="preserve"> PAGEREF _Toc231978719 \h </w:instrText>
+              <w:instrText xml:space="preserve"> PAGEREF _Toc231980887 \h </w:instrText>
             </w:r>
             <w:r>
               <w:rPr>
@@ -1819,7 +1819,7 @@
               <w14:ligatures w14:val="standardContextual"/>
             </w:rPr>
           </w:pPr>
-          <w:hyperlink w:anchor="_Toc231978720" w:history="1">
+          <w:hyperlink w:anchor="_Toc231980888" w:history="1">
             <w:r>
               <w:rPr>
                 <w:rStyle w:val="Hipercze"/>
@@ -1864,7 +1864,7 @@
                 <w:noProof/>
                 <w:webHidden/>
               </w:rPr>
-              <w:instrText xml:space="preserve"> PAGEREF _Toc231978720 \h </w:instrText>
+              <w:instrText xml:space="preserve"> PAGEREF _Toc231980888 \h </w:instrText>
             </w:r>
             <w:r>
               <w:rPr>
@@ -1911,7 +1911,7 @@
               <w14:ligatures w14:val="standardContextual"/>
             </w:rPr>
           </w:pPr>
-          <w:hyperlink w:anchor="_Toc231978721" w:history="1">
+          <w:hyperlink w:anchor="_Toc231980889" w:history="1">
             <w:r>
               <w:rPr>
                 <w:rStyle w:val="Hipercze"/>
@@ -1956,7 +1956,7 @@
                 <w:noProof/>
                 <w:webHidden/>
               </w:rPr>
-              <w:instrText xml:space="preserve"> PAGEREF _Toc231978721 \h </w:instrText>
+              <w:instrText xml:space="preserve"> PAGEREF _Toc231980889 \h </w:instrText>
             </w:r>
             <w:r>
               <w:rPr>
@@ -2003,7 +2003,7 @@
               <w14:ligatures w14:val="standardContextual"/>
             </w:rPr>
           </w:pPr>
-          <w:hyperlink w:anchor="_Toc231978722" w:history="1">
+          <w:hyperlink w:anchor="_Toc231980890" w:history="1">
             <w:r>
               <w:rPr>
                 <w:rStyle w:val="Hipercze"/>
@@ -2048,7 +2048,7 @@
                 <w:noProof/>
                 <w:webHidden/>
               </w:rPr>
-              <w:instrText xml:space="preserve"> PAGEREF _Toc231978722 \h </w:instrText>
+              <w:instrText xml:space="preserve"> PAGEREF _Toc231980890 \h </w:instrText>
             </w:r>
             <w:r>
               <w:rPr>
@@ -2095,7 +2095,7 @@
               <w14:ligatures w14:val="standardContextual"/>
             </w:rPr>
           </w:pPr>
-          <w:hyperlink w:anchor="_Toc231978723" w:history="1">
+          <w:hyperlink w:anchor="_Toc231980891" w:history="1">
             <w:r>
               <w:rPr>
                 <w:rStyle w:val="Hipercze"/>
@@ -2140,7 +2140,7 @@
                 <w:noProof/>
                 <w:webHidden/>
               </w:rPr>
-              <w:instrText xml:space="preserve"> PAGEREF _Toc231978723 \h </w:instrText>
+              <w:instrText xml:space="preserve"> PAGEREF _Toc231980891 \h </w:instrText>
             </w:r>
             <w:r>
               <w:rPr>
@@ -2187,7 +2187,7 @@
               <w14:ligatures w14:val="standardContextual"/>
             </w:rPr>
           </w:pPr>
-          <w:hyperlink w:anchor="_Toc231978724" w:history="1">
+          <w:hyperlink w:anchor="_Toc231980892" w:history="1">
             <w:r>
               <w:rPr>
                 <w:rStyle w:val="Hipercze"/>
@@ -2232,7 +2232,7 @@
                 <w:noProof/>
                 <w:webHidden/>
               </w:rPr>
-              <w:instrText xml:space="preserve"> PAGEREF _Toc231978724 \h </w:instrText>
+              <w:instrText xml:space="preserve"> PAGEREF _Toc231980892 \h </w:instrText>
             </w:r>
             <w:r>
               <w:rPr>
@@ -2279,7 +2279,7 @@
               <w14:ligatures w14:val="standardContextual"/>
             </w:rPr>
           </w:pPr>
-          <w:hyperlink w:anchor="_Toc231978725" w:history="1">
+          <w:hyperlink w:anchor="_Toc231980893" w:history="1">
             <w:r>
               <w:rPr>
                 <w:rStyle w:val="Hipercze"/>
@@ -2324,7 +2324,7 @@
                 <w:noProof/>
                 <w:webHidden/>
               </w:rPr>
-              <w:instrText xml:space="preserve"> PAGEREF _Toc231978725 \h </w:instrText>
+              <w:instrText xml:space="preserve"> PAGEREF _Toc231980893 \h </w:instrText>
             </w:r>
             <w:r>
               <w:rPr>
@@ -2371,7 +2371,7 @@
               <w14:ligatures w14:val="standardContextual"/>
             </w:rPr>
           </w:pPr>
-          <w:hyperlink w:anchor="_Toc231978726" w:history="1">
+          <w:hyperlink w:anchor="_Toc231980894" w:history="1">
             <w:r>
               <w:rPr>
                 <w:rStyle w:val="Hipercze"/>
@@ -2416,7 +2416,7 @@
                 <w:noProof/>
                 <w:webHidden/>
               </w:rPr>
-              <w:instrText xml:space="preserve"> PAGEREF _Toc231978726 \h </w:instrText>
+              <w:instrText xml:space="preserve"> PAGEREF _Toc231980894 \h </w:instrText>
             </w:r>
             <w:r>
               <w:rPr>
@@ -2463,7 +2463,7 @@
               <w14:ligatures w14:val="standardContextual"/>
             </w:rPr>
           </w:pPr>
-          <w:hyperlink w:anchor="_Toc231978727" w:history="1">
+          <w:hyperlink w:anchor="_Toc231980895" w:history="1">
             <w:r>
               <w:rPr>
                 <w:rStyle w:val="Hipercze"/>
@@ -2508,7 +2508,7 @@
                 <w:noProof/>
                 <w:webHidden/>
               </w:rPr>
-              <w:instrText xml:space="preserve"> PAGEREF _Toc231978727 \h </w:instrText>
+              <w:instrText xml:space="preserve"> PAGEREF _Toc231980895 \h </w:instrText>
             </w:r>
             <w:r>
               <w:rPr>
@@ -2555,7 +2555,7 @@
               <w14:ligatures w14:val="standardContextual"/>
             </w:rPr>
           </w:pPr>
-          <w:hyperlink w:anchor="_Toc231978728" w:history="1">
+          <w:hyperlink w:anchor="_Toc231980896" w:history="1">
             <w:r>
               <w:rPr>
                 <w:rStyle w:val="Hipercze"/>
@@ -2600,7 +2600,7 @@
                 <w:noProof/>
                 <w:webHidden/>
               </w:rPr>
-              <w:instrText xml:space="preserve"> PAGEREF _Toc231978728 \h </w:instrText>
+              <w:instrText xml:space="preserve"> PAGEREF _Toc231980896 \h </w:instrText>
             </w:r>
             <w:r>
               <w:rPr>
@@ -2647,7 +2647,7 @@
               <w14:ligatures w14:val="standardContextual"/>
             </w:rPr>
           </w:pPr>
-          <w:hyperlink w:anchor="_Toc231978729" w:history="1">
+          <w:hyperlink w:anchor="_Toc231980897" w:history="1">
             <w:r>
               <w:rPr>
                 <w:rStyle w:val="Hipercze"/>
@@ -2692,7 +2692,7 @@
                 <w:noProof/>
                 <w:webHidden/>
               </w:rPr>
-              <w:instrText xml:space="preserve"> PAGEREF _Toc231978729 \h </w:instrText>
+              <w:instrText xml:space="preserve"> PAGEREF _Toc231980897 \h </w:instrText>
             </w:r>
             <w:r>
               <w:rPr>
@@ -2712,7 +2712,7 @@
                 <w:noProof/>
                 <w:webHidden/>
               </w:rPr>
-              <w:t>18</w:t>
+              <w:t>19</w:t>
             </w:r>
             <w:r>
               <w:rPr>
@@ -2739,7 +2739,7 @@
               <w14:ligatures w14:val="standardContextual"/>
             </w:rPr>
           </w:pPr>
-          <w:hyperlink w:anchor="_Toc231978730" w:history="1">
+          <w:hyperlink w:anchor="_Toc231980898" w:history="1">
             <w:r>
               <w:rPr>
                 <w:rStyle w:val="Hipercze"/>
@@ -2784,7 +2784,7 @@
                 <w:noProof/>
                 <w:webHidden/>
               </w:rPr>
-              <w:instrText xml:space="preserve"> PAGEREF _Toc231978730 \h </w:instrText>
+              <w:instrText xml:space="preserve"> PAGEREF _Toc231980898 \h </w:instrText>
             </w:r>
             <w:r>
               <w:rPr>
@@ -2804,7 +2804,7 @@
                 <w:noProof/>
                 <w:webHidden/>
               </w:rPr>
-              <w:t>18</w:t>
+              <w:t>19</w:t>
             </w:r>
             <w:r>
               <w:rPr>
@@ -2831,7 +2831,7 @@
               <w14:ligatures w14:val="standardContextual"/>
             </w:rPr>
           </w:pPr>
-          <w:hyperlink w:anchor="_Toc231978731" w:history="1">
+          <w:hyperlink w:anchor="_Toc231980899" w:history="1">
             <w:r>
               <w:rPr>
                 <w:rStyle w:val="Hipercze"/>
@@ -2876,7 +2876,7 @@
                 <w:noProof/>
                 <w:webHidden/>
               </w:rPr>
-              <w:instrText xml:space="preserve"> PAGEREF _Toc231978731 \h </w:instrText>
+              <w:instrText xml:space="preserve"> PAGEREF _Toc231980899 \h </w:instrText>
             </w:r>
             <w:r>
               <w:rPr>
@@ -2896,7 +2896,7 @@
                 <w:noProof/>
                 <w:webHidden/>
               </w:rPr>
-              <w:t>18</w:t>
+              <w:t>19</w:t>
             </w:r>
             <w:r>
               <w:rPr>
@@ -2923,7 +2923,7 @@
               <w14:ligatures w14:val="standardContextual"/>
             </w:rPr>
           </w:pPr>
-          <w:hyperlink w:anchor="_Toc231978732" w:history="1">
+          <w:hyperlink w:anchor="_Toc231980900" w:history="1">
             <w:r>
               <w:rPr>
                 <w:rStyle w:val="Hipercze"/>
@@ -2968,7 +2968,7 @@
                 <w:noProof/>
                 <w:webHidden/>
               </w:rPr>
-              <w:instrText xml:space="preserve"> PAGEREF _Toc231978732 \h </w:instrText>
+              <w:instrText xml:space="preserve"> PAGEREF _Toc231980900 \h </w:instrText>
             </w:r>
             <w:r>
               <w:rPr>
@@ -3015,7 +3015,7 @@
               <w14:ligatures w14:val="standardContextual"/>
             </w:rPr>
           </w:pPr>
-          <w:hyperlink w:anchor="_Toc231978733" w:history="1">
+          <w:hyperlink w:anchor="_Toc231980901" w:history="1">
             <w:r>
               <w:rPr>
                 <w:rStyle w:val="Hipercze"/>
@@ -3060,7 +3060,7 @@
                 <w:noProof/>
                 <w:webHidden/>
               </w:rPr>
-              <w:instrText xml:space="preserve"> PAGEREF _Toc231978733 \h </w:instrText>
+              <w:instrText xml:space="preserve"> PAGEREF _Toc231980901 \h </w:instrText>
             </w:r>
             <w:r>
               <w:rPr>
@@ -3080,7 +3080,7 @@
                 <w:noProof/>
                 <w:webHidden/>
               </w:rPr>
-              <w:t>20</w:t>
+              <w:t>21</w:t>
             </w:r>
             <w:r>
               <w:rPr>
@@ -3107,7 +3107,7 @@
               <w14:ligatures w14:val="standardContextual"/>
             </w:rPr>
           </w:pPr>
-          <w:hyperlink w:anchor="_Toc231978734" w:history="1">
+          <w:hyperlink w:anchor="_Toc231980902" w:history="1">
             <w:r>
               <w:rPr>
                 <w:rStyle w:val="Hipercze"/>
@@ -3152,7 +3152,7 @@
                 <w:noProof/>
                 <w:webHidden/>
               </w:rPr>
-              <w:instrText xml:space="preserve"> PAGEREF _Toc231978734 \h </w:instrText>
+              <w:instrText xml:space="preserve"> PAGEREF _Toc231980902 \h </w:instrText>
             </w:r>
             <w:r>
               <w:rPr>
@@ -3172,7 +3172,7 @@
                 <w:noProof/>
                 <w:webHidden/>
               </w:rPr>
-              <w:t>24</w:t>
+              <w:t>25</w:t>
             </w:r>
             <w:r>
               <w:rPr>
@@ -3199,7 +3199,7 @@
               <w14:ligatures w14:val="standardContextual"/>
             </w:rPr>
           </w:pPr>
-          <w:hyperlink w:anchor="_Toc231978735" w:history="1">
+          <w:hyperlink w:anchor="_Toc231980903" w:history="1">
             <w:r>
               <w:rPr>
                 <w:rStyle w:val="Hipercze"/>
@@ -3244,7 +3244,7 @@
                 <w:noProof/>
                 <w:webHidden/>
               </w:rPr>
-              <w:instrText xml:space="preserve"> PAGEREF _Toc231978735 \h </w:instrText>
+              <w:instrText xml:space="preserve"> PAGEREF _Toc231980903 \h </w:instrText>
             </w:r>
             <w:r>
               <w:rPr>
@@ -3264,7 +3264,7 @@
                 <w:noProof/>
                 <w:webHidden/>
               </w:rPr>
-              <w:t>24</w:t>
+              <w:t>25</w:t>
             </w:r>
             <w:r>
               <w:rPr>
@@ -3291,7 +3291,7 @@
               <w14:ligatures w14:val="standardContextual"/>
             </w:rPr>
           </w:pPr>
-          <w:hyperlink w:anchor="_Toc231978736" w:history="1">
+          <w:hyperlink w:anchor="_Toc231980904" w:history="1">
             <w:r>
               <w:rPr>
                 <w:rStyle w:val="Hipercze"/>
@@ -3336,7 +3336,7 @@
                 <w:noProof/>
                 <w:webHidden/>
               </w:rPr>
-              <w:instrText xml:space="preserve"> PAGEREF _Toc231978736 \h </w:instrText>
+              <w:instrText xml:space="preserve"> PAGEREF _Toc231980904 \h </w:instrText>
             </w:r>
             <w:r>
               <w:rPr>
@@ -3356,7 +3356,7 @@
                 <w:noProof/>
                 <w:webHidden/>
               </w:rPr>
-              <w:t>24</w:t>
+              <w:t>25</w:t>
             </w:r>
             <w:r>
               <w:rPr>
@@ -3383,7 +3383,7 @@
               <w14:ligatures w14:val="standardContextual"/>
             </w:rPr>
           </w:pPr>
-          <w:hyperlink w:anchor="_Toc231978737" w:history="1">
+          <w:hyperlink w:anchor="_Toc231980905" w:history="1">
             <w:r>
               <w:rPr>
                 <w:rStyle w:val="Hipercze"/>
@@ -3428,7 +3428,7 @@
                 <w:noProof/>
                 <w:webHidden/>
               </w:rPr>
-              <w:instrText xml:space="preserve"> PAGEREF _Toc231978737 \h </w:instrText>
+              <w:instrText xml:space="preserve"> PAGEREF _Toc231980905 \h </w:instrText>
             </w:r>
             <w:r>
               <w:rPr>
@@ -3448,7 +3448,7 @@
                 <w:noProof/>
                 <w:webHidden/>
               </w:rPr>
-              <w:t>26</w:t>
+              <w:t>27</w:t>
             </w:r>
             <w:r>
               <w:rPr>
@@ -3475,7 +3475,7 @@
               <w14:ligatures w14:val="standardContextual"/>
             </w:rPr>
           </w:pPr>
-          <w:hyperlink w:anchor="_Toc231978738" w:history="1">
+          <w:hyperlink w:anchor="_Toc231980906" w:history="1">
             <w:r>
               <w:rPr>
                 <w:rStyle w:val="Hipercze"/>
@@ -3520,7 +3520,7 @@
                 <w:noProof/>
                 <w:webHidden/>
               </w:rPr>
-              <w:instrText xml:space="preserve"> PAGEREF _Toc231978738 \h </w:instrText>
+              <w:instrText xml:space="preserve"> PAGEREF _Toc231980906 \h </w:instrText>
             </w:r>
             <w:r>
               <w:rPr>
@@ -3540,7 +3540,7 @@
                 <w:noProof/>
                 <w:webHidden/>
               </w:rPr>
-              <w:t>27</w:t>
+              <w:t>28</w:t>
             </w:r>
             <w:r>
               <w:rPr>
@@ -3567,7 +3567,7 @@
               <w14:ligatures w14:val="standardContextual"/>
             </w:rPr>
           </w:pPr>
-          <w:hyperlink w:anchor="_Toc231978739" w:history="1">
+          <w:hyperlink w:anchor="_Toc231980907" w:history="1">
             <w:r>
               <w:rPr>
                 <w:rStyle w:val="Hipercze"/>
@@ -3612,7 +3612,7 @@
                 <w:noProof/>
                 <w:webHidden/>
               </w:rPr>
-              <w:instrText xml:space="preserve"> PAGEREF _Toc231978739 \h </w:instrText>
+              <w:instrText xml:space="preserve"> PAGEREF _Toc231980907 \h </w:instrText>
             </w:r>
             <w:r>
               <w:rPr>
@@ -3632,7 +3632,7 @@
                 <w:noProof/>
                 <w:webHidden/>
               </w:rPr>
-              <w:t>29</w:t>
+              <w:t>30</w:t>
             </w:r>
             <w:r>
               <w:rPr>
@@ -3659,7 +3659,7 @@
               <w14:ligatures w14:val="standardContextual"/>
             </w:rPr>
           </w:pPr>
-          <w:hyperlink w:anchor="_Toc231978740" w:history="1">
+          <w:hyperlink w:anchor="_Toc231980908" w:history="1">
             <w:r>
               <w:rPr>
                 <w:rStyle w:val="Hipercze"/>
@@ -3704,7 +3704,7 @@
                 <w:noProof/>
                 <w:webHidden/>
               </w:rPr>
-              <w:instrText xml:space="preserve"> PAGEREF _Toc231978740 \h </w:instrText>
+              <w:instrText xml:space="preserve"> PAGEREF _Toc231980908 \h </w:instrText>
             </w:r>
             <w:r>
               <w:rPr>
@@ -3724,7 +3724,7 @@
                 <w:noProof/>
                 <w:webHidden/>
               </w:rPr>
-              <w:t>30</w:t>
+              <w:t>31</w:t>
             </w:r>
             <w:r>
               <w:rPr>
@@ -3751,7 +3751,7 @@
               <w14:ligatures w14:val="standardContextual"/>
             </w:rPr>
           </w:pPr>
-          <w:hyperlink w:anchor="_Toc231978741" w:history="1">
+          <w:hyperlink w:anchor="_Toc231980909" w:history="1">
             <w:r>
               <w:rPr>
                 <w:rStyle w:val="Hipercze"/>
@@ -3796,7 +3796,7 @@
                 <w:noProof/>
                 <w:webHidden/>
               </w:rPr>
-              <w:instrText xml:space="preserve"> PAGEREF _Toc231978741 \h </w:instrText>
+              <w:instrText xml:space="preserve"> PAGEREF _Toc231980909 \h </w:instrText>
             </w:r>
             <w:r>
               <w:rPr>
@@ -3816,7 +3816,7 @@
                 <w:noProof/>
                 <w:webHidden/>
               </w:rPr>
-              <w:t>31</w:t>
+              <w:t>32</w:t>
             </w:r>
             <w:r>
               <w:rPr>
@@ -3863,7 +3863,7 @@
       <w:pPr>
         <w:pStyle w:val="Nagwek1"/>
       </w:pPr>
-      <w:bookmarkStart w:id="1" w:name="_Toc231978707"/>
+      <w:bookmarkStart w:id="1" w:name="_Toc231980875"/>
       <w:r>
         <w:lastRenderedPageBreak/>
         <w:t>Wstęp</w:t>
@@ -3889,7 +3889,7 @@
       <w:pPr>
         <w:pStyle w:val="Nagwek1"/>
       </w:pPr>
-      <w:bookmarkStart w:id="2" w:name="_Toc231978708"/>
+      <w:bookmarkStart w:id="2" w:name="_Toc231980876"/>
       <w:r>
         <w:t>Opis zbioru danych</w:t>
       </w:r>
@@ -4002,28 +4002,18 @@
         <w:pStyle w:val="Legenda"/>
       </w:pPr>
       <w:bookmarkStart w:id="3" w:name="_Ref231941447"/>
-      <w:bookmarkStart w:id="4" w:name="_Toc231978676"/>
+      <w:bookmarkStart w:id="4" w:name="_Toc231980842"/>
       <w:r>
         <w:t xml:space="preserve">Tab. </w:t>
       </w:r>
-      <w:r>
-        <w:fldChar w:fldCharType="begin"/>
-      </w:r>
-      <w:r>
-        <w:instrText xml:space="preserve"> SEQ Tab. \* ARABIC </w:instrText>
-      </w:r>
-      <w:r>
-        <w:fldChar w:fldCharType="separate"/>
-      </w:r>
-      <w:r>
-        <w:rPr>
-          <w:noProof/>
-        </w:rPr>
-        <w:t>1</w:t>
-      </w:r>
-      <w:r>
-        <w:fldChar w:fldCharType="end"/>
-      </w:r>
+      <w:fldSimple w:instr=" SEQ Tab. \* ARABIC ">
+        <w:r>
+          <w:rPr>
+            <w:noProof/>
+          </w:rPr>
+          <w:t>1</w:t>
+        </w:r>
+      </w:fldSimple>
       <w:bookmarkEnd w:id="3"/>
       <w:r>
         <w:t>. Charakterystyka próby po przygotowaniu danych</w:t>
@@ -4381,28 +4371,18 @@
         <w:pStyle w:val="Legenda"/>
       </w:pPr>
       <w:bookmarkStart w:id="5" w:name="_Ref231941414"/>
-      <w:bookmarkStart w:id="6" w:name="_Toc231978677"/>
+      <w:bookmarkStart w:id="6" w:name="_Toc231980843"/>
       <w:r>
         <w:t xml:space="preserve">Tab. </w:t>
       </w:r>
-      <w:r>
-        <w:fldChar w:fldCharType="begin"/>
-      </w:r>
-      <w:r>
-        <w:instrText xml:space="preserve"> SEQ Tab. \* ARABIC </w:instrText>
-      </w:r>
-      <w:r>
-        <w:fldChar w:fldCharType="separate"/>
-      </w:r>
-      <w:r>
-        <w:rPr>
-          <w:noProof/>
-        </w:rPr>
-        <w:t>2</w:t>
-      </w:r>
-      <w:r>
-        <w:fldChar w:fldCharType="end"/>
-      </w:r>
+      <w:fldSimple w:instr=" SEQ Tab. \* ARABIC ">
+        <w:r>
+          <w:rPr>
+            <w:noProof/>
+          </w:rPr>
+          <w:t>2</w:t>
+        </w:r>
+      </w:fldSimple>
       <w:bookmarkEnd w:id="5"/>
       <w:r>
         <w:t>.</w:t>
@@ -5112,7 +5092,7 @@
       <w:pPr>
         <w:pStyle w:val="Nagwek1"/>
       </w:pPr>
-      <w:bookmarkStart w:id="7" w:name="_Toc231978709"/>
+      <w:bookmarkStart w:id="7" w:name="_Toc231980877"/>
       <w:r>
         <w:t>Cel badania i hipotezy</w:t>
       </w:r>
@@ -5185,7 +5165,7 @@
       <w:pPr>
         <w:pStyle w:val="Nagwek1"/>
       </w:pPr>
-      <w:bookmarkStart w:id="8" w:name="_Toc231978710"/>
+      <w:bookmarkStart w:id="8" w:name="_Toc231980878"/>
       <w:r>
         <w:t>Hipoteza H1: Model samolotu ma istotny wpływ na procent ofiar śmiertelnych w katastrofie.</w:t>
       </w:r>
@@ -5260,7 +5240,7 @@
       <w:pPr>
         <w:pStyle w:val="Nagwek2"/>
       </w:pPr>
-      <w:bookmarkStart w:id="9" w:name="_Toc231978711"/>
+      <w:bookmarkStart w:id="9" w:name="_Toc231980879"/>
       <w:r>
         <w:t>Badanie struktury populacji</w:t>
       </w:r>
@@ -5318,28 +5298,18 @@
         <w:keepNext/>
       </w:pPr>
       <w:bookmarkStart w:id="10" w:name="_Ref231940772"/>
-      <w:bookmarkStart w:id="11" w:name="_Toc231978678"/>
+      <w:bookmarkStart w:id="11" w:name="_Toc231980844"/>
       <w:r>
         <w:t xml:space="preserve">Tab. </w:t>
       </w:r>
-      <w:r>
-        <w:fldChar w:fldCharType="begin"/>
-      </w:r>
-      <w:r>
-        <w:instrText xml:space="preserve"> SEQ Tab. \* ARABIC </w:instrText>
-      </w:r>
-      <w:r>
-        <w:fldChar w:fldCharType="separate"/>
-      </w:r>
-      <w:r>
-        <w:rPr>
-          <w:noProof/>
-        </w:rPr>
-        <w:t>3</w:t>
-      </w:r>
-      <w:r>
-        <w:fldChar w:fldCharType="end"/>
-      </w:r>
+      <w:fldSimple w:instr=" SEQ Tab. \* ARABIC ">
+        <w:r>
+          <w:rPr>
+            <w:noProof/>
+          </w:rPr>
+          <w:t>3</w:t>
+        </w:r>
+      </w:fldSimple>
       <w:bookmarkEnd w:id="10"/>
       <w:r>
         <w:t xml:space="preserve">. Statystyki </w:t>
@@ -7664,31 +7634,18 @@
         <w:pStyle w:val="Legenda"/>
       </w:pPr>
       <w:bookmarkStart w:id="12" w:name="_Ref231940797"/>
-      <w:bookmarkStart w:id="13" w:name="_Toc231978696"/>
+      <w:bookmarkStart w:id="13" w:name="_Toc231980864"/>
       <w:r>
         <w:t xml:space="preserve">Rys. </w:t>
       </w:r>
-      <w:r>
-        <w:fldChar w:fldCharType="begin"/>
-      </w:r>
-      <w:r>
-        <w:instrText xml:space="preserve"> SEQ Rys. \* ARABIC </w:instrText>
-      </w:r>
-      <w:r>
-        <w:fldChar w:fldCharType="separate"/>
-      </w:r>
-      <w:r>
-        <w:rPr>
-          <w:noProof/>
-        </w:rPr>
-        <w:t>1</w:t>
-      </w:r>
-      <w:r>
-        <w:rPr>
-          <w:noProof/>
-        </w:rPr>
-        <w:fldChar w:fldCharType="end"/>
-      </w:r>
+      <w:fldSimple w:instr=" SEQ Rys. \* ARABIC ">
+        <w:r>
+          <w:rPr>
+            <w:noProof/>
+          </w:rPr>
+          <w:t>1</w:t>
+        </w:r>
+      </w:fldSimple>
       <w:bookmarkEnd w:id="12"/>
       <w:r>
         <w:t xml:space="preserve">. Rozkład </w:t>
@@ -7806,18 +7763,57 @@
         <w:pStyle w:val="Legenda"/>
       </w:pPr>
       <w:bookmarkStart w:id="14" w:name="_Ref231940813"/>
-      <w:bookmarkStart w:id="15" w:name="_Toc231978697"/>
+      <w:bookmarkStart w:id="15" w:name="_Toc231980865"/>
       <w:r>
         <w:t xml:space="preserve">Rys. </w:t>
       </w:r>
+      <w:fldSimple w:instr=" SEQ Rys. \* ARABIC ">
+        <w:r>
+          <w:rPr>
+            <w:noProof/>
+          </w:rPr>
+          <w:t>2</w:t>
+        </w:r>
+      </w:fldSimple>
+      <w:bookmarkEnd w:id="14"/>
+      <w:r>
+        <w:t xml:space="preserve">. Średni </w:t>
+      </w:r>
+      <w:proofErr w:type="spellStart"/>
+      <w:r>
+        <w:t>FatalityRate</w:t>
+      </w:r>
+      <w:proofErr w:type="spellEnd"/>
+      <w:r>
+        <w:t xml:space="preserve"> według modelu samolotu</w:t>
+      </w:r>
+      <w:bookmarkEnd w:id="15"/>
+    </w:p>
+    <w:p/>
+    <w:p>
+      <w:r>
+        <w:rPr>
+          <w:b/>
+        </w:rPr>
+        <w:t>Interpretacja:</w:t>
+      </w:r>
+      <w:r>
+        <w:t xml:space="preserve"> Na </w:t>
+      </w:r>
+      <w:r>
+        <w:t>(</w:t>
+      </w:r>
       <w:r>
         <w:fldChar w:fldCharType="begin"/>
       </w:r>
       <w:r>
-        <w:instrText xml:space="preserve"> SEQ Rys. \* ARABIC </w:instrText>
+        <w:instrText xml:space="preserve"> REF _Ref231940813 \h </w:instrText>
       </w:r>
       <w:r>
         <w:fldChar w:fldCharType="separate"/>
+      </w:r>
+      <w:r>
+        <w:t xml:space="preserve">Rys. </w:t>
       </w:r>
       <w:r>
         <w:rPr>
@@ -7826,58 +7822,6 @@
         <w:t>2</w:t>
       </w:r>
       <w:r>
-        <w:rPr>
-          <w:noProof/>
-        </w:rPr>
-        <w:fldChar w:fldCharType="end"/>
-      </w:r>
-      <w:bookmarkEnd w:id="14"/>
-      <w:r>
-        <w:t xml:space="preserve">. Średni </w:t>
-      </w:r>
-      <w:proofErr w:type="spellStart"/>
-      <w:r>
-        <w:t>FatalityRate</w:t>
-      </w:r>
-      <w:proofErr w:type="spellEnd"/>
-      <w:r>
-        <w:t xml:space="preserve"> według modelu samolotu</w:t>
-      </w:r>
-      <w:bookmarkEnd w:id="15"/>
-    </w:p>
-    <w:p/>
-    <w:p>
-      <w:r>
-        <w:rPr>
-          <w:b/>
-        </w:rPr>
-        <w:t>Interpretacja:</w:t>
-      </w:r>
-      <w:r>
-        <w:t xml:space="preserve"> Na </w:t>
-      </w:r>
-      <w:r>
-        <w:t>(</w:t>
-      </w:r>
-      <w:r>
-        <w:fldChar w:fldCharType="begin"/>
-      </w:r>
-      <w:r>
-        <w:instrText xml:space="preserve"> REF _Ref231940813 \h </w:instrText>
-      </w:r>
-      <w:r>
-        <w:fldChar w:fldCharType="separate"/>
-      </w:r>
-      <w:r>
-        <w:t xml:space="preserve">Rys. </w:t>
-      </w:r>
-      <w:r>
-        <w:rPr>
-          <w:noProof/>
-        </w:rPr>
-        <w:t>2</w:t>
-      </w:r>
-      <w:r>
         <w:fldChar w:fldCharType="end"/>
       </w:r>
       <w:r>
@@ -7899,7 +7843,7 @@
       <w:pPr>
         <w:pStyle w:val="Nagwek2"/>
       </w:pPr>
-      <w:bookmarkStart w:id="16" w:name="_Toc231978712"/>
+      <w:bookmarkStart w:id="16" w:name="_Toc231980880"/>
       <w:r>
         <w:t>Dobór zmiennych do modelu</w:t>
       </w:r>
@@ -7954,28 +7898,18 @@
         <w:keepNext/>
       </w:pPr>
       <w:bookmarkStart w:id="17" w:name="_Ref231940832"/>
-      <w:bookmarkStart w:id="18" w:name="_Toc231978679"/>
+      <w:bookmarkStart w:id="18" w:name="_Toc231980845"/>
       <w:r>
         <w:t xml:space="preserve">Tab. </w:t>
       </w:r>
-      <w:r>
-        <w:fldChar w:fldCharType="begin"/>
-      </w:r>
-      <w:r>
-        <w:instrText xml:space="preserve"> SEQ Tab. \* ARABIC </w:instrText>
-      </w:r>
-      <w:r>
-        <w:fldChar w:fldCharType="separate"/>
-      </w:r>
-      <w:r>
-        <w:rPr>
-          <w:noProof/>
-        </w:rPr>
-        <w:t>4</w:t>
-      </w:r>
-      <w:r>
-        <w:fldChar w:fldCharType="end"/>
-      </w:r>
+      <w:fldSimple w:instr=" SEQ Tab. \* ARABIC ">
+        <w:r>
+          <w:rPr>
+            <w:noProof/>
+          </w:rPr>
+          <w:t>4</w:t>
+        </w:r>
+      </w:fldSimple>
       <w:bookmarkEnd w:id="17"/>
       <w:r>
         <w:t>. Zmienne wykorzystane do weryfikacji H1</w:t>
@@ -8399,7 +8333,7 @@
       <w:pPr>
         <w:pStyle w:val="Nagwek2"/>
       </w:pPr>
-      <w:bookmarkStart w:id="19" w:name="_Toc231978713"/>
+      <w:bookmarkStart w:id="19" w:name="_Toc231980881"/>
       <w:r>
         <w:t>Analiza danych dla hipotezy</w:t>
       </w:r>
@@ -8417,28 +8351,18 @@
         <w:keepNext/>
       </w:pPr>
       <w:bookmarkStart w:id="20" w:name="_Ref231940853"/>
-      <w:bookmarkStart w:id="21" w:name="_Toc231978680"/>
+      <w:bookmarkStart w:id="21" w:name="_Toc231980846"/>
       <w:r>
         <w:t xml:space="preserve">Tab. </w:t>
       </w:r>
-      <w:r>
-        <w:fldChar w:fldCharType="begin"/>
-      </w:r>
-      <w:r>
-        <w:instrText xml:space="preserve"> SEQ Tab. \* ARABIC </w:instrText>
-      </w:r>
-      <w:r>
-        <w:fldChar w:fldCharType="separate"/>
-      </w:r>
-      <w:r>
-        <w:rPr>
-          <w:noProof/>
-        </w:rPr>
-        <w:t>5</w:t>
-      </w:r>
-      <w:r>
-        <w:fldChar w:fldCharType="end"/>
-      </w:r>
+      <w:fldSimple w:instr=" SEQ Tab. \* ARABIC ">
+        <w:r>
+          <w:rPr>
+            <w:noProof/>
+          </w:rPr>
+          <w:t>5</w:t>
+        </w:r>
+      </w:fldSimple>
       <w:bookmarkEnd w:id="20"/>
       <w:r>
         <w:t>. Test Kruskala-</w:t>
@@ -8752,7 +8676,7 @@
       <w:pPr>
         <w:pStyle w:val="Nagwek2"/>
       </w:pPr>
-      <w:bookmarkStart w:id="22" w:name="_Toc231978714"/>
+      <w:bookmarkStart w:id="22" w:name="_Toc231980882"/>
       <w:r>
         <w:t>Opracowanie drzew decyzyjnych dla hipotezy</w:t>
       </w:r>
@@ -8820,7 +8744,7 @@
       <w:pPr>
         <w:pStyle w:val="Nagwek2"/>
       </w:pPr>
-      <w:bookmarkStart w:id="23" w:name="_Toc231978715"/>
+      <w:bookmarkStart w:id="23" w:name="_Toc231980883"/>
       <w:r>
         <w:t>Analiza skupień dla hipotezy</w:t>
       </w:r>
@@ -8843,7 +8767,7 @@
       <w:pPr>
         <w:pStyle w:val="Nagwek2"/>
       </w:pPr>
-      <w:bookmarkStart w:id="24" w:name="_Toc231978716"/>
+      <w:bookmarkStart w:id="24" w:name="_Toc231980884"/>
       <w:r>
         <w:lastRenderedPageBreak/>
         <w:t>Podsumowanie hipotezy</w:t>
@@ -8880,7 +8804,7 @@
       <w:pPr>
         <w:pStyle w:val="Nagwek1"/>
       </w:pPr>
-      <w:bookmarkStart w:id="25" w:name="_Toc231978717"/>
+      <w:bookmarkStart w:id="25" w:name="_Toc231980885"/>
       <w:r>
         <w:t>Hipoteza H2: Dominująca przyczyna katastrofy zależy od modelu samolotu.</w:t>
       </w:r>
@@ -8945,7 +8869,7 @@
       <w:pPr>
         <w:pStyle w:val="Nagwek2"/>
       </w:pPr>
-      <w:bookmarkStart w:id="26" w:name="_Toc231978718"/>
+      <w:bookmarkStart w:id="26" w:name="_Toc231980886"/>
       <w:r>
         <w:t>Badanie struktury populacji</w:t>
       </w:r>
@@ -8995,28 +8919,18 @@
         <w:keepNext/>
       </w:pPr>
       <w:bookmarkStart w:id="27" w:name="_Ref231940883"/>
-      <w:bookmarkStart w:id="28" w:name="_Toc231978681"/>
+      <w:bookmarkStart w:id="28" w:name="_Toc231980847"/>
       <w:r>
         <w:t xml:space="preserve">Tab. </w:t>
       </w:r>
-      <w:r>
-        <w:fldChar w:fldCharType="begin"/>
-      </w:r>
-      <w:r>
-        <w:instrText xml:space="preserve"> SEQ Tab. \* ARABIC </w:instrText>
-      </w:r>
-      <w:r>
-        <w:fldChar w:fldCharType="separate"/>
-      </w:r>
-      <w:r>
-        <w:rPr>
-          <w:noProof/>
-        </w:rPr>
-        <w:t>6</w:t>
-      </w:r>
-      <w:r>
-        <w:fldChar w:fldCharType="end"/>
-      </w:r>
+      <w:fldSimple w:instr=" SEQ Tab. \* ARABIC ">
+        <w:r>
+          <w:rPr>
+            <w:noProof/>
+          </w:rPr>
+          <w:t>6</w:t>
+        </w:r>
+      </w:fldSimple>
       <w:bookmarkEnd w:id="27"/>
       <w:r>
         <w:t>. Liczebność kategorii przyczyn katastrof</w:t>
@@ -9566,18 +9480,49 @@
         <w:pStyle w:val="Legenda"/>
       </w:pPr>
       <w:bookmarkStart w:id="29" w:name="_Ref231940902"/>
-      <w:bookmarkStart w:id="30" w:name="_Toc231978698"/>
+      <w:bookmarkStart w:id="30" w:name="_Toc231980866"/>
       <w:r>
         <w:t xml:space="preserve">Rys. </w:t>
       </w:r>
+      <w:fldSimple w:instr=" SEQ Rys. \* ARABIC ">
+        <w:r>
+          <w:rPr>
+            <w:noProof/>
+          </w:rPr>
+          <w:t>3</w:t>
+        </w:r>
+      </w:fldSimple>
+      <w:bookmarkEnd w:id="29"/>
+      <w:r>
+        <w:t>. Liczba zdarzeń według kategorii przyczyny</w:t>
+      </w:r>
+      <w:bookmarkEnd w:id="30"/>
+    </w:p>
+    <w:p/>
+    <w:p>
+      <w:r>
+        <w:rPr>
+          <w:b/>
+        </w:rPr>
+        <w:t>Interpretacja:</w:t>
+      </w:r>
+      <w:r>
+        <w:t xml:space="preserve"> Na </w:t>
+      </w:r>
+      <w:r>
+        <w:t>(</w:t>
+      </w:r>
       <w:r>
         <w:fldChar w:fldCharType="begin"/>
       </w:r>
       <w:r>
-        <w:instrText xml:space="preserve"> SEQ Rys. \* ARABIC </w:instrText>
+        <w:instrText xml:space="preserve"> REF _Ref231940902 \h </w:instrText>
       </w:r>
       <w:r>
         <w:fldChar w:fldCharType="separate"/>
+      </w:r>
+      <w:r>
+        <w:t xml:space="preserve">Rys. </w:t>
       </w:r>
       <w:r>
         <w:rPr>
@@ -9586,150 +9531,96 @@
         <w:t>3</w:t>
       </w:r>
       <w:r>
-        <w:rPr>
-          <w:noProof/>
-        </w:rPr>
         <w:fldChar w:fldCharType="end"/>
       </w:r>
-      <w:bookmarkEnd w:id="29"/>
-      <w:r>
-        <w:t>. Liczba zdarzeń według kategorii przyczyny</w:t>
-      </w:r>
-      <w:bookmarkEnd w:id="30"/>
+      <w:r>
+        <w:t xml:space="preserve">) </w:t>
+      </w:r>
+      <w:r>
+        <w:t>przedstawiono wizualizację „Liczba zdarzeń według kategorii przyczyny”. Wykres pokazuje dominację kategorii „Błąd pilota” oraz niewielkie liczebności kategorii CFIT, Nieznane i Pogoda. Ta nierównowaga klas ogranicza możliwości dokładnego modelowania predykcyjnego.</w:t>
+      </w:r>
+    </w:p>
+    <w:p>
+      <w:pPr>
+        <w:pStyle w:val="Nagwek2"/>
+      </w:pPr>
+      <w:bookmarkStart w:id="31" w:name="_Toc231980887"/>
+      <w:r>
+        <w:t>Dobór zmiennych do modelu</w:t>
+      </w:r>
+      <w:bookmarkEnd w:id="31"/>
+    </w:p>
+    <w:p>
+      <w:r>
+        <w:t xml:space="preserve">Najbardziej bezpośrednim narzędziem dla H2 jest tabela </w:t>
+      </w:r>
+      <w:proofErr w:type="spellStart"/>
+      <w:r>
+        <w:t>wielodzielcza</w:t>
+      </w:r>
+      <w:proofErr w:type="spellEnd"/>
+      <w:r>
+        <w:t xml:space="preserve"> AC </w:t>
+      </w:r>
+      <w:proofErr w:type="spellStart"/>
+      <w:r>
+        <w:t>Type</w:t>
+      </w:r>
+      <w:proofErr w:type="spellEnd"/>
+      <w:r>
+        <w:t xml:space="preserve"> x </w:t>
+      </w:r>
+      <w:proofErr w:type="spellStart"/>
+      <w:r>
+        <w:t>CauseCategory</w:t>
+      </w:r>
+      <w:proofErr w:type="spellEnd"/>
+      <w:r>
+        <w:t xml:space="preserve"> oraz test niezależności chi-kwadrat. W analizie pomocniczej wykorzystano także ważność </w:t>
+      </w:r>
+      <w:proofErr w:type="spellStart"/>
+      <w:r>
+        <w:t>predyktorów</w:t>
+      </w:r>
+      <w:proofErr w:type="spellEnd"/>
+      <w:r>
+        <w:t xml:space="preserve"> z modelu </w:t>
+      </w:r>
+      <w:proofErr w:type="spellStart"/>
+      <w:r>
+        <w:t>Random</w:t>
+      </w:r>
+      <w:proofErr w:type="spellEnd"/>
+      <w:r>
+        <w:t xml:space="preserve"> </w:t>
+      </w:r>
+      <w:proofErr w:type="spellStart"/>
+      <w:r>
+        <w:t>Forest</w:t>
+      </w:r>
+      <w:proofErr w:type="spellEnd"/>
+      <w:r>
+        <w:t>, aby sprawdzić, czy zmienne opisujące model samolotu mają istotny wkład w klasyfikację kategorii przyczyny.</w:t>
+      </w:r>
     </w:p>
     <w:p/>
     <w:p>
-      <w:r>
-        <w:rPr>
-          <w:b/>
-        </w:rPr>
-        <w:t>Interpretacja:</w:t>
-      </w:r>
-      <w:r>
-        <w:t xml:space="preserve"> Na </w:t>
-      </w:r>
-      <w:r>
-        <w:t>(</w:t>
-      </w:r>
-      <w:r>
-        <w:fldChar w:fldCharType="begin"/>
-      </w:r>
-      <w:r>
-        <w:instrText xml:space="preserve"> REF _Ref231940902 \h </w:instrText>
-      </w:r>
-      <w:r>
-        <w:fldChar w:fldCharType="separate"/>
-      </w:r>
-      <w:r>
-        <w:t xml:space="preserve">Rys. </w:t>
-      </w:r>
-      <w:r>
-        <w:rPr>
-          <w:noProof/>
-        </w:rPr>
-        <w:t>3</w:t>
-      </w:r>
-      <w:r>
-        <w:fldChar w:fldCharType="end"/>
-      </w:r>
-      <w:r>
-        <w:t xml:space="preserve">) </w:t>
-      </w:r>
-      <w:r>
-        <w:t>przedstawiono wizualizację „Liczba zdarzeń według kategorii przyczyny”. Wykres pokazuje dominację kategorii „Błąd pilota” oraz niewielkie liczebności kategorii CFIT, Nieznane i Pogoda. Ta nierównowaga klas ogranicza możliwości dokładnego modelowania predykcyjnego.</w:t>
-      </w:r>
-    </w:p>
-    <w:p>
-      <w:pPr>
-        <w:pStyle w:val="Nagwek2"/>
-      </w:pPr>
-      <w:bookmarkStart w:id="31" w:name="_Toc231978719"/>
-      <w:r>
-        <w:t>Dobór zmiennych do modelu</w:t>
-      </w:r>
-      <w:bookmarkEnd w:id="31"/>
-    </w:p>
-    <w:p>
-      <w:r>
-        <w:t xml:space="preserve">Najbardziej bezpośrednim narzędziem dla H2 jest tabela </w:t>
-      </w:r>
-      <w:proofErr w:type="spellStart"/>
-      <w:r>
-        <w:t>wielodzielcza</w:t>
-      </w:r>
-      <w:proofErr w:type="spellEnd"/>
-      <w:r>
-        <w:t xml:space="preserve"> AC </w:t>
-      </w:r>
-      <w:proofErr w:type="spellStart"/>
-      <w:r>
-        <w:t>Type</w:t>
-      </w:r>
-      <w:proofErr w:type="spellEnd"/>
-      <w:r>
-        <w:t xml:space="preserve"> x </w:t>
-      </w:r>
-      <w:proofErr w:type="spellStart"/>
-      <w:r>
-        <w:t>CauseCategory</w:t>
-      </w:r>
-      <w:proofErr w:type="spellEnd"/>
-      <w:r>
-        <w:t xml:space="preserve"> oraz test niezależności chi-kwadrat. W analizie pomocniczej wykorzystano także ważność </w:t>
-      </w:r>
-      <w:proofErr w:type="spellStart"/>
-      <w:r>
-        <w:t>predyktorów</w:t>
-      </w:r>
-      <w:proofErr w:type="spellEnd"/>
-      <w:r>
-        <w:t xml:space="preserve"> z modelu </w:t>
-      </w:r>
-      <w:proofErr w:type="spellStart"/>
-      <w:r>
-        <w:t>Random</w:t>
-      </w:r>
-      <w:proofErr w:type="spellEnd"/>
-      <w:r>
-        <w:t xml:space="preserve"> </w:t>
-      </w:r>
-      <w:proofErr w:type="spellStart"/>
-      <w:r>
-        <w:t>Forest</w:t>
-      </w:r>
-      <w:proofErr w:type="spellEnd"/>
-      <w:r>
-        <w:t>, aby sprawdzić, czy zmienne opisujące model samolotu mają istotny wkład w klasyfikację kategorii przyczyny.</w:t>
-      </w:r>
-    </w:p>
-    <w:p/>
-    <w:p>
       <w:pPr>
         <w:pStyle w:val="Legenda"/>
       </w:pPr>
       <w:bookmarkStart w:id="32" w:name="_Ref231940921"/>
-      <w:bookmarkStart w:id="33" w:name="_Toc231978682"/>
+      <w:bookmarkStart w:id="33" w:name="_Toc231980848"/>
       <w:r>
         <w:t xml:space="preserve">Tab. </w:t>
       </w:r>
-      <w:r>
-        <w:fldChar w:fldCharType="begin"/>
-      </w:r>
-      <w:r>
-        <w:instrText xml:space="preserve"> SEQ Tab. \* ARABIC </w:instrText>
-      </w:r>
-      <w:r>
-        <w:fldChar w:fldCharType="separate"/>
-      </w:r>
-      <w:r>
-        <w:rPr>
-          <w:noProof/>
-        </w:rPr>
-        <w:t>7</w:t>
-      </w:r>
-      <w:r>
-        <w:fldChar w:fldCharType="end"/>
-      </w:r>
+      <w:fldSimple w:instr=" SEQ Tab. \* ARABIC ">
+        <w:r>
+          <w:rPr>
+            <w:noProof/>
+          </w:rPr>
+          <w:t>7</w:t>
+        </w:r>
+      </w:fldSimple>
       <w:bookmarkEnd w:id="32"/>
       <w:r>
         <w:t>. Zmienne wykorzystane do weryfikacji H2</w:t>
@@ -10175,7 +10066,7 @@
       <w:pPr>
         <w:pStyle w:val="Nagwek2"/>
       </w:pPr>
-      <w:bookmarkStart w:id="34" w:name="_Toc231978720"/>
+      <w:bookmarkStart w:id="34" w:name="_Toc231980888"/>
       <w:r>
         <w:t>Analiza danych dla hipotezy</w:t>
       </w:r>
@@ -10188,28 +10079,18 @@
         <w:keepNext/>
       </w:pPr>
       <w:bookmarkStart w:id="35" w:name="_Ref231940939"/>
-      <w:bookmarkStart w:id="36" w:name="_Toc231978683"/>
+      <w:bookmarkStart w:id="36" w:name="_Toc231980849"/>
       <w:r>
         <w:t xml:space="preserve">Tab. </w:t>
       </w:r>
-      <w:r>
-        <w:fldChar w:fldCharType="begin"/>
-      </w:r>
-      <w:r>
-        <w:instrText xml:space="preserve"> SEQ Tab. \* ARABIC </w:instrText>
-      </w:r>
-      <w:r>
-        <w:fldChar w:fldCharType="separate"/>
-      </w:r>
-      <w:r>
-        <w:rPr>
-          <w:noProof/>
-        </w:rPr>
-        <w:t>8</w:t>
-      </w:r>
-      <w:r>
-        <w:fldChar w:fldCharType="end"/>
-      </w:r>
+      <w:fldSimple w:instr=" SEQ Tab. \* ARABIC ">
+        <w:r>
+          <w:rPr>
+            <w:noProof/>
+          </w:rPr>
+          <w:t>8</w:t>
+        </w:r>
+      </w:fldSimple>
       <w:bookmarkEnd w:id="35"/>
       <w:r>
         <w:t>. Dominująca kategoria przyczyny w ramach modelu samolotu</w:t>
@@ -11812,18 +11693,49 @@
         <w:pStyle w:val="Legenda"/>
       </w:pPr>
       <w:bookmarkStart w:id="37" w:name="_Ref231940959"/>
-      <w:bookmarkStart w:id="38" w:name="_Toc231978699"/>
+      <w:bookmarkStart w:id="38" w:name="_Toc231980867"/>
       <w:r>
         <w:t xml:space="preserve">Rys. </w:t>
       </w:r>
+      <w:fldSimple w:instr=" SEQ Rys. \* ARABIC ">
+        <w:r>
+          <w:rPr>
+            <w:noProof/>
+          </w:rPr>
+          <w:t>4</w:t>
+        </w:r>
+      </w:fldSimple>
+      <w:bookmarkEnd w:id="37"/>
+      <w:r>
+        <w:t>. Udział kategorii przyczyn w ramach modelu samolotu</w:t>
+      </w:r>
+      <w:bookmarkEnd w:id="38"/>
+    </w:p>
+    <w:p/>
+    <w:p>
+      <w:r>
+        <w:rPr>
+          <w:b/>
+        </w:rPr>
+        <w:t>Interpretacja:</w:t>
+      </w:r>
+      <w:r>
+        <w:t xml:space="preserve"> Na </w:t>
+      </w:r>
+      <w:r>
+        <w:t>(</w:t>
+      </w:r>
       <w:r>
         <w:fldChar w:fldCharType="begin"/>
       </w:r>
       <w:r>
-        <w:instrText xml:space="preserve"> SEQ Rys. \* ARABIC </w:instrText>
+        <w:instrText xml:space="preserve"> REF _Ref231940959 \h </w:instrText>
       </w:r>
       <w:r>
         <w:fldChar w:fldCharType="separate"/>
+      </w:r>
+      <w:r>
+        <w:t xml:space="preserve">Rys. </w:t>
       </w:r>
       <w:r>
         <w:rPr>
@@ -11832,50 +11744,6 @@
         <w:t>4</w:t>
       </w:r>
       <w:r>
-        <w:rPr>
-          <w:noProof/>
-        </w:rPr>
-        <w:fldChar w:fldCharType="end"/>
-      </w:r>
-      <w:bookmarkEnd w:id="37"/>
-      <w:r>
-        <w:t>. Udział kategorii przyczyn w ramach modelu samolotu</w:t>
-      </w:r>
-      <w:bookmarkEnd w:id="38"/>
-    </w:p>
-    <w:p/>
-    <w:p>
-      <w:r>
-        <w:rPr>
-          <w:b/>
-        </w:rPr>
-        <w:t>Interpretacja:</w:t>
-      </w:r>
-      <w:r>
-        <w:t xml:space="preserve"> Na </w:t>
-      </w:r>
-      <w:r>
-        <w:t>(</w:t>
-      </w:r>
-      <w:r>
-        <w:fldChar w:fldCharType="begin"/>
-      </w:r>
-      <w:r>
-        <w:instrText xml:space="preserve"> REF _Ref231940959 \h </w:instrText>
-      </w:r>
-      <w:r>
-        <w:fldChar w:fldCharType="separate"/>
-      </w:r>
-      <w:r>
-        <w:t xml:space="preserve">Rys. </w:t>
-      </w:r>
-      <w:r>
-        <w:rPr>
-          <w:noProof/>
-        </w:rPr>
-        <w:t>4</w:t>
-      </w:r>
-      <w:r>
         <w:fldChar w:fldCharType="end"/>
       </w:r>
       <w:r>
@@ -11904,28 +11772,18 @@
         <w:pStyle w:val="Legenda"/>
       </w:pPr>
       <w:bookmarkStart w:id="39" w:name="_Ref231940976"/>
-      <w:bookmarkStart w:id="40" w:name="_Toc231978684"/>
+      <w:bookmarkStart w:id="40" w:name="_Toc231980850"/>
       <w:r>
         <w:t xml:space="preserve">Tab. </w:t>
       </w:r>
-      <w:r>
-        <w:fldChar w:fldCharType="begin"/>
-      </w:r>
-      <w:r>
-        <w:instrText xml:space="preserve"> SEQ Tab. \* ARABIC </w:instrText>
-      </w:r>
-      <w:r>
-        <w:fldChar w:fldCharType="separate"/>
-      </w:r>
-      <w:r>
-        <w:rPr>
-          <w:noProof/>
-        </w:rPr>
-        <w:t>9</w:t>
-      </w:r>
-      <w:r>
-        <w:fldChar w:fldCharType="end"/>
-      </w:r>
+      <w:fldSimple w:instr=" SEQ Tab. \* ARABIC ">
+        <w:r>
+          <w:rPr>
+            <w:noProof/>
+          </w:rPr>
+          <w:t>9</w:t>
+        </w:r>
+      </w:fldSimple>
       <w:bookmarkEnd w:id="39"/>
       <w:r>
         <w:t xml:space="preserve">. Testy Chi2 dla zależności dotyczących </w:t>
@@ -12623,31 +12481,18 @@
         <w:pStyle w:val="Legenda"/>
       </w:pPr>
       <w:bookmarkStart w:id="41" w:name="_Ref231940997"/>
-      <w:bookmarkStart w:id="42" w:name="_Toc231978700"/>
+      <w:bookmarkStart w:id="42" w:name="_Toc231980868"/>
       <w:r>
         <w:t xml:space="preserve">Rys. </w:t>
       </w:r>
-      <w:r>
-        <w:fldChar w:fldCharType="begin"/>
-      </w:r>
-      <w:r>
-        <w:instrText xml:space="preserve"> SEQ Rys. \* ARABIC </w:instrText>
-      </w:r>
-      <w:r>
-        <w:fldChar w:fldCharType="separate"/>
-      </w:r>
-      <w:r>
-        <w:rPr>
-          <w:noProof/>
-        </w:rPr>
-        <w:t>5</w:t>
-      </w:r>
-      <w:r>
-        <w:rPr>
-          <w:noProof/>
-        </w:rPr>
-        <w:fldChar w:fldCharType="end"/>
-      </w:r>
+      <w:fldSimple w:instr=" SEQ Rys. \* ARABIC ">
+        <w:r>
+          <w:rPr>
+            <w:noProof/>
+          </w:rPr>
+          <w:t>5</w:t>
+        </w:r>
+      </w:fldSimple>
       <w:bookmarkEnd w:id="41"/>
       <w:r>
         <w:t xml:space="preserve">. Najważniejsze </w:t>
@@ -12737,7 +12582,7 @@
       <w:pPr>
         <w:pStyle w:val="Nagwek2"/>
       </w:pPr>
-      <w:bookmarkStart w:id="43" w:name="_Toc231978721"/>
+      <w:bookmarkStart w:id="43" w:name="_Toc231980889"/>
       <w:r>
         <w:t>Opracowanie drzew decyzyjnych dla hipotezy</w:t>
       </w:r>
@@ -12789,7 +12634,7 @@
       <w:pPr>
         <w:pStyle w:val="Nagwek2"/>
       </w:pPr>
-      <w:bookmarkStart w:id="44" w:name="_Toc231978722"/>
+      <w:bookmarkStart w:id="44" w:name="_Toc231980890"/>
       <w:r>
         <w:t>Analiza skupień dla hipotezy</w:t>
       </w:r>
@@ -12804,7 +12649,7 @@
       <w:pPr>
         <w:pStyle w:val="Nagwek2"/>
       </w:pPr>
-      <w:bookmarkStart w:id="45" w:name="_Toc231978723"/>
+      <w:bookmarkStart w:id="45" w:name="_Toc231980891"/>
       <w:r>
         <w:lastRenderedPageBreak/>
         <w:t>Podsumowanie hipotezy</w:t>
@@ -12870,7 +12715,7 @@
       <w:pPr>
         <w:pStyle w:val="Nagwek1"/>
       </w:pPr>
-      <w:bookmarkStart w:id="46" w:name="_Toc231978724"/>
+      <w:bookmarkStart w:id="46" w:name="_Toc231980892"/>
       <w:r>
         <w:t>Hipoteza H3: Wpływ modelu samolotu na śmiertelność katastrof zmieniał się w czasie</w:t>
       </w:r>
@@ -12923,7 +12768,7 @@
       <w:pPr>
         <w:pStyle w:val="Nagwek2"/>
       </w:pPr>
-      <w:bookmarkStart w:id="47" w:name="_Toc231978725"/>
+      <w:bookmarkStart w:id="47" w:name="_Toc231980893"/>
       <w:r>
         <w:t>Badanie struktury populacji</w:t>
       </w:r>
@@ -13007,28 +12852,18 @@
         <w:keepNext/>
       </w:pPr>
       <w:bookmarkStart w:id="48" w:name="_Ref231941043"/>
-      <w:bookmarkStart w:id="49" w:name="_Toc231978685"/>
+      <w:bookmarkStart w:id="49" w:name="_Toc231980851"/>
       <w:r>
         <w:t xml:space="preserve">Tab. </w:t>
       </w:r>
-      <w:r>
-        <w:fldChar w:fldCharType="begin"/>
-      </w:r>
-      <w:r>
-        <w:instrText xml:space="preserve"> SEQ Tab. \* ARABIC </w:instrText>
-      </w:r>
-      <w:r>
-        <w:fldChar w:fldCharType="separate"/>
-      </w:r>
-      <w:r>
-        <w:rPr>
-          <w:noProof/>
-        </w:rPr>
-        <w:t>10</w:t>
-      </w:r>
-      <w:r>
-        <w:fldChar w:fldCharType="end"/>
-      </w:r>
+      <w:fldSimple w:instr=" SEQ Tab. \* ARABIC ">
+        <w:r>
+          <w:rPr>
+            <w:noProof/>
+          </w:rPr>
+          <w:t>10</w:t>
+        </w:r>
+      </w:fldSimple>
       <w:bookmarkEnd w:id="48"/>
       <w:r>
         <w:t>. Liczba zdarzeń w kolejnych dekadach</w:t>
@@ -13531,31 +13366,18 @@
         <w:pStyle w:val="Legenda"/>
       </w:pPr>
       <w:bookmarkStart w:id="50" w:name="_Ref231941060"/>
-      <w:bookmarkStart w:id="51" w:name="_Toc231978701"/>
+      <w:bookmarkStart w:id="51" w:name="_Toc231980869"/>
       <w:r>
         <w:t xml:space="preserve">Rys. </w:t>
       </w:r>
-      <w:r>
-        <w:fldChar w:fldCharType="begin"/>
-      </w:r>
-      <w:r>
-        <w:instrText xml:space="preserve"> SEQ Rys. \* ARABIC </w:instrText>
-      </w:r>
-      <w:r>
-        <w:fldChar w:fldCharType="separate"/>
-      </w:r>
-      <w:r>
-        <w:rPr>
-          <w:noProof/>
-        </w:rPr>
-        <w:t>6</w:t>
-      </w:r>
-      <w:r>
-        <w:rPr>
-          <w:noProof/>
-        </w:rPr>
-        <w:fldChar w:fldCharType="end"/>
-      </w:r>
+      <w:fldSimple w:instr=" SEQ Rys. \* ARABIC ">
+        <w:r>
+          <w:rPr>
+            <w:noProof/>
+          </w:rPr>
+          <w:t>6</w:t>
+        </w:r>
+      </w:fldSimple>
       <w:bookmarkEnd w:id="50"/>
       <w:r>
         <w:t xml:space="preserve">. Średni </w:t>
@@ -13703,18 +13525,57 @@
         <w:pStyle w:val="Legenda"/>
       </w:pPr>
       <w:bookmarkStart w:id="52" w:name="_Ref231941079"/>
-      <w:bookmarkStart w:id="53" w:name="_Toc231978702"/>
+      <w:bookmarkStart w:id="53" w:name="_Toc231980870"/>
       <w:r>
         <w:t xml:space="preserve">Rys. </w:t>
       </w:r>
+      <w:fldSimple w:instr=" SEQ Rys. \* ARABIC ">
+        <w:r>
+          <w:rPr>
+            <w:noProof/>
+          </w:rPr>
+          <w:t>7</w:t>
+        </w:r>
+      </w:fldSimple>
+      <w:bookmarkEnd w:id="52"/>
+      <w:r>
+        <w:t xml:space="preserve">. Rozkład </w:t>
+      </w:r>
+      <w:proofErr w:type="spellStart"/>
+      <w:r>
+        <w:t>FatalityRate</w:t>
+      </w:r>
+      <w:proofErr w:type="spellEnd"/>
+      <w:r>
+        <w:t xml:space="preserve"> w kolejnych dekadach</w:t>
+      </w:r>
+      <w:bookmarkEnd w:id="53"/>
+    </w:p>
+    <w:p/>
+    <w:p>
+      <w:r>
+        <w:rPr>
+          <w:b/>
+        </w:rPr>
+        <w:t>Interpretacja:</w:t>
+      </w:r>
+      <w:r>
+        <w:t xml:space="preserve"> Na </w:t>
+      </w:r>
+      <w:r>
+        <w:t>(</w:t>
+      </w:r>
       <w:r>
         <w:fldChar w:fldCharType="begin"/>
       </w:r>
       <w:r>
-        <w:instrText xml:space="preserve"> SEQ Rys. \* ARABIC </w:instrText>
+        <w:instrText xml:space="preserve"> REF _Ref231941079 \h </w:instrText>
       </w:r>
       <w:r>
         <w:fldChar w:fldCharType="separate"/>
+      </w:r>
+      <w:r>
+        <w:t xml:space="preserve">Rys. </w:t>
       </w:r>
       <w:r>
         <w:rPr>
@@ -13723,58 +13584,6 @@
         <w:t>7</w:t>
       </w:r>
       <w:r>
-        <w:rPr>
-          <w:noProof/>
-        </w:rPr>
-        <w:fldChar w:fldCharType="end"/>
-      </w:r>
-      <w:bookmarkEnd w:id="52"/>
-      <w:r>
-        <w:t xml:space="preserve">. Rozkład </w:t>
-      </w:r>
-      <w:proofErr w:type="spellStart"/>
-      <w:r>
-        <w:t>FatalityRate</w:t>
-      </w:r>
-      <w:proofErr w:type="spellEnd"/>
-      <w:r>
-        <w:t xml:space="preserve"> w kolejnych dekadach</w:t>
-      </w:r>
-      <w:bookmarkEnd w:id="53"/>
-    </w:p>
-    <w:p/>
-    <w:p>
-      <w:r>
-        <w:rPr>
-          <w:b/>
-        </w:rPr>
-        <w:t>Interpretacja:</w:t>
-      </w:r>
-      <w:r>
-        <w:t xml:space="preserve"> Na </w:t>
-      </w:r>
-      <w:r>
-        <w:t>(</w:t>
-      </w:r>
-      <w:r>
-        <w:fldChar w:fldCharType="begin"/>
-      </w:r>
-      <w:r>
-        <w:instrText xml:space="preserve"> REF _Ref231941079 \h </w:instrText>
-      </w:r>
-      <w:r>
-        <w:fldChar w:fldCharType="separate"/>
-      </w:r>
-      <w:r>
-        <w:t xml:space="preserve">Rys. </w:t>
-      </w:r>
-      <w:r>
-        <w:rPr>
-          <w:noProof/>
-        </w:rPr>
-        <w:t>7</w:t>
-      </w:r>
-      <w:r>
         <w:fldChar w:fldCharType="end"/>
       </w:r>
       <w:r>
@@ -13796,7 +13605,7 @@
       <w:pPr>
         <w:pStyle w:val="Nagwek2"/>
       </w:pPr>
-      <w:bookmarkStart w:id="54" w:name="_Toc231978726"/>
+      <w:bookmarkStart w:id="54" w:name="_Toc231980894"/>
       <w:r>
         <w:t>Dobór zmiennych do modelu</w:t>
       </w:r>
@@ -13851,28 +13660,18 @@
         <w:keepNext/>
       </w:pPr>
       <w:bookmarkStart w:id="55" w:name="_Ref231941099"/>
-      <w:bookmarkStart w:id="56" w:name="_Toc231978686"/>
+      <w:bookmarkStart w:id="56" w:name="_Toc231980852"/>
       <w:r>
         <w:t xml:space="preserve">Tab. </w:t>
       </w:r>
-      <w:r>
-        <w:fldChar w:fldCharType="begin"/>
-      </w:r>
-      <w:r>
-        <w:instrText xml:space="preserve"> SEQ Tab. \* ARABIC </w:instrText>
-      </w:r>
-      <w:r>
-        <w:fldChar w:fldCharType="separate"/>
-      </w:r>
-      <w:r>
-        <w:rPr>
-          <w:noProof/>
-        </w:rPr>
-        <w:t>11</w:t>
-      </w:r>
-      <w:r>
-        <w:fldChar w:fldCharType="end"/>
-      </w:r>
+      <w:fldSimple w:instr=" SEQ Tab. \* ARABIC ">
+        <w:r>
+          <w:rPr>
+            <w:noProof/>
+          </w:rPr>
+          <w:t>11</w:t>
+        </w:r>
+      </w:fldSimple>
       <w:bookmarkEnd w:id="55"/>
       <w:r>
         <w:t xml:space="preserve">. Średni </w:t>
@@ -15473,7 +15272,7 @@
       <w:pPr>
         <w:pStyle w:val="Nagwek2"/>
       </w:pPr>
-      <w:bookmarkStart w:id="57" w:name="_Toc231978727"/>
+      <w:bookmarkStart w:id="57" w:name="_Toc231980895"/>
       <w:r>
         <w:lastRenderedPageBreak/>
         <w:t>Analiza danych dla hipotezy</w:t>
@@ -15492,28 +15291,18 @@
         <w:keepNext/>
       </w:pPr>
       <w:bookmarkStart w:id="58" w:name="_Ref231941123"/>
-      <w:bookmarkStart w:id="59" w:name="_Toc231978687"/>
+      <w:bookmarkStart w:id="59" w:name="_Toc231980853"/>
       <w:r>
         <w:t xml:space="preserve">Tab. </w:t>
       </w:r>
-      <w:r>
-        <w:fldChar w:fldCharType="begin"/>
-      </w:r>
-      <w:r>
-        <w:instrText xml:space="preserve"> SEQ Tab. \* ARABIC </w:instrText>
-      </w:r>
-      <w:r>
-        <w:fldChar w:fldCharType="separate"/>
-      </w:r>
-      <w:r>
-        <w:rPr>
-          <w:noProof/>
-        </w:rPr>
-        <w:t>12</w:t>
-      </w:r>
-      <w:r>
-        <w:fldChar w:fldCharType="end"/>
-      </w:r>
+      <w:fldSimple w:instr=" SEQ Tab. \* ARABIC ">
+        <w:r>
+          <w:rPr>
+            <w:noProof/>
+          </w:rPr>
+          <w:t>12</w:t>
+        </w:r>
+      </w:fldSimple>
       <w:bookmarkEnd w:id="58"/>
       <w:r>
         <w:t xml:space="preserve">. Korelacja rang </w:t>
@@ -17499,28 +17288,18 @@
         <w:keepNext/>
       </w:pPr>
       <w:bookmarkStart w:id="60" w:name="_Ref231941146"/>
-      <w:bookmarkStart w:id="61" w:name="_Toc231978688"/>
+      <w:bookmarkStart w:id="61" w:name="_Toc231980854"/>
       <w:r>
         <w:t xml:space="preserve">Tab. </w:t>
       </w:r>
-      <w:r>
-        <w:fldChar w:fldCharType="begin"/>
-      </w:r>
-      <w:r>
-        <w:instrText xml:space="preserve"> SEQ Tab. \* ARABIC </w:instrText>
-      </w:r>
-      <w:r>
-        <w:fldChar w:fldCharType="separate"/>
-      </w:r>
-      <w:r>
-        <w:rPr>
-          <w:noProof/>
-        </w:rPr>
-        <w:t>13</w:t>
-      </w:r>
-      <w:r>
-        <w:fldChar w:fldCharType="end"/>
-      </w:r>
+      <w:fldSimple w:instr=" SEQ Tab. \* ARABIC ">
+        <w:r>
+          <w:rPr>
+            <w:noProof/>
+          </w:rPr>
+          <w:t>13</w:t>
+        </w:r>
+      </w:fldSimple>
       <w:bookmarkEnd w:id="60"/>
       <w:r>
         <w:t>. Test Kruskala-</w:t>
@@ -17833,184 +17612,464 @@
       </w:r>
     </w:p>
     <w:p>
-      <w:pPr>
-        <w:pStyle w:val="Nagwek2"/>
-      </w:pPr>
-      <w:bookmarkStart w:id="62" w:name="_Toc231978728"/>
-      <w:r>
-        <w:t>Opracowanie drzew decyzyjnych dla hipotezy</w:t>
-      </w:r>
+      <w:r>
+        <w:t xml:space="preserve">W celu bezpośredniego sprawdzenia hipotezy H3 uzupełniono analizę o model interakcyjny. Model bazowy obejmował efekty główne zmiennych AC </w:t>
+      </w:r>
+      <w:proofErr w:type="spellStart"/>
+      <w:r>
+        <w:t>Type</w:t>
+      </w:r>
+      <w:proofErr w:type="spellEnd"/>
+      <w:r>
+        <w:t xml:space="preserve"> oraz </w:t>
+      </w:r>
+      <w:proofErr w:type="spellStart"/>
+      <w:r>
+        <w:t>Decade</w:t>
+      </w:r>
+      <w:proofErr w:type="spellEnd"/>
+      <w:r>
+        <w:t xml:space="preserve">, natomiast model pełny zawierał dodatkowo składnik AC </w:t>
+      </w:r>
+      <w:proofErr w:type="spellStart"/>
+      <w:r>
+        <w:t>Type×Decade</w:t>
+      </w:r>
+      <w:proofErr w:type="spellEnd"/>
+      <w:r>
+        <w:t xml:space="preserve">. Oznacza to, że testowano, czy wpływ modelu samolotu na </w:t>
+      </w:r>
+      <w:proofErr w:type="spellStart"/>
+      <w:r>
+        <w:t>FatalityRate</w:t>
+      </w:r>
+      <w:proofErr w:type="spellEnd"/>
+      <w:r>
+        <w:t xml:space="preserve"> zmieniał się w zależności od dekady.</w:t>
+      </w:r>
+    </w:p>
+    <w:p/>
+    <w:p>
+      <w:pPr>
+        <w:pStyle w:val="Legenda"/>
+        <w:keepNext/>
+      </w:pPr>
+      <w:bookmarkStart w:id="62" w:name="_Ref231980780"/>
+      <w:bookmarkStart w:id="63" w:name="_Toc231980855"/>
+      <w:r>
+        <w:t xml:space="preserve">Tab. </w:t>
+      </w:r>
+      <w:fldSimple w:instr=" SEQ Tab. \* ARABIC ">
+        <w:r>
+          <w:rPr>
+            <w:noProof/>
+          </w:rPr>
+          <w:t>14</w:t>
+        </w:r>
+      </w:fldSimple>
       <w:bookmarkEnd w:id="62"/>
-    </w:p>
-    <w:p>
-      <w:r>
-        <w:t xml:space="preserve">Drzewo regresyjne wykorzystuje </w:t>
-      </w:r>
-      <w:proofErr w:type="spellStart"/>
-      <w:r>
-        <w:t>DecadeCategory</w:t>
-      </w:r>
-      <w:proofErr w:type="spellEnd"/>
-      <w:r>
-        <w:t xml:space="preserve"> razem z typem samolotu, kategorią przyczyny i liczbą osób na pokładzie. Jeżeli zmienna dekady pojawia się w regułach drzewa, oznacza to, że czas wnosi pewną informację do segmentacji śmiertelności. Niska wartość R² wskazuje jednak, że sam zestaw prostych zmiennych nie wystarcza do wiarygodnej predykcji </w:t>
-      </w:r>
-      <w:proofErr w:type="spellStart"/>
-      <w:r>
-        <w:t>FatalityRate</w:t>
-      </w:r>
-      <w:proofErr w:type="spellEnd"/>
-      <w:r>
-        <w:t>.</w:t>
-      </w:r>
-    </w:p>
-    <w:p>
-      <w:pPr>
-        <w:pStyle w:val="Nagwek2"/>
-      </w:pPr>
-      <w:bookmarkStart w:id="63" w:name="_Toc231978729"/>
-      <w:r>
-        <w:t>Analiza skupień dla hipotezy</w:t>
+      <w:r>
+        <w:t xml:space="preserve">. </w:t>
+      </w:r>
+      <w:r>
+        <w:rPr>
+          <w:rFonts w:asciiTheme="minorHAnsi" w:eastAsiaTheme="minorEastAsia" w:hAnsiTheme="minorHAnsi" w:cstheme="minorBidi"/>
+          <w:noProof/>
+          <w:kern w:val="2"/>
+          <w:szCs w:val="24"/>
+          <w:lang w:eastAsia="pl-PL"/>
+          <w14:ligatures w14:val="standardContextual"/>
+        </w:rPr>
+        <w:t>Porównanie modeli liniowych dla H3</w:t>
       </w:r>
       <w:bookmarkEnd w:id="63"/>
     </w:p>
+    <w:tbl>
+      <w:tblPr>
+        <w:tblStyle w:val="Tabela-Siatka"/>
+        <w:tblW w:w="7776" w:type="dxa"/>
+        <w:jc w:val="center"/>
+        <w:tblLayout w:type="fixed"/>
+        <w:tblLook w:val="04A0" w:firstRow="1" w:lastRow="0" w:firstColumn="1" w:lastColumn="0" w:noHBand="0" w:noVBand="1"/>
+      </w:tblPr>
+      <w:tblGrid>
+        <w:gridCol w:w="4050"/>
+        <w:gridCol w:w="750"/>
+        <w:gridCol w:w="1500"/>
+        <w:gridCol w:w="1476"/>
+      </w:tblGrid>
+      <w:tr>
+        <w:trPr>
+          <w:jc w:val="center"/>
+        </w:trPr>
+        <w:tc>
+          <w:tcPr>
+            <w:tcW w:w="4050" w:type="dxa"/>
+            <w:shd w:val="clear" w:color="auto" w:fill="A6A6A6" w:themeFill="background1" w:themeFillShade="A6"/>
+            <w:vAlign w:val="center"/>
+          </w:tcPr>
+          <w:p>
+            <w:pPr>
+              <w:ind w:firstLine="0"/>
+              <w:jc w:val="center"/>
+              <w:rPr>
+                <w:b/>
+                <w:bCs/>
+                <w:sz w:val="22"/>
+              </w:rPr>
+            </w:pPr>
+            <w:r>
+              <w:rPr>
+                <w:b/>
+                <w:bCs/>
+                <w:sz w:val="22"/>
+              </w:rPr>
+              <w:t>Model</w:t>
+            </w:r>
+          </w:p>
+        </w:tc>
+        <w:tc>
+          <w:tcPr>
+            <w:tcW w:w="750" w:type="dxa"/>
+            <w:shd w:val="clear" w:color="auto" w:fill="A6A6A6" w:themeFill="background1" w:themeFillShade="A6"/>
+            <w:vAlign w:val="center"/>
+          </w:tcPr>
+          <w:p>
+            <w:pPr>
+              <w:ind w:firstLine="0"/>
+              <w:jc w:val="center"/>
+              <w:rPr>
+                <w:b/>
+                <w:bCs/>
+                <w:sz w:val="22"/>
+              </w:rPr>
+            </w:pPr>
+            <w:r>
+              <w:rPr>
+                <w:b/>
+                <w:bCs/>
+                <w:sz w:val="22"/>
+              </w:rPr>
+              <w:t>N</w:t>
+            </w:r>
+          </w:p>
+        </w:tc>
+        <w:tc>
+          <w:tcPr>
+            <w:tcW w:w="1500" w:type="dxa"/>
+            <w:shd w:val="clear" w:color="auto" w:fill="A6A6A6" w:themeFill="background1" w:themeFillShade="A6"/>
+            <w:vAlign w:val="center"/>
+          </w:tcPr>
+          <w:p>
+            <w:pPr>
+              <w:ind w:firstLine="0"/>
+              <w:jc w:val="center"/>
+              <w:rPr>
+                <w:b/>
+                <w:bCs/>
+                <w:sz w:val="22"/>
+              </w:rPr>
+            </w:pPr>
+            <w:r>
+              <w:rPr>
+                <w:b/>
+                <w:bCs/>
+                <w:sz w:val="22"/>
+              </w:rPr>
+              <w:t>SSE</w:t>
+            </w:r>
+          </w:p>
+        </w:tc>
+        <w:tc>
+          <w:tcPr>
+            <w:tcW w:w="1476" w:type="dxa"/>
+            <w:shd w:val="clear" w:color="auto" w:fill="A6A6A6" w:themeFill="background1" w:themeFillShade="A6"/>
+            <w:vAlign w:val="center"/>
+          </w:tcPr>
+          <w:p>
+            <w:pPr>
+              <w:ind w:firstLine="0"/>
+              <w:jc w:val="center"/>
+              <w:rPr>
+                <w:b/>
+                <w:bCs/>
+                <w:sz w:val="22"/>
+              </w:rPr>
+            </w:pPr>
+            <w:r>
+              <w:rPr>
+                <w:b/>
+                <w:bCs/>
+                <w:sz w:val="22"/>
+              </w:rPr>
+              <w:t>R2</w:t>
+            </w:r>
+          </w:p>
+        </w:tc>
+      </w:tr>
+      <w:tr>
+        <w:trPr>
+          <w:jc w:val="center"/>
+        </w:trPr>
+        <w:tc>
+          <w:tcPr>
+            <w:tcW w:w="4050" w:type="dxa"/>
+            <w:vAlign w:val="center"/>
+          </w:tcPr>
+          <w:p>
+            <w:pPr>
+              <w:ind w:firstLine="0"/>
+              <w:jc w:val="left"/>
+              <w:rPr>
+                <w:sz w:val="22"/>
+              </w:rPr>
+            </w:pPr>
+            <w:r>
+              <w:rPr>
+                <w:sz w:val="22"/>
+              </w:rPr>
+              <w:t xml:space="preserve">Efekty główne: AC </w:t>
+            </w:r>
+            <w:proofErr w:type="spellStart"/>
+            <w:r>
+              <w:rPr>
+                <w:sz w:val="22"/>
+              </w:rPr>
+              <w:t>Type</w:t>
+            </w:r>
+            <w:proofErr w:type="spellEnd"/>
+            <w:r>
+              <w:rPr>
+                <w:sz w:val="22"/>
+              </w:rPr>
+              <w:t xml:space="preserve"> + </w:t>
+            </w:r>
+            <w:proofErr w:type="spellStart"/>
+            <w:r>
+              <w:rPr>
+                <w:sz w:val="22"/>
+              </w:rPr>
+              <w:t>Decade</w:t>
+            </w:r>
+            <w:proofErr w:type="spellEnd"/>
+          </w:p>
+        </w:tc>
+        <w:tc>
+          <w:tcPr>
+            <w:tcW w:w="750" w:type="dxa"/>
+            <w:vAlign w:val="center"/>
+          </w:tcPr>
+          <w:p>
+            <w:pPr>
+              <w:ind w:firstLine="0"/>
+              <w:jc w:val="center"/>
+              <w:rPr>
+                <w:sz w:val="22"/>
+              </w:rPr>
+            </w:pPr>
+            <w:r>
+              <w:rPr>
+                <w:sz w:val="22"/>
+              </w:rPr>
+              <w:t>449</w:t>
+            </w:r>
+          </w:p>
+        </w:tc>
+        <w:tc>
+          <w:tcPr>
+            <w:tcW w:w="1500" w:type="dxa"/>
+            <w:vAlign w:val="center"/>
+          </w:tcPr>
+          <w:p>
+            <w:pPr>
+              <w:ind w:firstLine="0"/>
+              <w:jc w:val="right"/>
+              <w:rPr>
+                <w:sz w:val="22"/>
+              </w:rPr>
+            </w:pPr>
+            <w:r>
+              <w:rPr>
+                <w:sz w:val="22"/>
+              </w:rPr>
+              <w:t>669912,43</w:t>
+            </w:r>
+          </w:p>
+        </w:tc>
+        <w:tc>
+          <w:tcPr>
+            <w:tcW w:w="1476" w:type="dxa"/>
+            <w:vAlign w:val="center"/>
+          </w:tcPr>
+          <w:p>
+            <w:pPr>
+              <w:ind w:firstLine="0"/>
+              <w:jc w:val="right"/>
+              <w:rPr>
+                <w:sz w:val="22"/>
+              </w:rPr>
+            </w:pPr>
+            <w:r>
+              <w:rPr>
+                <w:sz w:val="22"/>
+              </w:rPr>
+              <w:t>0,081</w:t>
+            </w:r>
+          </w:p>
+        </w:tc>
+      </w:tr>
+      <w:tr>
+        <w:trPr>
+          <w:jc w:val="center"/>
+        </w:trPr>
+        <w:tc>
+          <w:tcPr>
+            <w:tcW w:w="4050" w:type="dxa"/>
+            <w:vAlign w:val="center"/>
+          </w:tcPr>
+          <w:p>
+            <w:pPr>
+              <w:ind w:firstLine="0"/>
+              <w:jc w:val="left"/>
+              <w:rPr>
+                <w:sz w:val="22"/>
+              </w:rPr>
+            </w:pPr>
+            <w:r>
+              <w:rPr>
+                <w:sz w:val="22"/>
+              </w:rPr>
+              <w:t xml:space="preserve">Model pełny: AC </w:t>
+            </w:r>
+            <w:proofErr w:type="spellStart"/>
+            <w:r>
+              <w:rPr>
+                <w:sz w:val="22"/>
+              </w:rPr>
+              <w:t>Type</w:t>
+            </w:r>
+            <w:proofErr w:type="spellEnd"/>
+            <w:r>
+              <w:rPr>
+                <w:sz w:val="22"/>
+              </w:rPr>
+              <w:t xml:space="preserve"> + </w:t>
+            </w:r>
+            <w:proofErr w:type="spellStart"/>
+            <w:r>
+              <w:rPr>
+                <w:sz w:val="22"/>
+              </w:rPr>
+              <w:t>Decade</w:t>
+            </w:r>
+            <w:proofErr w:type="spellEnd"/>
+            <w:r>
+              <w:rPr>
+                <w:sz w:val="22"/>
+              </w:rPr>
+              <w:t xml:space="preserve"> + AC </w:t>
+            </w:r>
+            <w:proofErr w:type="spellStart"/>
+            <w:r>
+              <w:rPr>
+                <w:sz w:val="22"/>
+              </w:rPr>
+              <w:t>Type×Decade</w:t>
+            </w:r>
+            <w:proofErr w:type="spellEnd"/>
+          </w:p>
+        </w:tc>
+        <w:tc>
+          <w:tcPr>
+            <w:tcW w:w="750" w:type="dxa"/>
+            <w:vAlign w:val="center"/>
+          </w:tcPr>
+          <w:p>
+            <w:pPr>
+              <w:ind w:firstLine="0"/>
+              <w:jc w:val="center"/>
+              <w:rPr>
+                <w:sz w:val="22"/>
+              </w:rPr>
+            </w:pPr>
+            <w:r>
+              <w:rPr>
+                <w:sz w:val="22"/>
+              </w:rPr>
+              <w:t>449</w:t>
+            </w:r>
+          </w:p>
+        </w:tc>
+        <w:tc>
+          <w:tcPr>
+            <w:tcW w:w="1500" w:type="dxa"/>
+            <w:vAlign w:val="center"/>
+          </w:tcPr>
+          <w:p>
+            <w:pPr>
+              <w:ind w:firstLine="0"/>
+              <w:jc w:val="right"/>
+              <w:rPr>
+                <w:sz w:val="22"/>
+              </w:rPr>
+            </w:pPr>
+            <w:r>
+              <w:rPr>
+                <w:sz w:val="22"/>
+              </w:rPr>
+              <w:t>580002,37</w:t>
+            </w:r>
+          </w:p>
+        </w:tc>
+        <w:tc>
+          <w:tcPr>
+            <w:tcW w:w="1476" w:type="dxa"/>
+            <w:vAlign w:val="center"/>
+          </w:tcPr>
+          <w:p>
+            <w:pPr>
+              <w:ind w:firstLine="0"/>
+              <w:jc w:val="right"/>
+              <w:rPr>
+                <w:sz w:val="22"/>
+              </w:rPr>
+            </w:pPr>
+            <w:r>
+              <w:rPr>
+                <w:sz w:val="22"/>
+              </w:rPr>
+              <w:t>0,204</w:t>
+            </w:r>
+          </w:p>
+        </w:tc>
+      </w:tr>
+    </w:tbl>
+    <w:p/>
     <w:p>
       <w:r>
-        <w:t>Skupienia pomagają oddzielić zdarzenia o małej i dużej skali, co jest ważne także dla H3. Jeżeli zmiany w czasie wynikałyby głównie z różnej liczby osób na pokładzie lub z różnej ciężkości zdarzeń, to interpretowanie ich jako wpływu modelu samolotu byłoby zbyt daleko idące.</w:t>
-      </w:r>
-    </w:p>
-    <w:p>
-      <w:pPr>
-        <w:pStyle w:val="Nagwek2"/>
-      </w:pPr>
-      <w:bookmarkStart w:id="64" w:name="_Toc231978730"/>
-      <w:r>
-        <w:t>Podsumowanie hipotezy</w:t>
-      </w:r>
-      <w:bookmarkEnd w:id="64"/>
-    </w:p>
-    <w:p>
-      <w:r>
-        <w:t xml:space="preserve">Hipoteza H3 została częściowo potwierdzona. Analiza zmian średniego </w:t>
-      </w:r>
-      <w:proofErr w:type="spellStart"/>
-      <w:r>
-        <w:t>FatalityRate</w:t>
-      </w:r>
-      <w:proofErr w:type="spellEnd"/>
-      <w:r>
-        <w:t xml:space="preserve"> w kolejnych dekadach oraz wyniki korelacji </w:t>
-      </w:r>
-      <w:proofErr w:type="spellStart"/>
-      <w:r>
-        <w:t>Spearmana</w:t>
-      </w:r>
-      <w:proofErr w:type="spellEnd"/>
-      <w:r>
-        <w:t xml:space="preserve"> wskazują, że dla niektórych modeli samolotów poziom śmiertelności katastrof zmieniał się wraz z upływem czasu.</w:t>
-      </w:r>
-    </w:p>
-    <w:p>
-      <w:r>
-        <w:t xml:space="preserve">Wniosek nie oznacza pełnego statystycznego potwierdzenia interakcji AC </w:t>
-      </w:r>
-      <w:proofErr w:type="spellStart"/>
-      <w:r>
-        <w:t>Type</w:t>
-      </w:r>
-      <w:proofErr w:type="spellEnd"/>
-      <w:r>
-        <w:t xml:space="preserve"> × </w:t>
-      </w:r>
-      <w:proofErr w:type="spellStart"/>
-      <w:r>
-        <w:t>Decade</w:t>
-      </w:r>
-      <w:proofErr w:type="spellEnd"/>
-      <w:r>
-        <w:t xml:space="preserve"> dla wszystkich analizowanych modeli. Potwierdza raczej, że w dostępnych danych istnieją istotne trendy dla części konstrukcji, zwłaszcza Airbus A320 i </w:t>
-      </w:r>
-      <w:proofErr w:type="spellStart"/>
-      <w:r>
-        <w:t>McDonnell</w:t>
-      </w:r>
-      <w:proofErr w:type="spellEnd"/>
-      <w:r>
-        <w:t xml:space="preserve"> Douglas MD-80, przy jednoczesnym braku podstaw do uogólnienia tego efektu na wszystkie modele.</w:t>
-      </w:r>
-    </w:p>
-    <w:p>
-      <w:r>
-        <w:t>Jednocześnie dla większości analizowanych konstrukcji nie uzyskano statystycznie istotnych trendów czasowych. Ograniczeniem analizy jest nierównomierna liczba zdarzeń w poszczególnych dekadach oraz fakt, że nie wszystkie modele były eksploatowane przez cały analizowany okres.</w:t>
-      </w:r>
-    </w:p>
-    <w:p>
-      <w:r>
-        <w:t>Uzyskane wyniki sugerują więc, że czas może wpływać na relację pomiędzy modelem samolotu a śmiertelnością katastrof, jednak siła tego efektu zależy od konkretnej konstrukcji i dostępnej liczby obserwacji.</w:t>
-      </w:r>
-    </w:p>
-    <w:p>
-      <w:pPr>
-        <w:pStyle w:val="Nagwek1"/>
-      </w:pPr>
-      <w:bookmarkStart w:id="65" w:name="_Toc231978731"/>
-      <w:r>
-        <w:t>Drzewa decyzyjne</w:t>
-      </w:r>
-      <w:bookmarkEnd w:id="65"/>
-    </w:p>
-    <w:p>
-      <w:r>
-        <w:t xml:space="preserve">Drzewa decyzyjne potraktowano jako wspólny element modelowania dla hipotez. Drzewo klasyfikacyjne odnosi się przede wszystkim do H2, ponieważ przewiduje </w:t>
-      </w:r>
-      <w:proofErr w:type="spellStart"/>
-      <w:r>
-        <w:t>CauseCategory</w:t>
-      </w:r>
-      <w:proofErr w:type="spellEnd"/>
-      <w:r>
-        <w:t xml:space="preserve">. Drzewo </w:t>
-      </w:r>
-      <w:r>
-        <w:lastRenderedPageBreak/>
-        <w:t xml:space="preserve">regresyjne odnosi się do H1 i H3, ponieważ przewiduje </w:t>
-      </w:r>
-      <w:proofErr w:type="spellStart"/>
-      <w:r>
-        <w:t>FatalityRate</w:t>
-      </w:r>
-      <w:proofErr w:type="spellEnd"/>
-      <w:r>
-        <w:t xml:space="preserve"> z uwzględnieniem modelu samolotu, kategorii przyczyny, dekady oraz liczby osób na pokładzie.</w:t>
-      </w:r>
-    </w:p>
-    <w:p>
-      <w:pPr>
-        <w:pStyle w:val="Nagwek2"/>
-      </w:pPr>
-      <w:bookmarkStart w:id="66" w:name="_Toc231978732"/>
-      <w:r>
+        <w:rPr>
+          <w:b/>
+          <w:bCs/>
+        </w:rPr>
         <w:t>Interpretacja</w:t>
       </w:r>
-      <w:bookmarkEnd w:id="66"/>
-    </w:p>
-    <w:p>
-      <w:pPr>
-        <w:pStyle w:val="Legenda"/>
-        <w:keepNext/>
-      </w:pPr>
-      <w:bookmarkStart w:id="67" w:name="_Ref231941172"/>
-      <w:bookmarkStart w:id="68" w:name="_Toc231978689"/>
+      <w:r>
+        <w:t xml:space="preserve">: W </w:t>
+      </w:r>
+      <w:r>
+        <w:t>(</w:t>
+      </w:r>
+      <w:r>
+        <w:fldChar w:fldCharType="begin"/>
+      </w:r>
+      <w:r>
+        <w:instrText xml:space="preserve"> REF _Ref231980780 \h </w:instrText>
+      </w:r>
+      <w:r>
+        <w:fldChar w:fldCharType="separate"/>
+      </w:r>
       <w:r>
         <w:t xml:space="preserve">Tab. </w:t>
-      </w:r>
-      <w:r>
-        <w:fldChar w:fldCharType="begin"/>
-      </w:r>
-      <w:r>
-        <w:instrText xml:space="preserve"> SEQ Tab. \* ARABIC </w:instrText>
-      </w:r>
-      <w:r>
-        <w:fldChar w:fldCharType="separate"/>
       </w:r>
       <w:r>
         <w:rPr>
@@ -18021,11 +18080,542 @@
       <w:r>
         <w:fldChar w:fldCharType="end"/>
       </w:r>
+      <w:r>
+        <w:t xml:space="preserve">) </w:t>
+      </w:r>
+      <w:r>
+        <w:t xml:space="preserve">przedstawiono porównanie modelu bazowego i modelu pełnego. Dodanie interakcji zwiększyło R² z 0,081 do 0,204, co oznacza, że model z interakcją wyjaśnia większą część zmienności </w:t>
+      </w:r>
+      <w:proofErr w:type="spellStart"/>
+      <w:r>
+        <w:t>FatalityRate</w:t>
+      </w:r>
+      <w:proofErr w:type="spellEnd"/>
+      <w:r>
+        <w:t xml:space="preserve"> niż model zawierający wyłącznie efekty główne.</w:t>
+      </w:r>
+    </w:p>
+    <w:p/>
+    <w:p>
+      <w:pPr>
+        <w:pStyle w:val="Legenda"/>
+        <w:keepNext/>
+      </w:pPr>
+      <w:bookmarkStart w:id="64" w:name="_Ref231980819"/>
+      <w:bookmarkStart w:id="65" w:name="_Toc231980856"/>
+      <w:r>
+        <w:t xml:space="preserve">Tab. </w:t>
+      </w:r>
+      <w:fldSimple w:instr=" SEQ Tab. \* ARABIC ">
+        <w:r>
+          <w:rPr>
+            <w:noProof/>
+          </w:rPr>
+          <w:t>15</w:t>
+        </w:r>
+      </w:fldSimple>
+      <w:bookmarkEnd w:id="64"/>
+      <w:r>
+        <w:t xml:space="preserve">. </w:t>
+      </w:r>
+      <w:r>
+        <w:rPr>
+          <w:rFonts w:asciiTheme="minorHAnsi" w:eastAsiaTheme="minorEastAsia" w:hAnsiTheme="minorHAnsi" w:cstheme="minorBidi"/>
+          <w:noProof/>
+          <w:kern w:val="2"/>
+          <w:szCs w:val="24"/>
+          <w:lang w:eastAsia="pl-PL"/>
+          <w14:ligatures w14:val="standardContextual"/>
+        </w:rPr>
+        <w:t>Test istotności interakcji AC Type×Decade</w:t>
+      </w:r>
+      <w:bookmarkEnd w:id="65"/>
+    </w:p>
+    <w:tbl>
+      <w:tblPr>
+        <w:tblStyle w:val="Tabela-Siatka"/>
+        <w:tblW w:w="7776" w:type="dxa"/>
+        <w:jc w:val="center"/>
+        <w:tblLayout w:type="fixed"/>
+        <w:tblLook w:val="04A0" w:firstRow="1" w:lastRow="0" w:firstColumn="1" w:lastColumn="0" w:noHBand="0" w:noVBand="1"/>
+      </w:tblPr>
+      <w:tblGrid>
+        <w:gridCol w:w="4400"/>
+        <w:gridCol w:w="1100"/>
+        <w:gridCol w:w="1100"/>
+        <w:gridCol w:w="1176"/>
+      </w:tblGrid>
+      <w:tr>
+        <w:trPr>
+          <w:jc w:val="center"/>
+        </w:trPr>
+        <w:tc>
+          <w:tcPr>
+            <w:tcW w:w="4400" w:type="dxa"/>
+            <w:shd w:val="clear" w:color="auto" w:fill="A6A6A6" w:themeFill="background1" w:themeFillShade="A6"/>
+            <w:vAlign w:val="center"/>
+          </w:tcPr>
+          <w:p>
+            <w:pPr>
+              <w:ind w:firstLine="0"/>
+              <w:jc w:val="center"/>
+              <w:rPr>
+                <w:b/>
+                <w:bCs/>
+                <w:sz w:val="22"/>
+              </w:rPr>
+            </w:pPr>
+            <w:r>
+              <w:rPr>
+                <w:b/>
+                <w:bCs/>
+                <w:sz w:val="22"/>
+              </w:rPr>
+              <w:t>Porównanie</w:t>
+            </w:r>
+          </w:p>
+        </w:tc>
+        <w:tc>
+          <w:tcPr>
+            <w:tcW w:w="1100" w:type="dxa"/>
+            <w:shd w:val="clear" w:color="auto" w:fill="A6A6A6" w:themeFill="background1" w:themeFillShade="A6"/>
+            <w:vAlign w:val="center"/>
+          </w:tcPr>
+          <w:p>
+            <w:pPr>
+              <w:ind w:firstLine="0"/>
+              <w:jc w:val="center"/>
+              <w:rPr>
+                <w:b/>
+                <w:bCs/>
+                <w:sz w:val="22"/>
+              </w:rPr>
+            </w:pPr>
+            <w:r>
+              <w:rPr>
+                <w:b/>
+                <w:bCs/>
+                <w:sz w:val="22"/>
+              </w:rPr>
+              <w:t>F</w:t>
+            </w:r>
+          </w:p>
+        </w:tc>
+        <w:tc>
+          <w:tcPr>
+            <w:tcW w:w="1100" w:type="dxa"/>
+            <w:shd w:val="clear" w:color="auto" w:fill="A6A6A6" w:themeFill="background1" w:themeFillShade="A6"/>
+            <w:vAlign w:val="center"/>
+          </w:tcPr>
+          <w:p>
+            <w:pPr>
+              <w:ind w:firstLine="0"/>
+              <w:jc w:val="center"/>
+              <w:rPr>
+                <w:b/>
+                <w:bCs/>
+                <w:sz w:val="22"/>
+              </w:rPr>
+            </w:pPr>
+            <w:r>
+              <w:rPr>
+                <w:b/>
+                <w:bCs/>
+                <w:sz w:val="22"/>
+              </w:rPr>
+              <w:t>p</w:t>
+            </w:r>
+          </w:p>
+        </w:tc>
+        <w:tc>
+          <w:tcPr>
+            <w:tcW w:w="1176" w:type="dxa"/>
+            <w:shd w:val="clear" w:color="auto" w:fill="A6A6A6" w:themeFill="background1" w:themeFillShade="A6"/>
+            <w:vAlign w:val="center"/>
+          </w:tcPr>
+          <w:p>
+            <w:pPr>
+              <w:ind w:firstLine="0"/>
+              <w:jc w:val="center"/>
+              <w:rPr>
+                <w:b/>
+                <w:bCs/>
+                <w:sz w:val="22"/>
+              </w:rPr>
+            </w:pPr>
+            <w:r>
+              <w:rPr>
+                <w:b/>
+                <w:bCs/>
+                <w:sz w:val="22"/>
+              </w:rPr>
+              <w:t>dR2</w:t>
+            </w:r>
+          </w:p>
+        </w:tc>
+      </w:tr>
+      <w:tr>
+        <w:trPr>
+          <w:jc w:val="center"/>
+        </w:trPr>
+        <w:tc>
+          <w:tcPr>
+            <w:tcW w:w="4400" w:type="dxa"/>
+            <w:vAlign w:val="center"/>
+          </w:tcPr>
+          <w:p>
+            <w:pPr>
+              <w:ind w:firstLine="0"/>
+              <w:jc w:val="left"/>
+              <w:rPr>
+                <w:sz w:val="22"/>
+              </w:rPr>
+            </w:pPr>
+            <w:r>
+              <w:rPr>
+                <w:sz w:val="22"/>
+              </w:rPr>
+              <w:t xml:space="preserve">Dodanie interakcji AC </w:t>
+            </w:r>
+            <w:proofErr w:type="spellStart"/>
+            <w:r>
+              <w:rPr>
+                <w:sz w:val="22"/>
+              </w:rPr>
+              <w:t>Type×Decade</w:t>
+            </w:r>
+            <w:proofErr w:type="spellEnd"/>
+          </w:p>
+        </w:tc>
+        <w:tc>
+          <w:tcPr>
+            <w:tcW w:w="1100" w:type="dxa"/>
+            <w:vAlign w:val="center"/>
+          </w:tcPr>
+          <w:p>
+            <w:pPr>
+              <w:ind w:firstLine="0"/>
+              <w:jc w:val="right"/>
+              <w:rPr>
+                <w:sz w:val="22"/>
+              </w:rPr>
+            </w:pPr>
+            <w:r>
+              <w:rPr>
+                <w:sz w:val="22"/>
+              </w:rPr>
+              <w:t>1,425</w:t>
+            </w:r>
+          </w:p>
+        </w:tc>
+        <w:tc>
+          <w:tcPr>
+            <w:tcW w:w="1100" w:type="dxa"/>
+            <w:vAlign w:val="center"/>
+          </w:tcPr>
+          <w:p>
+            <w:pPr>
+              <w:ind w:firstLine="0"/>
+              <w:jc w:val="right"/>
+              <w:rPr>
+                <w:sz w:val="22"/>
+              </w:rPr>
+            </w:pPr>
+            <w:r>
+              <w:rPr>
+                <w:sz w:val="22"/>
+              </w:rPr>
+              <w:t>0,0471</w:t>
+            </w:r>
+          </w:p>
+        </w:tc>
+        <w:tc>
+          <w:tcPr>
+            <w:tcW w:w="1176" w:type="dxa"/>
+            <w:vAlign w:val="center"/>
+          </w:tcPr>
+          <w:p>
+            <w:pPr>
+              <w:ind w:firstLine="0"/>
+              <w:jc w:val="right"/>
+              <w:rPr>
+                <w:sz w:val="22"/>
+              </w:rPr>
+            </w:pPr>
+            <w:r>
+              <w:rPr>
+                <w:sz w:val="22"/>
+              </w:rPr>
+              <w:t>0,123</w:t>
+            </w:r>
+          </w:p>
+        </w:tc>
+      </w:tr>
+    </w:tbl>
+    <w:p/>
+    <w:p>
+      <w:r>
+        <w:rPr>
+          <w:b/>
+          <w:bCs/>
+        </w:rPr>
+        <w:t>Interpretacja</w:t>
+      </w:r>
+      <w:r>
+        <w:t xml:space="preserve">: W </w:t>
+      </w:r>
+      <w:r>
+        <w:t>(</w:t>
+      </w:r>
+      <w:r>
+        <w:fldChar w:fldCharType="begin"/>
+      </w:r>
+      <w:r>
+        <w:instrText xml:space="preserve"> REF _Ref231980819 \h </w:instrText>
+      </w:r>
+      <w:r>
+        <w:fldChar w:fldCharType="separate"/>
+      </w:r>
+      <w:r>
+        <w:t xml:space="preserve">Tab. </w:t>
+      </w:r>
+      <w:r>
+        <w:rPr>
+          <w:noProof/>
+        </w:rPr>
+        <w:t>15</w:t>
+      </w:r>
+      <w:r>
+        <w:fldChar w:fldCharType="end"/>
+      </w:r>
+      <w:r>
+        <w:t xml:space="preserve">) </w:t>
+      </w:r>
+      <w:r>
+        <w:t xml:space="preserve">przedstawiono test istotności interakcji AC </w:t>
+      </w:r>
+      <w:proofErr w:type="spellStart"/>
+      <w:r>
+        <w:t>Type×Decade</w:t>
+      </w:r>
+      <w:proofErr w:type="spellEnd"/>
+      <w:r>
+        <w:t xml:space="preserve">. Wynik F = 1,425 przy </w:t>
+      </w:r>
+      <w:proofErr w:type="spellStart"/>
+      <w:r>
+        <w:t>df</w:t>
+      </w:r>
+      <w:proofErr w:type="spellEnd"/>
+      <w:r>
+        <w:t xml:space="preserve"> = 42 i 386 oraz p = 0,0471 wskazuje na statystycznie istotną poprawę dopasowania po dodaniu interakcji. Wspiera to częściowe potwierdzenie H3, ponieważ sugeruje, że zależność między modelem samolotu a śmiertelnością nie była stała w czasie.</w:t>
+      </w:r>
+    </w:p>
+    <w:p>
+      <w:r>
+        <w:t xml:space="preserve">Należy jednak podkreślić, że model interakcyjny ma charakter eksploracyjny. Dane są silnie niezbalansowane, nie każdy model występuje w każdej dekadzie, a część kombinacji AC </w:t>
+      </w:r>
+      <w:proofErr w:type="spellStart"/>
+      <w:r>
+        <w:t>Type×Decade</w:t>
+      </w:r>
+      <w:proofErr w:type="spellEnd"/>
+      <w:r>
+        <w:t xml:space="preserve"> ma niewielkie liczebności lub nie występuje wcale. Z tego względu wynik wzmacnia wniosek o częściowym potwierdzeniu H3, ale nie powinien być interpretowany jako pełny model przyczynowy.</w:t>
+      </w:r>
+    </w:p>
+    <w:p>
+      <w:pPr>
+        <w:pStyle w:val="Nagwek2"/>
+      </w:pPr>
+      <w:bookmarkStart w:id="66" w:name="_Toc231980896"/>
+      <w:r>
+        <w:t>Opracowanie drzew decyzyjnych dla hipotezy</w:t>
+      </w:r>
+      <w:bookmarkEnd w:id="66"/>
+    </w:p>
+    <w:p>
+      <w:r>
+        <w:t xml:space="preserve">Drzewo regresyjne wykorzystuje </w:t>
+      </w:r>
+      <w:proofErr w:type="spellStart"/>
+      <w:r>
+        <w:t>DecadeCategory</w:t>
+      </w:r>
+      <w:proofErr w:type="spellEnd"/>
+      <w:r>
+        <w:t xml:space="preserve"> razem z typem samolotu, kategorią przyczyny i liczbą osób na pokładzie. Jeżeli zmienna dekady pojawia się w regułach drzewa, oznacza </w:t>
+      </w:r>
+      <w:r>
+        <w:lastRenderedPageBreak/>
+        <w:t xml:space="preserve">to, że czas wnosi pewną informację do segmentacji śmiertelności. Niska wartość R² wskazuje jednak, że sam zestaw prostych zmiennych nie wystarcza do wiarygodnej predykcji </w:t>
+      </w:r>
+      <w:proofErr w:type="spellStart"/>
+      <w:r>
+        <w:t>FatalityRate</w:t>
+      </w:r>
+      <w:proofErr w:type="spellEnd"/>
+      <w:r>
+        <w:t>.</w:t>
+      </w:r>
+    </w:p>
+    <w:p>
+      <w:pPr>
+        <w:pStyle w:val="Nagwek2"/>
+      </w:pPr>
+      <w:bookmarkStart w:id="67" w:name="_Toc231980897"/>
+      <w:r>
+        <w:t>Analiza skupień dla hipotezy</w:t>
+      </w:r>
       <w:bookmarkEnd w:id="67"/>
+    </w:p>
+    <w:p>
+      <w:r>
+        <w:t>Skupienia pomagają oddzielić zdarzenia o małej i dużej skali, co jest ważne także dla H3. Jeżeli zmiany w czasie wynikałyby głównie z różnej liczby osób na pokładzie lub z różnej ciężkości zdarzeń, to interpretowanie ich jako wpływu modelu samolotu byłoby zbyt daleko idące.</w:t>
+      </w:r>
+    </w:p>
+    <w:p>
+      <w:pPr>
+        <w:pStyle w:val="Nagwek2"/>
+      </w:pPr>
+      <w:bookmarkStart w:id="68" w:name="_Toc231980898"/>
+      <w:r>
+        <w:t>Podsumowanie hipotezy</w:t>
+      </w:r>
+      <w:bookmarkEnd w:id="68"/>
+    </w:p>
+    <w:p>
+      <w:r>
+        <w:t xml:space="preserve">Hipoteza H3 została częściowo potwierdzona. Analiza zmian średniego </w:t>
+      </w:r>
+      <w:proofErr w:type="spellStart"/>
+      <w:r>
+        <w:t>FatalityRate</w:t>
+      </w:r>
+      <w:proofErr w:type="spellEnd"/>
+      <w:r>
+        <w:t xml:space="preserve"> w kolejnych dekadach oraz wyniki korelacji </w:t>
+      </w:r>
+      <w:proofErr w:type="spellStart"/>
+      <w:r>
+        <w:t>Spearmana</w:t>
+      </w:r>
+      <w:proofErr w:type="spellEnd"/>
+      <w:r>
+        <w:t xml:space="preserve"> wskazują, że dla niektórych modeli samolotów poziom śmiertelności katastrof zmieniał się wraz z upływem czasu.</w:t>
+      </w:r>
+    </w:p>
+    <w:p>
+      <w:r>
+        <w:t xml:space="preserve">Wniosek nie oznacza pełnego przyczynowego wyjaśnienia interakcji AC </w:t>
+      </w:r>
+      <w:proofErr w:type="spellStart"/>
+      <w:r>
+        <w:t>Type</w:t>
+      </w:r>
+      <w:proofErr w:type="spellEnd"/>
+      <w:r>
+        <w:t xml:space="preserve"> × </w:t>
+      </w:r>
+      <w:proofErr w:type="spellStart"/>
+      <w:r>
+        <w:t>Decade</w:t>
+      </w:r>
+      <w:proofErr w:type="spellEnd"/>
+      <w:r>
+        <w:t xml:space="preserve"> dla wszystkich analizowanych modeli. Model interakcyjny wskazał jednak istotną statystycznie poprawę dopasowania po dodaniu składnika AC </w:t>
+      </w:r>
+      <w:proofErr w:type="spellStart"/>
+      <w:r>
+        <w:t>Type×Decade</w:t>
+      </w:r>
+      <w:proofErr w:type="spellEnd"/>
+      <w:r>
+        <w:t xml:space="preserve"> (F = 1,425; p = 0,0471; ΔR² = 0,123), co wzmacnia częściowe potwierdzenie H3. Wynik ten jest zgodny z istotnymi trendami zaobserwowanymi wcześniej dla Airbus A320 i </w:t>
+      </w:r>
+      <w:proofErr w:type="spellStart"/>
+      <w:r>
+        <w:t>McDonnell</w:t>
+      </w:r>
+      <w:proofErr w:type="spellEnd"/>
+      <w:r>
+        <w:t xml:space="preserve"> Douglas MD-80.</w:t>
+      </w:r>
+    </w:p>
+    <w:p>
+      <w:r>
+        <w:t>Jednocześnie dla większości analizowanych konstrukcji nie uzyskano statystycznie istotnych trendów czasowych. Ograniczeniem analizy jest nierównomierna liczba zdarzeń w poszczególnych dekadach oraz fakt, że nie wszystkie modele były eksploatowane przez cały analizowany okres.</w:t>
+      </w:r>
+    </w:p>
+    <w:p>
+      <w:r>
+        <w:t>Uzyskane wyniki sugerują więc, że czas może wpływać na relację pomiędzy modelem samolotu a śmiertelnością katastrof, jednak siła tego efektu zależy od konkretnej konstrukcji i dostępnej liczby obserwacji.</w:t>
+      </w:r>
+    </w:p>
+    <w:p>
+      <w:pPr>
+        <w:pStyle w:val="Nagwek1"/>
+      </w:pPr>
+      <w:bookmarkStart w:id="69" w:name="_Toc231980899"/>
+      <w:r>
+        <w:t>Drzewa decyzyjne</w:t>
+      </w:r>
+      <w:bookmarkEnd w:id="69"/>
+    </w:p>
+    <w:p>
+      <w:r>
+        <w:t xml:space="preserve">Drzewa decyzyjne potraktowano jako wspólny element modelowania dla hipotez. Drzewo klasyfikacyjne odnosi się przede wszystkim do H2, ponieważ przewiduje </w:t>
+      </w:r>
+      <w:proofErr w:type="spellStart"/>
+      <w:r>
+        <w:t>CauseCategory</w:t>
+      </w:r>
+      <w:proofErr w:type="spellEnd"/>
+      <w:r>
+        <w:t xml:space="preserve">. Drzewo regresyjne odnosi się do H1 i H3, ponieważ przewiduje </w:t>
+      </w:r>
+      <w:proofErr w:type="spellStart"/>
+      <w:r>
+        <w:t>FatalityRate</w:t>
+      </w:r>
+      <w:proofErr w:type="spellEnd"/>
+      <w:r>
+        <w:t xml:space="preserve"> z uwzględnieniem modelu samolotu, kategorii przyczyny, dekady oraz liczby osób na pokładzie.</w:t>
+      </w:r>
+    </w:p>
+    <w:p>
+      <w:pPr>
+        <w:pStyle w:val="Nagwek2"/>
+      </w:pPr>
+      <w:bookmarkStart w:id="70" w:name="_Toc231980900"/>
+      <w:r>
+        <w:t>Interpretacja</w:t>
+      </w:r>
+      <w:bookmarkEnd w:id="70"/>
+    </w:p>
+    <w:p>
+      <w:pPr>
+        <w:pStyle w:val="Legenda"/>
+        <w:keepNext/>
+      </w:pPr>
+      <w:bookmarkStart w:id="71" w:name="_Ref231941172"/>
+      <w:bookmarkStart w:id="72" w:name="_Toc231980857"/>
+      <w:r>
+        <w:t xml:space="preserve">Tab. </w:t>
+      </w:r>
+      <w:fldSimple w:instr=" SEQ Tab. \* ARABIC ">
+        <w:r>
+          <w:rPr>
+            <w:noProof/>
+          </w:rPr>
+          <w:t>16</w:t>
+        </w:r>
+      </w:fldSimple>
+      <w:bookmarkEnd w:id="71"/>
       <w:r>
         <w:t>. Ocena jakości drzew decyzyjnych</w:t>
       </w:r>
-      <w:bookmarkEnd w:id="68"/>
+      <w:bookmarkEnd w:id="72"/>
     </w:p>
     <w:tbl>
       <w:tblPr>
@@ -18197,6 +18787,7 @@
         <w:rPr>
           <w:b/>
         </w:rPr>
+        <w:lastRenderedPageBreak/>
         <w:t>Interpretacja:</w:t>
       </w:r>
       <w:r>
@@ -18285,33 +18876,20 @@
       <w:pPr>
         <w:pStyle w:val="Legenda"/>
       </w:pPr>
-      <w:bookmarkStart w:id="69" w:name="_Ref231941195"/>
-      <w:bookmarkStart w:id="70" w:name="_Toc231978703"/>
+      <w:bookmarkStart w:id="73" w:name="_Ref231941195"/>
+      <w:bookmarkStart w:id="74" w:name="_Toc231980871"/>
       <w:r>
         <w:t xml:space="preserve">Rys. </w:t>
       </w:r>
-      <w:r>
-        <w:fldChar w:fldCharType="begin"/>
-      </w:r>
-      <w:r>
-        <w:instrText xml:space="preserve"> SEQ Rys. \* ARABIC </w:instrText>
-      </w:r>
-      <w:r>
-        <w:fldChar w:fldCharType="separate"/>
-      </w:r>
-      <w:r>
-        <w:rPr>
-          <w:noProof/>
-        </w:rPr>
-        <w:t>8</w:t>
-      </w:r>
-      <w:r>
-        <w:rPr>
-          <w:noProof/>
-        </w:rPr>
-        <w:fldChar w:fldCharType="end"/>
-      </w:r>
-      <w:bookmarkEnd w:id="69"/>
+      <w:fldSimple w:instr=" SEQ Rys. \* ARABIC ">
+        <w:r>
+          <w:rPr>
+            <w:noProof/>
+          </w:rPr>
+          <w:t>8</w:t>
+        </w:r>
+      </w:fldSimple>
+      <w:bookmarkEnd w:id="73"/>
       <w:r>
         <w:t xml:space="preserve">. Uproszczone drzewo klasyfikacyjne dla </w:t>
       </w:r>
@@ -18319,7 +18897,7 @@
       <w:r>
         <w:t>CauseCategory</w:t>
       </w:r>
-      <w:bookmarkEnd w:id="70"/>
+      <w:bookmarkEnd w:id="74"/>
       <w:proofErr w:type="spellEnd"/>
     </w:p>
     <w:p/>
@@ -18429,19 +19007,55 @@
       <w:pPr>
         <w:pStyle w:val="Legenda"/>
       </w:pPr>
-      <w:bookmarkStart w:id="71" w:name="_Ref231941223"/>
-      <w:bookmarkStart w:id="72" w:name="_Toc231978704"/>
+      <w:bookmarkStart w:id="75" w:name="_Ref231941223"/>
+      <w:bookmarkStart w:id="76" w:name="_Toc231980872"/>
       <w:r>
         <w:t xml:space="preserve">Rys. </w:t>
       </w:r>
+      <w:fldSimple w:instr=" SEQ Rys. \* ARABIC ">
+        <w:r>
+          <w:rPr>
+            <w:noProof/>
+          </w:rPr>
+          <w:t>9</w:t>
+        </w:r>
+      </w:fldSimple>
+      <w:bookmarkEnd w:id="75"/>
+      <w:r>
+        <w:t xml:space="preserve">. Uproszczone drzewo regresyjne dla </w:t>
+      </w:r>
+      <w:proofErr w:type="spellStart"/>
+      <w:r>
+        <w:t>FatalityRate</w:t>
+      </w:r>
+      <w:bookmarkEnd w:id="76"/>
+      <w:proofErr w:type="spellEnd"/>
+    </w:p>
+    <w:p/>
+    <w:p>
+      <w:r>
+        <w:rPr>
+          <w:b/>
+        </w:rPr>
+        <w:t>Interpretacja:</w:t>
+      </w:r>
+      <w:r>
+        <w:t xml:space="preserve"> Na </w:t>
+      </w:r>
+      <w:r>
+        <w:t>(</w:t>
+      </w:r>
       <w:r>
         <w:fldChar w:fldCharType="begin"/>
       </w:r>
       <w:r>
-        <w:instrText xml:space="preserve"> SEQ Rys. \* ARABIC </w:instrText>
+        <w:instrText xml:space="preserve"> REF _Ref231941223 \h </w:instrText>
       </w:r>
       <w:r>
         <w:fldChar w:fldCharType="separate"/>
+      </w:r>
+      <w:r>
+        <w:t xml:space="preserve">Rys. </w:t>
       </w:r>
       <w:r>
         <w:rPr>
@@ -18450,152 +19064,93 @@
         <w:t>9</w:t>
       </w:r>
       <w:r>
-        <w:rPr>
-          <w:noProof/>
-        </w:rPr>
         <w:fldChar w:fldCharType="end"/>
       </w:r>
-      <w:bookmarkEnd w:id="71"/>
-      <w:r>
-        <w:t xml:space="preserve">. Uproszczone drzewo regresyjne dla </w:t>
+      <w:r>
+        <w:t>)</w:t>
+      </w:r>
+      <w:r>
+        <w:t xml:space="preserve"> przedstawiono wizualizację „Uproszczone drzewo regresyjne dla </w:t>
+      </w:r>
+      <w:r>
+        <w:t>„</w:t>
       </w:r>
       <w:proofErr w:type="spellStart"/>
       <w:r>
         <w:t>FatalityRate</w:t>
       </w:r>
-      <w:bookmarkEnd w:id="72"/>
       <w:proofErr w:type="spellEnd"/>
+      <w:r>
+        <w:t xml:space="preserve">”. Drzewo regresyjne pokazuje, że </w:t>
+      </w:r>
+      <w:proofErr w:type="spellStart"/>
+      <w:r>
+        <w:t>FatalityRate</w:t>
+      </w:r>
+      <w:proofErr w:type="spellEnd"/>
+      <w:r>
+        <w:t xml:space="preserve"> jest segmentowany przez kombinację modelu samolotu, kategorii przyczyny, dekady i liczby osób na pokładzie. Niskie R² ogranicza jednak siłę wnioskowania predykcyjnego.</w:t>
+      </w:r>
+    </w:p>
+    <w:p>
+      <w:r>
+        <w:t xml:space="preserve">Ujemne R² oznacza, że drzewo regresyjne nie powinno być traktowane jako model skutecznie objaśniający </w:t>
+      </w:r>
+      <w:proofErr w:type="spellStart"/>
+      <w:r>
+        <w:t>FatalityRate</w:t>
+      </w:r>
+      <w:proofErr w:type="spellEnd"/>
+      <w:r>
+        <w:t>; jego rola ogranicza się do pokazania przykładowej segmentacji obserwacji.</w:t>
+      </w:r>
+    </w:p>
+    <w:p>
+      <w:pPr>
+        <w:pStyle w:val="Nagwek2"/>
+      </w:pPr>
+      <w:bookmarkStart w:id="77" w:name="_Toc231980901"/>
+      <w:r>
+        <w:t>Reguły</w:t>
+      </w:r>
+      <w:bookmarkEnd w:id="77"/>
+    </w:p>
+    <w:p>
+      <w:r>
+        <w:t xml:space="preserve">Reguły drzew należy traktować jako ułatwienie interpretacji, a nie jako pełny model przyczynowy. W przypadku drzewa klasyfikacyjnego reguły wskazują, które grupy modeli i dekad częściej prowadzą do dominującej kategorii przyczyny. W przypadku drzewa regresyjnego reguły segmentują zdarzenia o podobnym poziomie </w:t>
+      </w:r>
+      <w:proofErr w:type="spellStart"/>
+      <w:r>
+        <w:t>FatalityRate</w:t>
+      </w:r>
+      <w:proofErr w:type="spellEnd"/>
+      <w:r>
+        <w:t>.</w:t>
+      </w:r>
+    </w:p>
+    <w:p>
+      <w:r>
+        <w:t>Poniżej zestawiono najważniejsze reguły wynikające ze ścieżek od korzenia do liści drzew. Wybrano reguły o największym wsparciu lub najwyższej wartości interpretacyjnej, ponieważ pełne drzewa zawierają również bardzo małe liście o ograniczonej wiarygodności.</w:t>
+      </w:r>
     </w:p>
     <w:p/>
     <w:p>
-      <w:r>
-        <w:rPr>
-          <w:b/>
-        </w:rPr>
-        <w:t>Interpretacja:</w:t>
-      </w:r>
-      <w:r>
-        <w:t xml:space="preserve"> Na </w:t>
-      </w:r>
-      <w:r>
-        <w:t>(</w:t>
-      </w:r>
-      <w:r>
-        <w:fldChar w:fldCharType="begin"/>
-      </w:r>
-      <w:r>
-        <w:instrText xml:space="preserve"> REF _Ref231941223 \h </w:instrText>
-      </w:r>
-      <w:r>
-        <w:fldChar w:fldCharType="separate"/>
-      </w:r>
-      <w:r>
-        <w:t xml:space="preserve">Rys. </w:t>
-      </w:r>
-      <w:r>
-        <w:rPr>
-          <w:noProof/>
-        </w:rPr>
-        <w:t>9</w:t>
-      </w:r>
-      <w:r>
-        <w:fldChar w:fldCharType="end"/>
-      </w:r>
-      <w:r>
-        <w:t>)</w:t>
-      </w:r>
-      <w:r>
-        <w:t xml:space="preserve"> przedstawiono wizualizację „Uproszczone drzewo regresyjne dla </w:t>
-      </w:r>
-      <w:r>
-        <w:t>„</w:t>
-      </w:r>
-      <w:proofErr w:type="spellStart"/>
-      <w:r>
-        <w:t>FatalityRate</w:t>
-      </w:r>
-      <w:proofErr w:type="spellEnd"/>
-      <w:r>
-        <w:t xml:space="preserve">”. Drzewo regresyjne pokazuje, że </w:t>
-      </w:r>
-      <w:proofErr w:type="spellStart"/>
-      <w:r>
-        <w:t>FatalityRate</w:t>
-      </w:r>
-      <w:proofErr w:type="spellEnd"/>
-      <w:r>
-        <w:t xml:space="preserve"> jest segmentowany przez kombinację modelu samolotu, kategorii przyczyny, dekady i liczby osób na pokładzie. Niskie R² ogranicza jednak siłę wnioskowania predykcyjnego.</w:t>
-      </w:r>
-    </w:p>
-    <w:p>
-      <w:r>
-        <w:t xml:space="preserve">Ujemne R² oznacza, że drzewo regresyjne nie powinno być traktowane jako model skutecznie objaśniający </w:t>
-      </w:r>
-      <w:proofErr w:type="spellStart"/>
-      <w:r>
-        <w:t>FatalityRate</w:t>
-      </w:r>
-      <w:proofErr w:type="spellEnd"/>
-      <w:r>
-        <w:t>; jego rola ogranicza się do pokazania przykładowej segmentacji obserwacji.</w:t>
-      </w:r>
-    </w:p>
-    <w:p>
-      <w:pPr>
-        <w:pStyle w:val="Nagwek2"/>
-      </w:pPr>
-      <w:bookmarkStart w:id="73" w:name="_Toc231978733"/>
-      <w:r>
-        <w:t>Reguły</w:t>
-      </w:r>
-      <w:bookmarkEnd w:id="73"/>
-    </w:p>
-    <w:p>
-      <w:r>
-        <w:t xml:space="preserve">Reguły drzew należy traktować jako ułatwienie interpretacji, a nie jako pełny model przyczynowy. W przypadku drzewa klasyfikacyjnego reguły wskazują, które grupy modeli i dekad częściej prowadzą do dominującej kategorii przyczyny. W przypadku drzewa regresyjnego reguły segmentują zdarzenia o podobnym poziomie </w:t>
-      </w:r>
-      <w:proofErr w:type="spellStart"/>
-      <w:r>
-        <w:t>FatalityRate</w:t>
-      </w:r>
-      <w:proofErr w:type="spellEnd"/>
-      <w:r>
-        <w:t>.</w:t>
-      </w:r>
-    </w:p>
-    <w:p>
-      <w:r>
-        <w:t>Poniżej zestawiono najważniejsze reguły wynikające ze ścieżek od korzenia do liści drzew. Wybrano reguły o największym wsparciu lub najwyższej wartości interpretacyjnej, ponieważ pełne drzewa zawierają również bardzo małe liście o ograniczonej wiarygodności.</w:t>
-      </w:r>
-    </w:p>
-    <w:p/>
-    <w:p>
       <w:pPr>
         <w:pStyle w:val="Legenda"/>
         <w:keepNext/>
       </w:pPr>
-      <w:bookmarkStart w:id="74" w:name="_Toc231978690"/>
+      <w:bookmarkStart w:id="78" w:name="_Toc231980858"/>
       <w:r>
         <w:t xml:space="preserve">Tab. </w:t>
       </w:r>
-      <w:r>
-        <w:fldChar w:fldCharType="begin"/>
-      </w:r>
-      <w:r>
-        <w:instrText xml:space="preserve"> SEQ Tab. \* ARABIC </w:instrText>
-      </w:r>
-      <w:r>
-        <w:fldChar w:fldCharType="separate"/>
-      </w:r>
-      <w:r>
-        <w:rPr>
-          <w:noProof/>
-        </w:rPr>
-        <w:t>15</w:t>
-      </w:r>
-      <w:r>
-        <w:fldChar w:fldCharType="end"/>
-      </w:r>
+      <w:fldSimple w:instr=" SEQ Tab. \* ARABIC ">
+        <w:r>
+          <w:rPr>
+            <w:noProof/>
+          </w:rPr>
+          <w:t>17</w:t>
+        </w:r>
+      </w:fldSimple>
       <w:r>
         <w:t xml:space="preserve">. </w:t>
       </w:r>
@@ -18610,7 +19165,7 @@
         </w:rPr>
         <w:t>Reguły drzewa klasyfikacyjnego dla CauseCategory</w:t>
       </w:r>
-      <w:bookmarkEnd w:id="74"/>
+      <w:bookmarkEnd w:id="78"/>
     </w:p>
     <w:tbl>
       <w:tblPr>
@@ -20419,28 +20974,18 @@
         <w:pStyle w:val="Legenda"/>
         <w:keepNext/>
       </w:pPr>
-      <w:bookmarkStart w:id="75" w:name="_Toc231978691"/>
+      <w:bookmarkStart w:id="79" w:name="_Toc231980859"/>
       <w:r>
         <w:t xml:space="preserve">Tab. </w:t>
       </w:r>
-      <w:r>
-        <w:fldChar w:fldCharType="begin"/>
-      </w:r>
-      <w:r>
-        <w:instrText xml:space="preserve"> SEQ Tab. \* ARABIC </w:instrText>
-      </w:r>
-      <w:r>
-        <w:fldChar w:fldCharType="separate"/>
-      </w:r>
-      <w:r>
-        <w:rPr>
-          <w:noProof/>
-        </w:rPr>
-        <w:t>16</w:t>
-      </w:r>
-      <w:r>
-        <w:fldChar w:fldCharType="end"/>
-      </w:r>
+      <w:fldSimple w:instr=" SEQ Tab. \* ARABIC ">
+        <w:r>
+          <w:rPr>
+            <w:noProof/>
+          </w:rPr>
+          <w:t>18</w:t>
+        </w:r>
+      </w:fldSimple>
       <w:r>
         <w:t xml:space="preserve">. </w:t>
       </w:r>
@@ -20455,7 +21000,7 @@
         </w:rPr>
         <w:t>Reguły drzewa regresyjnego dla FatalityRate</w:t>
       </w:r>
-      <w:bookmarkEnd w:id="75"/>
+      <w:bookmarkEnd w:id="79"/>
     </w:p>
     <w:tbl>
       <w:tblPr>
@@ -22293,11 +22838,11 @@
       <w:pPr>
         <w:pStyle w:val="Nagwek2"/>
       </w:pPr>
-      <w:bookmarkStart w:id="76" w:name="_Toc231978734"/>
+      <w:bookmarkStart w:id="80" w:name="_Toc231980902"/>
       <w:r>
         <w:t>Ocena</w:t>
       </w:r>
-      <w:bookmarkEnd w:id="76"/>
+      <w:bookmarkEnd w:id="80"/>
     </w:p>
     <w:p>
       <w:pPr>
@@ -22310,34 +22855,24 @@
         <w:pStyle w:val="Legenda"/>
         <w:keepNext/>
       </w:pPr>
-      <w:bookmarkStart w:id="77" w:name="_Ref231941245"/>
-      <w:bookmarkStart w:id="78" w:name="_Toc231978692"/>
+      <w:bookmarkStart w:id="81" w:name="_Ref231941245"/>
+      <w:bookmarkStart w:id="82" w:name="_Toc231980860"/>
       <w:r>
         <w:t xml:space="preserve">Tab. </w:t>
       </w:r>
-      <w:r>
-        <w:fldChar w:fldCharType="begin"/>
-      </w:r>
-      <w:r>
-        <w:instrText xml:space="preserve"> SEQ Tab. \* ARABIC </w:instrText>
-      </w:r>
-      <w:r>
-        <w:fldChar w:fldCharType="separate"/>
-      </w:r>
-      <w:r>
-        <w:rPr>
-          <w:noProof/>
-        </w:rPr>
-        <w:t>17</w:t>
-      </w:r>
-      <w:r>
-        <w:fldChar w:fldCharType="end"/>
-      </w:r>
-      <w:bookmarkEnd w:id="77"/>
+      <w:fldSimple w:instr=" SEQ Tab. \* ARABIC ">
+        <w:r>
+          <w:rPr>
+            <w:noProof/>
+          </w:rPr>
+          <w:t>19</w:t>
+        </w:r>
+      </w:fldSimple>
+      <w:bookmarkEnd w:id="81"/>
       <w:r>
         <w:t>. Raport klasyfikacji drzewa decyzyjnego</w:t>
       </w:r>
-      <w:bookmarkEnd w:id="78"/>
+      <w:bookmarkEnd w:id="82"/>
     </w:p>
     <w:tbl>
       <w:tblPr>
@@ -23426,11 +23961,11 @@
       <w:pPr>
         <w:pStyle w:val="Nagwek2"/>
       </w:pPr>
-      <w:bookmarkStart w:id="79" w:name="_Toc231978735"/>
+      <w:bookmarkStart w:id="83" w:name="_Toc231980903"/>
       <w:r>
         <w:t>Weryfikacja hipotez</w:t>
       </w:r>
-      <w:bookmarkEnd w:id="79"/>
+      <w:bookmarkEnd w:id="83"/>
     </w:p>
     <w:p>
       <w:r>
@@ -23465,11 +24000,11 @@
       <w:pPr>
         <w:pStyle w:val="Nagwek1"/>
       </w:pPr>
-      <w:bookmarkStart w:id="80" w:name="_Toc231978736"/>
+      <w:bookmarkStart w:id="84" w:name="_Toc231980904"/>
       <w:r>
         <w:t>Analiza skupień</w:t>
       </w:r>
-      <w:bookmarkEnd w:id="80"/>
+      <w:bookmarkEnd w:id="84"/>
     </w:p>
     <w:p>
       <w:r>
@@ -23520,34 +24055,24 @@
         <w:pStyle w:val="Legenda"/>
         <w:keepNext/>
       </w:pPr>
-      <w:bookmarkStart w:id="81" w:name="_Ref231941270"/>
-      <w:bookmarkStart w:id="82" w:name="_Toc231978693"/>
+      <w:bookmarkStart w:id="85" w:name="_Ref231941270"/>
+      <w:bookmarkStart w:id="86" w:name="_Toc231980861"/>
       <w:r>
         <w:t xml:space="preserve">Tab. </w:t>
       </w:r>
-      <w:r>
-        <w:fldChar w:fldCharType="begin"/>
-      </w:r>
-      <w:r>
-        <w:instrText xml:space="preserve"> SEQ Tab. \* ARABIC </w:instrText>
-      </w:r>
-      <w:r>
-        <w:fldChar w:fldCharType="separate"/>
-      </w:r>
-      <w:r>
-        <w:rPr>
-          <w:noProof/>
-        </w:rPr>
-        <w:t>18</w:t>
-      </w:r>
-      <w:r>
-        <w:fldChar w:fldCharType="end"/>
-      </w:r>
-      <w:bookmarkEnd w:id="81"/>
+      <w:fldSimple w:instr=" SEQ Tab. \* ARABIC ">
+        <w:r>
+          <w:rPr>
+            <w:noProof/>
+          </w:rPr>
+          <w:t>20</w:t>
+        </w:r>
+      </w:fldSimple>
+      <w:bookmarkEnd w:id="85"/>
       <w:r>
         <w:t>. Charakterystyka skupień EM</w:t>
       </w:r>
-      <w:bookmarkEnd w:id="82"/>
+      <w:bookmarkEnd w:id="86"/>
     </w:p>
     <w:tbl>
       <w:tblPr>
@@ -24058,19 +24583,63 @@
       <w:pPr>
         <w:pStyle w:val="Legenda"/>
       </w:pPr>
-      <w:bookmarkStart w:id="83" w:name="_Ref231941288"/>
-      <w:bookmarkStart w:id="84" w:name="_Toc231978705"/>
+      <w:bookmarkStart w:id="87" w:name="_Ref231941288"/>
+      <w:bookmarkStart w:id="88" w:name="_Toc231980873"/>
       <w:r>
         <w:t xml:space="preserve">Rys. </w:t>
       </w:r>
+      <w:fldSimple w:instr=" SEQ Rys. \* ARABIC ">
+        <w:r>
+          <w:rPr>
+            <w:noProof/>
+          </w:rPr>
+          <w:t>10</w:t>
+        </w:r>
+      </w:fldSimple>
+      <w:bookmarkEnd w:id="87"/>
+      <w:r>
+        <w:t xml:space="preserve">. Skupienia EM w przestrzeni </w:t>
+      </w:r>
+      <w:proofErr w:type="spellStart"/>
+      <w:r>
+        <w:t>Aboard</w:t>
+      </w:r>
+      <w:proofErr w:type="spellEnd"/>
+      <w:r>
+        <w:t xml:space="preserve"> i </w:t>
+      </w:r>
+      <w:proofErr w:type="spellStart"/>
+      <w:r>
+        <w:t>FatalityRate</w:t>
+      </w:r>
+      <w:bookmarkEnd w:id="88"/>
+      <w:proofErr w:type="spellEnd"/>
+    </w:p>
+    <w:p/>
+    <w:p>
+      <w:r>
+        <w:rPr>
+          <w:b/>
+        </w:rPr>
+        <w:t>Interpretacja:</w:t>
+      </w:r>
+      <w:r>
+        <w:t xml:space="preserve"> Na </w:t>
+      </w:r>
+      <w:r>
+        <w:t>(</w:t>
+      </w:r>
       <w:r>
         <w:fldChar w:fldCharType="begin"/>
       </w:r>
       <w:r>
-        <w:instrText xml:space="preserve"> SEQ Rys. \* ARABIC </w:instrText>
+        <w:instrText xml:space="preserve"> REF _Ref231941288 \h </w:instrText>
       </w:r>
       <w:r>
         <w:fldChar w:fldCharType="separate"/>
+      </w:r>
+      <w:r>
+        <w:t xml:space="preserve">Rys. </w:t>
       </w:r>
       <w:r>
         <w:rPr>
@@ -24079,63 +24648,6 @@
         <w:t>10</w:t>
       </w:r>
       <w:r>
-        <w:rPr>
-          <w:noProof/>
-        </w:rPr>
-        <w:fldChar w:fldCharType="end"/>
-      </w:r>
-      <w:bookmarkEnd w:id="83"/>
-      <w:r>
-        <w:t xml:space="preserve">. Skupienia EM w przestrzeni </w:t>
-      </w:r>
-      <w:proofErr w:type="spellStart"/>
-      <w:r>
-        <w:t>Aboard</w:t>
-      </w:r>
-      <w:proofErr w:type="spellEnd"/>
-      <w:r>
-        <w:t xml:space="preserve"> i </w:t>
-      </w:r>
-      <w:proofErr w:type="spellStart"/>
-      <w:r>
-        <w:t>FatalityRate</w:t>
-      </w:r>
-      <w:bookmarkEnd w:id="84"/>
-      <w:proofErr w:type="spellEnd"/>
-    </w:p>
-    <w:p/>
-    <w:p>
-      <w:r>
-        <w:rPr>
-          <w:b/>
-        </w:rPr>
-        <w:t>Interpretacja:</w:t>
-      </w:r>
-      <w:r>
-        <w:t xml:space="preserve"> Na </w:t>
-      </w:r>
-      <w:r>
-        <w:t>(</w:t>
-      </w:r>
-      <w:r>
-        <w:fldChar w:fldCharType="begin"/>
-      </w:r>
-      <w:r>
-        <w:instrText xml:space="preserve"> REF _Ref231941288 \h </w:instrText>
-      </w:r>
-      <w:r>
-        <w:fldChar w:fldCharType="separate"/>
-      </w:r>
-      <w:r>
-        <w:t xml:space="preserve">Rys. </w:t>
-      </w:r>
-      <w:r>
-        <w:rPr>
-          <w:noProof/>
-        </w:rPr>
-        <w:t>10</w:t>
-      </w:r>
-      <w:r>
         <w:fldChar w:fldCharType="end"/>
       </w:r>
       <w:r>
@@ -24165,7 +24677,7 @@
       <w:pPr>
         <w:pStyle w:val="Nagwek1"/>
       </w:pPr>
-      <w:bookmarkStart w:id="85" w:name="_Toc231978737"/>
+      <w:bookmarkStart w:id="89" w:name="_Toc231980905"/>
       <w:r>
         <w:t xml:space="preserve">Algorytm Data </w:t>
       </w:r>
@@ -24173,7 +24685,7 @@
       <w:r>
         <w:t>Mining</w:t>
       </w:r>
-      <w:bookmarkEnd w:id="85"/>
+      <w:bookmarkEnd w:id="89"/>
       <w:proofErr w:type="spellEnd"/>
     </w:p>
     <w:p>
@@ -24232,34 +24744,24 @@
         <w:pStyle w:val="Legenda"/>
         <w:keepNext/>
       </w:pPr>
-      <w:bookmarkStart w:id="86" w:name="_Ref231941310"/>
-      <w:bookmarkStart w:id="87" w:name="_Toc231978694"/>
+      <w:bookmarkStart w:id="90" w:name="_Ref231941310"/>
+      <w:bookmarkStart w:id="91" w:name="_Toc231980862"/>
       <w:r>
         <w:t xml:space="preserve">Tab. </w:t>
       </w:r>
-      <w:r>
-        <w:fldChar w:fldCharType="begin"/>
-      </w:r>
-      <w:r>
-        <w:instrText xml:space="preserve"> SEQ Tab. \* ARABIC </w:instrText>
-      </w:r>
-      <w:r>
-        <w:fldChar w:fldCharType="separate"/>
-      </w:r>
-      <w:r>
-        <w:rPr>
-          <w:noProof/>
-        </w:rPr>
-        <w:t>19</w:t>
-      </w:r>
-      <w:r>
-        <w:fldChar w:fldCharType="end"/>
-      </w:r>
-      <w:bookmarkEnd w:id="86"/>
+      <w:fldSimple w:instr=" SEQ Tab. \* ARABIC ">
+        <w:r>
+          <w:rPr>
+            <w:noProof/>
+          </w:rPr>
+          <w:t>21</w:t>
+        </w:r>
+      </w:fldSimple>
+      <w:bookmarkEnd w:id="90"/>
       <w:r>
         <w:t>. Ocena modelu SVM</w:t>
       </w:r>
-      <w:bookmarkEnd w:id="87"/>
+      <w:bookmarkEnd w:id="91"/>
     </w:p>
     <w:tbl>
       <w:tblPr>
@@ -24489,19 +24991,59 @@
       <w:pPr>
         <w:pStyle w:val="Legenda"/>
       </w:pPr>
-      <w:bookmarkStart w:id="88" w:name="_Ref231941346"/>
-      <w:bookmarkStart w:id="89" w:name="_Toc231978706"/>
+      <w:bookmarkStart w:id="92" w:name="_Ref231941346"/>
+      <w:bookmarkStart w:id="93" w:name="_Toc231980874"/>
       <w:r>
         <w:t xml:space="preserve">Rys. </w:t>
       </w:r>
+      <w:fldSimple w:instr=" SEQ Rys. \* ARABIC ">
+        <w:r>
+          <w:rPr>
+            <w:noProof/>
+          </w:rPr>
+          <w:t>11</w:t>
+        </w:r>
+      </w:fldSimple>
+      <w:bookmarkEnd w:id="92"/>
+      <w:r>
+        <w:t xml:space="preserve">. Macierz pomyłek SVM dla </w:t>
+      </w:r>
+      <w:proofErr w:type="spellStart"/>
+      <w:r>
+        <w:t>CauseCategory</w:t>
+      </w:r>
+      <w:bookmarkEnd w:id="93"/>
+      <w:proofErr w:type="spellEnd"/>
+    </w:p>
+    <w:p>
+      <w:pPr>
+        <w:ind w:firstLine="0"/>
+      </w:pPr>
+    </w:p>
+    <w:p>
+      <w:r>
+        <w:rPr>
+          <w:b/>
+        </w:rPr>
+        <w:t>Interpretacja:</w:t>
+      </w:r>
+      <w:r>
+        <w:t xml:space="preserve"> Na</w:t>
+      </w:r>
+      <w:r>
+        <w:t xml:space="preserve"> (</w:t>
+      </w:r>
       <w:r>
         <w:fldChar w:fldCharType="begin"/>
       </w:r>
       <w:r>
-        <w:instrText xml:space="preserve"> SEQ Rys. \* ARABIC </w:instrText>
+        <w:instrText xml:space="preserve"> REF _Ref231941346 \h </w:instrText>
       </w:r>
       <w:r>
         <w:fldChar w:fldCharType="separate"/>
+      </w:r>
+      <w:r>
+        <w:t xml:space="preserve">Rys. </w:t>
       </w:r>
       <w:r>
         <w:rPr>
@@ -24510,119 +25052,56 @@
         <w:t>11</w:t>
       </w:r>
       <w:r>
-        <w:rPr>
-          <w:noProof/>
-        </w:rPr>
         <w:fldChar w:fldCharType="end"/>
       </w:r>
-      <w:bookmarkEnd w:id="88"/>
-      <w:r>
-        <w:t xml:space="preserve">. Macierz pomyłek SVM dla </w:t>
+      <w:r>
+        <w:t xml:space="preserve">) </w:t>
+      </w:r>
+      <w:r>
+        <w:t xml:space="preserve">przedstawiono wizualizację „Macierz pomyłek SVM dla </w:t>
       </w:r>
       <w:proofErr w:type="spellStart"/>
       <w:r>
         <w:t>CauseCategory</w:t>
       </w:r>
-      <w:bookmarkEnd w:id="89"/>
       <w:proofErr w:type="spellEnd"/>
+      <w:r>
+        <w:t>”. Model SVM nie może być traktowany jako samodzielne potwierdzenie hipotezy H2. Jego rola w projekcie ma charakter uzupełniający wobec testów statystycznych oraz drzewa klasyfikacyjnego. Macierz pokazuje, że model często myli klasy rzadkie lub przypisuje obserwacje do kategorii dominującej.</w:t>
+      </w:r>
     </w:p>
     <w:p>
       <w:pPr>
-        <w:ind w:firstLine="0"/>
-      </w:pPr>
+        <w:pStyle w:val="Nagwek1"/>
+      </w:pPr>
+      <w:bookmarkStart w:id="94" w:name="_Toc231980906"/>
+      <w:r>
+        <w:t>Podsumowanie projektu</w:t>
+      </w:r>
+      <w:bookmarkEnd w:id="94"/>
     </w:p>
     <w:p>
-      <w:r>
-        <w:rPr>
-          <w:b/>
-        </w:rPr>
-        <w:t>Interpretacja:</w:t>
-      </w:r>
-      <w:r>
-        <w:t xml:space="preserve"> Na</w:t>
-      </w:r>
-      <w:r>
-        <w:t xml:space="preserve"> (</w:t>
-      </w:r>
-      <w:r>
-        <w:fldChar w:fldCharType="begin"/>
-      </w:r>
-      <w:r>
-        <w:instrText xml:space="preserve"> REF _Ref231941346 \h </w:instrText>
-      </w:r>
-      <w:r>
-        <w:fldChar w:fldCharType="separate"/>
-      </w:r>
-      <w:r>
-        <w:t xml:space="preserve">Rys. </w:t>
-      </w:r>
-      <w:r>
-        <w:rPr>
-          <w:noProof/>
-        </w:rPr>
-        <w:t>11</w:t>
-      </w:r>
-      <w:r>
-        <w:fldChar w:fldCharType="end"/>
-      </w:r>
-      <w:r>
-        <w:t xml:space="preserve">) </w:t>
-      </w:r>
-      <w:r>
-        <w:t xml:space="preserve">przedstawiono wizualizację „Macierz pomyłek SVM dla </w:t>
-      </w:r>
-      <w:proofErr w:type="spellStart"/>
-      <w:r>
-        <w:t>CauseCategory</w:t>
-      </w:r>
-      <w:proofErr w:type="spellEnd"/>
-      <w:r>
-        <w:t>”. Model SVM nie może być traktowany jako samodzielne potwierdzenie hipotezy H2. Jego rola w projekcie ma charakter uzupełniający wobec testów statystycznych oraz drzewa klasyfikacyjnego. Macierz pokazuje, że model często myli klasy rzadkie lub przypisuje obserwacje do kategorii dominującej.</w:t>
-      </w:r>
-    </w:p>
-    <w:p>
-      <w:pPr>
-        <w:pStyle w:val="Nagwek1"/>
-      </w:pPr>
-      <w:bookmarkStart w:id="90" w:name="_Toc231978738"/>
-      <w:r>
-        <w:t>Podsumowanie projektu</w:t>
-      </w:r>
-      <w:bookmarkEnd w:id="90"/>
-    </w:p>
-    <w:p>
       <w:pPr>
         <w:pStyle w:val="Legenda"/>
         <w:keepNext/>
       </w:pPr>
-      <w:bookmarkStart w:id="91" w:name="_Ref231941365"/>
-      <w:bookmarkStart w:id="92" w:name="_Toc231978695"/>
+      <w:bookmarkStart w:id="95" w:name="_Ref231941365"/>
+      <w:bookmarkStart w:id="96" w:name="_Toc231980863"/>
       <w:r>
         <w:t xml:space="preserve">Tab. </w:t>
       </w:r>
-      <w:r>
-        <w:fldChar w:fldCharType="begin"/>
-      </w:r>
-      <w:r>
-        <w:instrText xml:space="preserve"> SEQ Tab. \* ARABIC </w:instrText>
-      </w:r>
-      <w:r>
-        <w:fldChar w:fldCharType="separate"/>
-      </w:r>
-      <w:r>
-        <w:rPr>
-          <w:noProof/>
-        </w:rPr>
-        <w:t>20</w:t>
-      </w:r>
-      <w:r>
-        <w:fldChar w:fldCharType="end"/>
-      </w:r>
-      <w:bookmarkEnd w:id="91"/>
+      <w:fldSimple w:instr=" SEQ Tab. \* ARABIC ">
+        <w:r>
+          <w:rPr>
+            <w:noProof/>
+          </w:rPr>
+          <w:t>22</w:t>
+        </w:r>
+      </w:fldSimple>
+      <w:bookmarkEnd w:id="95"/>
       <w:r>
         <w:t>. Weryfikacja hipotez badawczych</w:t>
       </w:r>
-      <w:bookmarkEnd w:id="92"/>
+      <w:bookmarkEnd w:id="96"/>
     </w:p>
     <w:tbl>
       <w:tblPr>
@@ -24963,21 +25442,21 @@
               <w:rPr>
                 <w:sz w:val="22"/>
               </w:rPr>
-              <w:t xml:space="preserve">Istotne trendy dla Airbus A320 i </w:t>
+              <w:t xml:space="preserve">Istotne trendy dla Airbus A320 i MD-80 oraz istotny test interakcji AC </w:t>
             </w:r>
             <w:proofErr w:type="spellStart"/>
             <w:r>
               <w:rPr>
                 <w:sz w:val="22"/>
               </w:rPr>
-              <w:t>McDonnell</w:t>
+              <w:t>Type×Decade</w:t>
             </w:r>
             <w:proofErr w:type="spellEnd"/>
             <w:r>
               <w:rPr>
                 <w:sz w:val="22"/>
               </w:rPr>
-              <w:t xml:space="preserve"> Douglas MD-80, przy braku istotności dla większości modeli.</w:t>
+              <w:t xml:space="preserve"> (p = 0,0471).</w:t>
             </w:r>
           </w:p>
         </w:tc>
@@ -25022,12 +25501,33 @@
         <w:t>)</w:t>
       </w:r>
       <w:r>
-        <w:t xml:space="preserve"> przedstawiono zestawienie „Weryfikacja hipotez badawczych”. Najsilniejsze potwierdzenie uzyskano dla H2, a następnie dla H1. H3 pozostaje wnioskiem opisowym, ponieważ liczebności w dekadach i testy statystyczne nie dają wystarczająco mocnego potwierdzenia.</w:t>
+        <w:t xml:space="preserve"> przedstawiono zestawienie „Weryfikacja hipotez badawczych”. Najsilniejsze potwierdzenie uzyskano dla H2, a następnie dla H1. H3 została częściowo potwierdzona: model interakcyjny wskazał istotną poprawę dopasowania, jednak nierównomierne liczebności w dekadach ograniczają siłę uogólnienia.</w:t>
       </w:r>
     </w:p>
     <w:p>
       <w:r>
-        <w:t>W tabeli przyjęto więc decyzję „częściowo potwierdzona” dla H3: wyniki nie pozwalają na pełne potwierdzenie interakcji dla całej populacji modeli, ale pokazują istotne trendy dla wybranych konstrukcji.</w:t>
+        <w:t xml:space="preserve">Po uwzględnieniu modelu interakcyjnego H3 ma mocniejsze uzasadnienie niż w analizie opartej wyłącznie na trendach pojedynczych modeli. Wynik p = 0,0471 dla składnika AC </w:t>
+      </w:r>
+      <w:proofErr w:type="spellStart"/>
+      <w:r>
+        <w:t>Type×Decade</w:t>
+      </w:r>
+      <w:proofErr w:type="spellEnd"/>
+      <w:r>
+        <w:t xml:space="preserve"> pozwala utrzymać decyzję „częściowo potwierdzona”, choć nadal z zastrzeżeniem niezbalansowanych liczebności.</w:t>
+      </w:r>
+    </w:p>
+    <w:p>
+      <w:r>
+        <w:t xml:space="preserve">W tabeli przyjęto więc decyzję „częściowo potwierdzona” dla H3: wyniki modelu interakcyjnego wspierają istnienie zależności AC </w:t>
+      </w:r>
+      <w:proofErr w:type="spellStart"/>
+      <w:r>
+        <w:t>Type×Decade</w:t>
+      </w:r>
+      <w:proofErr w:type="spellEnd"/>
+      <w:r>
+        <w:t>, ale ze względu na niezbalansowane dane i puste kombinacje model-dekada wniosek wymaga ostrożnej interpretacji.</w:t>
       </w:r>
     </w:p>
     <w:p>
@@ -25062,12 +25562,12 @@
       <w:pPr>
         <w:pStyle w:val="Nagwek1"/>
       </w:pPr>
-      <w:bookmarkStart w:id="93" w:name="_Toc231978739"/>
+      <w:bookmarkStart w:id="97" w:name="_Toc231980907"/>
       <w:r>
         <w:lastRenderedPageBreak/>
         <w:t>Załączniki</w:t>
       </w:r>
-      <w:bookmarkEnd w:id="93"/>
+      <w:bookmarkEnd w:id="97"/>
     </w:p>
     <w:p>
       <w:pPr>
@@ -25158,12 +25658,12 @@
       <w:pPr>
         <w:pStyle w:val="Nagwek1"/>
       </w:pPr>
-      <w:bookmarkStart w:id="94" w:name="_Toc231978740"/>
+      <w:bookmarkStart w:id="98" w:name="_Toc231980908"/>
       <w:r>
         <w:lastRenderedPageBreak/>
         <w:t>Wykaz rysunków</w:t>
       </w:r>
-      <w:bookmarkEnd w:id="94"/>
+      <w:bookmarkEnd w:id="98"/>
     </w:p>
     <w:p>
       <w:pPr>
@@ -25189,7 +25689,7 @@
       <w:r>
         <w:fldChar w:fldCharType="separate"/>
       </w:r>
-      <w:hyperlink w:anchor="_Toc231978696" w:history="1">
+      <w:hyperlink w:anchor="_Toc231980864" w:history="1">
         <w:r>
           <w:rPr>
             <w:rStyle w:val="Hipercze"/>
@@ -25216,7 +25716,7 @@
             <w:noProof/>
             <w:webHidden/>
           </w:rPr>
-          <w:instrText xml:space="preserve"> PAGEREF _Toc231978696 \h </w:instrText>
+          <w:instrText xml:space="preserve"> PAGEREF _Toc231980864 \h </w:instrText>
         </w:r>
         <w:r>
           <w:rPr>
@@ -25262,7 +25762,7 @@
           <w14:ligatures w14:val="standardContextual"/>
         </w:rPr>
       </w:pPr>
-      <w:hyperlink w:anchor="_Toc231978697" w:history="1">
+      <w:hyperlink w:anchor="_Toc231980865" w:history="1">
         <w:r>
           <w:rPr>
             <w:rStyle w:val="Hipercze"/>
@@ -25289,7 +25789,7 @@
             <w:noProof/>
             <w:webHidden/>
           </w:rPr>
-          <w:instrText xml:space="preserve"> PAGEREF _Toc231978697 \h </w:instrText>
+          <w:instrText xml:space="preserve"> PAGEREF _Toc231980865 \h </w:instrText>
         </w:r>
         <w:r>
           <w:rPr>
@@ -25335,7 +25835,7 @@
           <w14:ligatures w14:val="standardContextual"/>
         </w:rPr>
       </w:pPr>
-      <w:hyperlink w:anchor="_Toc231978698" w:history="1">
+      <w:hyperlink w:anchor="_Toc231980866" w:history="1">
         <w:r>
           <w:rPr>
             <w:rStyle w:val="Hipercze"/>
@@ -25362,7 +25862,7 @@
             <w:noProof/>
             <w:webHidden/>
           </w:rPr>
-          <w:instrText xml:space="preserve"> PAGEREF _Toc231978698 \h </w:instrText>
+          <w:instrText xml:space="preserve"> PAGEREF _Toc231980866 \h </w:instrText>
         </w:r>
         <w:r>
           <w:rPr>
@@ -25408,7 +25908,7 @@
           <w14:ligatures w14:val="standardContextual"/>
         </w:rPr>
       </w:pPr>
-      <w:hyperlink w:anchor="_Toc231978699" w:history="1">
+      <w:hyperlink w:anchor="_Toc231980867" w:history="1">
         <w:r>
           <w:rPr>
             <w:rStyle w:val="Hipercze"/>
@@ -25435,7 +25935,7 @@
             <w:noProof/>
             <w:webHidden/>
           </w:rPr>
-          <w:instrText xml:space="preserve"> PAGEREF _Toc231978699 \h </w:instrText>
+          <w:instrText xml:space="preserve"> PAGEREF _Toc231980867 \h </w:instrText>
         </w:r>
         <w:r>
           <w:rPr>
@@ -25481,7 +25981,7 @@
           <w14:ligatures w14:val="standardContextual"/>
         </w:rPr>
       </w:pPr>
-      <w:hyperlink w:anchor="_Toc231978700" w:history="1">
+      <w:hyperlink w:anchor="_Toc231980868" w:history="1">
         <w:r>
           <w:rPr>
             <w:rStyle w:val="Hipercze"/>
@@ -25508,7 +26008,7 @@
             <w:noProof/>
             <w:webHidden/>
           </w:rPr>
-          <w:instrText xml:space="preserve"> PAGEREF _Toc231978700 \h </w:instrText>
+          <w:instrText xml:space="preserve"> PAGEREF _Toc231980868 \h </w:instrText>
         </w:r>
         <w:r>
           <w:rPr>
@@ -25554,7 +26054,7 @@
           <w14:ligatures w14:val="standardContextual"/>
         </w:rPr>
       </w:pPr>
-      <w:hyperlink w:anchor="_Toc231978701" w:history="1">
+      <w:hyperlink w:anchor="_Toc231980869" w:history="1">
         <w:r>
           <w:rPr>
             <w:rStyle w:val="Hipercze"/>
@@ -25581,7 +26081,7 @@
             <w:noProof/>
             <w:webHidden/>
           </w:rPr>
-          <w:instrText xml:space="preserve"> PAGEREF _Toc231978701 \h </w:instrText>
+          <w:instrText xml:space="preserve"> PAGEREF _Toc231980869 \h </w:instrText>
         </w:r>
         <w:r>
           <w:rPr>
@@ -25627,7 +26127,7 @@
           <w14:ligatures w14:val="standardContextual"/>
         </w:rPr>
       </w:pPr>
-      <w:hyperlink w:anchor="_Toc231978702" w:history="1">
+      <w:hyperlink w:anchor="_Toc231980870" w:history="1">
         <w:r>
           <w:rPr>
             <w:rStyle w:val="Hipercze"/>
@@ -25654,7 +26154,7 @@
             <w:noProof/>
             <w:webHidden/>
           </w:rPr>
-          <w:instrText xml:space="preserve"> PAGEREF _Toc231978702 \h </w:instrText>
+          <w:instrText xml:space="preserve"> PAGEREF _Toc231980870 \h </w:instrText>
         </w:r>
         <w:r>
           <w:rPr>
@@ -25700,7 +26200,7 @@
           <w14:ligatures w14:val="standardContextual"/>
         </w:rPr>
       </w:pPr>
-      <w:hyperlink w:anchor="_Toc231978703" w:history="1">
+      <w:hyperlink w:anchor="_Toc231980871" w:history="1">
         <w:r>
           <w:rPr>
             <w:rStyle w:val="Hipercze"/>
@@ -25727,7 +26227,1441 @@
             <w:noProof/>
             <w:webHidden/>
           </w:rPr>
-          <w:instrText xml:space="preserve"> PAGEREF _Toc231978703 \h </w:instrText>
+          <w:instrText xml:space="preserve"> PAGEREF _Toc231980871 \h </w:instrText>
+        </w:r>
+        <w:r>
+          <w:rPr>
+            <w:noProof/>
+            <w:webHidden/>
+          </w:rPr>
+        </w:r>
+        <w:r>
+          <w:rPr>
+            <w:noProof/>
+            <w:webHidden/>
+          </w:rPr>
+          <w:fldChar w:fldCharType="separate"/>
+        </w:r>
+        <w:r>
+          <w:rPr>
+            <w:noProof/>
+            <w:webHidden/>
+          </w:rPr>
+          <w:t>20</w:t>
+        </w:r>
+        <w:r>
+          <w:rPr>
+            <w:noProof/>
+            <w:webHidden/>
+          </w:rPr>
+          <w:fldChar w:fldCharType="end"/>
+        </w:r>
+      </w:hyperlink>
+    </w:p>
+    <w:p>
+      <w:pPr>
+        <w:pStyle w:val="Spisilustracji"/>
+        <w:tabs>
+          <w:tab w:val="right" w:leader="dot" w:pos="9628"/>
+        </w:tabs>
+        <w:rPr>
+          <w:rFonts w:asciiTheme="minorHAnsi" w:eastAsiaTheme="minorEastAsia" w:hAnsiTheme="minorHAnsi" w:cstheme="minorBidi"/>
+          <w:noProof/>
+          <w:kern w:val="2"/>
+          <w:szCs w:val="24"/>
+          <w:lang w:eastAsia="pl-PL"/>
+          <w14:ligatures w14:val="standardContextual"/>
+        </w:rPr>
+      </w:pPr>
+      <w:hyperlink w:anchor="_Toc231980872" w:history="1">
+        <w:r>
+          <w:rPr>
+            <w:rStyle w:val="Hipercze"/>
+            <w:noProof/>
+          </w:rPr>
+          <w:t>Rys. 9. Uproszczone drzewo regresyjne dla FatalityRate</w:t>
+        </w:r>
+        <w:r>
+          <w:rPr>
+            <w:noProof/>
+            <w:webHidden/>
+          </w:rPr>
+          <w:tab/>
+        </w:r>
+        <w:r>
+          <w:rPr>
+            <w:noProof/>
+            <w:webHidden/>
+          </w:rPr>
+          <w:fldChar w:fldCharType="begin"/>
+        </w:r>
+        <w:r>
+          <w:rPr>
+            <w:noProof/>
+            <w:webHidden/>
+          </w:rPr>
+          <w:instrText xml:space="preserve"> PAGEREF _Toc231980872 \h </w:instrText>
+        </w:r>
+        <w:r>
+          <w:rPr>
+            <w:noProof/>
+            <w:webHidden/>
+          </w:rPr>
+        </w:r>
+        <w:r>
+          <w:rPr>
+            <w:noProof/>
+            <w:webHidden/>
+          </w:rPr>
+          <w:fldChar w:fldCharType="separate"/>
+        </w:r>
+        <w:r>
+          <w:rPr>
+            <w:noProof/>
+            <w:webHidden/>
+          </w:rPr>
+          <w:t>21</w:t>
+        </w:r>
+        <w:r>
+          <w:rPr>
+            <w:noProof/>
+            <w:webHidden/>
+          </w:rPr>
+          <w:fldChar w:fldCharType="end"/>
+        </w:r>
+      </w:hyperlink>
+    </w:p>
+    <w:p>
+      <w:pPr>
+        <w:pStyle w:val="Spisilustracji"/>
+        <w:tabs>
+          <w:tab w:val="right" w:leader="dot" w:pos="9628"/>
+        </w:tabs>
+        <w:rPr>
+          <w:rFonts w:asciiTheme="minorHAnsi" w:eastAsiaTheme="minorEastAsia" w:hAnsiTheme="minorHAnsi" w:cstheme="minorBidi"/>
+          <w:noProof/>
+          <w:kern w:val="2"/>
+          <w:szCs w:val="24"/>
+          <w:lang w:eastAsia="pl-PL"/>
+          <w14:ligatures w14:val="standardContextual"/>
+        </w:rPr>
+      </w:pPr>
+      <w:hyperlink w:anchor="_Toc231980873" w:history="1">
+        <w:r>
+          <w:rPr>
+            <w:rStyle w:val="Hipercze"/>
+            <w:noProof/>
+          </w:rPr>
+          <w:t>Rys. 10. Skupienia EM w przestrzeni Aboard i FatalityRate</w:t>
+        </w:r>
+        <w:r>
+          <w:rPr>
+            <w:noProof/>
+            <w:webHidden/>
+          </w:rPr>
+          <w:tab/>
+        </w:r>
+        <w:r>
+          <w:rPr>
+            <w:noProof/>
+            <w:webHidden/>
+          </w:rPr>
+          <w:fldChar w:fldCharType="begin"/>
+        </w:r>
+        <w:r>
+          <w:rPr>
+            <w:noProof/>
+            <w:webHidden/>
+          </w:rPr>
+          <w:instrText xml:space="preserve"> PAGEREF _Toc231980873 \h </w:instrText>
+        </w:r>
+        <w:r>
+          <w:rPr>
+            <w:noProof/>
+            <w:webHidden/>
+          </w:rPr>
+        </w:r>
+        <w:r>
+          <w:rPr>
+            <w:noProof/>
+            <w:webHidden/>
+          </w:rPr>
+          <w:fldChar w:fldCharType="separate"/>
+        </w:r>
+        <w:r>
+          <w:rPr>
+            <w:noProof/>
+            <w:webHidden/>
+          </w:rPr>
+          <w:t>27</w:t>
+        </w:r>
+        <w:r>
+          <w:rPr>
+            <w:noProof/>
+            <w:webHidden/>
+          </w:rPr>
+          <w:fldChar w:fldCharType="end"/>
+        </w:r>
+      </w:hyperlink>
+    </w:p>
+    <w:p>
+      <w:pPr>
+        <w:pStyle w:val="Spisilustracji"/>
+        <w:tabs>
+          <w:tab w:val="right" w:leader="dot" w:pos="9628"/>
+        </w:tabs>
+        <w:rPr>
+          <w:rFonts w:asciiTheme="minorHAnsi" w:eastAsiaTheme="minorEastAsia" w:hAnsiTheme="minorHAnsi" w:cstheme="minorBidi"/>
+          <w:noProof/>
+          <w:kern w:val="2"/>
+          <w:szCs w:val="24"/>
+          <w:lang w:eastAsia="pl-PL"/>
+          <w14:ligatures w14:val="standardContextual"/>
+        </w:rPr>
+      </w:pPr>
+      <w:hyperlink w:anchor="_Toc231980874" w:history="1">
+        <w:r>
+          <w:rPr>
+            <w:rStyle w:val="Hipercze"/>
+            <w:noProof/>
+          </w:rPr>
+          <w:t>Rys. 11. Macierz pomyłek SVM dla CauseCategory</w:t>
+        </w:r>
+        <w:r>
+          <w:rPr>
+            <w:noProof/>
+            <w:webHidden/>
+          </w:rPr>
+          <w:tab/>
+        </w:r>
+        <w:r>
+          <w:rPr>
+            <w:noProof/>
+            <w:webHidden/>
+          </w:rPr>
+          <w:fldChar w:fldCharType="begin"/>
+        </w:r>
+        <w:r>
+          <w:rPr>
+            <w:noProof/>
+            <w:webHidden/>
+          </w:rPr>
+          <w:instrText xml:space="preserve"> PAGEREF _Toc231980874 \h </w:instrText>
+        </w:r>
+        <w:r>
+          <w:rPr>
+            <w:noProof/>
+            <w:webHidden/>
+          </w:rPr>
+        </w:r>
+        <w:r>
+          <w:rPr>
+            <w:noProof/>
+            <w:webHidden/>
+          </w:rPr>
+          <w:fldChar w:fldCharType="separate"/>
+        </w:r>
+        <w:r>
+          <w:rPr>
+            <w:noProof/>
+            <w:webHidden/>
+          </w:rPr>
+          <w:t>28</w:t>
+        </w:r>
+        <w:r>
+          <w:rPr>
+            <w:noProof/>
+            <w:webHidden/>
+          </w:rPr>
+          <w:fldChar w:fldCharType="end"/>
+        </w:r>
+      </w:hyperlink>
+    </w:p>
+    <w:p>
+      <w:pPr>
+        <w:pStyle w:val="Spisilustracji"/>
+      </w:pPr>
+      <w:r>
+        <w:fldChar w:fldCharType="end"/>
+      </w:r>
+      <w:r>
+        <w:br w:type="page"/>
+      </w:r>
+    </w:p>
+    <w:p>
+      <w:pPr>
+        <w:pStyle w:val="Nagwek1"/>
+      </w:pPr>
+      <w:bookmarkStart w:id="99" w:name="_Toc231980909"/>
+      <w:r>
+        <w:lastRenderedPageBreak/>
+        <w:t>Wykaz tabel</w:t>
+      </w:r>
+      <w:bookmarkEnd w:id="99"/>
+    </w:p>
+    <w:p>
+      <w:pPr>
+        <w:pStyle w:val="Spisilustracji"/>
+        <w:tabs>
+          <w:tab w:val="right" w:leader="dot" w:pos="9628"/>
+        </w:tabs>
+        <w:rPr>
+          <w:rFonts w:asciiTheme="minorHAnsi" w:eastAsiaTheme="minorEastAsia" w:hAnsiTheme="minorHAnsi" w:cstheme="minorBidi"/>
+          <w:noProof/>
+          <w:kern w:val="2"/>
+          <w:szCs w:val="24"/>
+          <w:lang w:eastAsia="pl-PL"/>
+          <w14:ligatures w14:val="standardContextual"/>
+        </w:rPr>
+      </w:pPr>
+      <w:r>
+        <w:fldChar w:fldCharType="begin"/>
+      </w:r>
+      <w:r>
+        <w:instrText xml:space="preserve"> TOC \h \z \c "Tab." </w:instrText>
+      </w:r>
+      <w:r>
+        <w:fldChar w:fldCharType="separate"/>
+      </w:r>
+      <w:hyperlink w:anchor="_Toc231980842" w:history="1">
+        <w:r>
+          <w:rPr>
+            <w:rStyle w:val="Hipercze"/>
+            <w:noProof/>
+          </w:rPr>
+          <w:t>Tab. 1. Charakterystyka próby po przygotowaniu danych</w:t>
+        </w:r>
+        <w:r>
+          <w:rPr>
+            <w:noProof/>
+            <w:webHidden/>
+          </w:rPr>
+          <w:tab/>
+        </w:r>
+        <w:r>
+          <w:rPr>
+            <w:noProof/>
+            <w:webHidden/>
+          </w:rPr>
+          <w:fldChar w:fldCharType="begin"/>
+        </w:r>
+        <w:r>
+          <w:rPr>
+            <w:noProof/>
+            <w:webHidden/>
+          </w:rPr>
+          <w:instrText xml:space="preserve"> PAGEREF _Toc231980842 \h </w:instrText>
+        </w:r>
+        <w:r>
+          <w:rPr>
+            <w:noProof/>
+            <w:webHidden/>
+          </w:rPr>
+        </w:r>
+        <w:r>
+          <w:rPr>
+            <w:noProof/>
+            <w:webHidden/>
+          </w:rPr>
+          <w:fldChar w:fldCharType="separate"/>
+        </w:r>
+        <w:r>
+          <w:rPr>
+            <w:noProof/>
+            <w:webHidden/>
+          </w:rPr>
+          <w:t>3</w:t>
+        </w:r>
+        <w:r>
+          <w:rPr>
+            <w:noProof/>
+            <w:webHidden/>
+          </w:rPr>
+          <w:fldChar w:fldCharType="end"/>
+        </w:r>
+      </w:hyperlink>
+    </w:p>
+    <w:p>
+      <w:pPr>
+        <w:pStyle w:val="Spisilustracji"/>
+        <w:tabs>
+          <w:tab w:val="right" w:leader="dot" w:pos="9628"/>
+        </w:tabs>
+        <w:rPr>
+          <w:rFonts w:asciiTheme="minorHAnsi" w:eastAsiaTheme="minorEastAsia" w:hAnsiTheme="minorHAnsi" w:cstheme="minorBidi"/>
+          <w:noProof/>
+          <w:kern w:val="2"/>
+          <w:szCs w:val="24"/>
+          <w:lang w:eastAsia="pl-PL"/>
+          <w14:ligatures w14:val="standardContextual"/>
+        </w:rPr>
+      </w:pPr>
+      <w:hyperlink w:anchor="_Toc231980843" w:history="1">
+        <w:r>
+          <w:rPr>
+            <w:rStyle w:val="Hipercze"/>
+            <w:noProof/>
+          </w:rPr>
+          <w:t>Tab. 2. Statystyki opisowe głównych zmiennych ilościowych</w:t>
+        </w:r>
+        <w:r>
+          <w:rPr>
+            <w:noProof/>
+            <w:webHidden/>
+          </w:rPr>
+          <w:tab/>
+        </w:r>
+        <w:r>
+          <w:rPr>
+            <w:noProof/>
+            <w:webHidden/>
+          </w:rPr>
+          <w:fldChar w:fldCharType="begin"/>
+        </w:r>
+        <w:r>
+          <w:rPr>
+            <w:noProof/>
+            <w:webHidden/>
+          </w:rPr>
+          <w:instrText xml:space="preserve"> PAGEREF _Toc231980843 \h </w:instrText>
+        </w:r>
+        <w:r>
+          <w:rPr>
+            <w:noProof/>
+            <w:webHidden/>
+          </w:rPr>
+        </w:r>
+        <w:r>
+          <w:rPr>
+            <w:noProof/>
+            <w:webHidden/>
+          </w:rPr>
+          <w:fldChar w:fldCharType="separate"/>
+        </w:r>
+        <w:r>
+          <w:rPr>
+            <w:noProof/>
+            <w:webHidden/>
+          </w:rPr>
+          <w:t>4</w:t>
+        </w:r>
+        <w:r>
+          <w:rPr>
+            <w:noProof/>
+            <w:webHidden/>
+          </w:rPr>
+          <w:fldChar w:fldCharType="end"/>
+        </w:r>
+      </w:hyperlink>
+    </w:p>
+    <w:p>
+      <w:pPr>
+        <w:pStyle w:val="Spisilustracji"/>
+        <w:tabs>
+          <w:tab w:val="right" w:leader="dot" w:pos="9628"/>
+        </w:tabs>
+        <w:rPr>
+          <w:rFonts w:asciiTheme="minorHAnsi" w:eastAsiaTheme="minorEastAsia" w:hAnsiTheme="minorHAnsi" w:cstheme="minorBidi"/>
+          <w:noProof/>
+          <w:kern w:val="2"/>
+          <w:szCs w:val="24"/>
+          <w:lang w:eastAsia="pl-PL"/>
+          <w14:ligatures w14:val="standardContextual"/>
+        </w:rPr>
+      </w:pPr>
+      <w:hyperlink w:anchor="_Toc231980844" w:history="1">
+        <w:r>
+          <w:rPr>
+            <w:rStyle w:val="Hipercze"/>
+            <w:noProof/>
+          </w:rPr>
+          <w:t>Tab. 3. Statystyki FatalityRate według modelu samolotu</w:t>
+        </w:r>
+        <w:r>
+          <w:rPr>
+            <w:noProof/>
+            <w:webHidden/>
+          </w:rPr>
+          <w:tab/>
+        </w:r>
+        <w:r>
+          <w:rPr>
+            <w:noProof/>
+            <w:webHidden/>
+          </w:rPr>
+          <w:fldChar w:fldCharType="begin"/>
+        </w:r>
+        <w:r>
+          <w:rPr>
+            <w:noProof/>
+            <w:webHidden/>
+          </w:rPr>
+          <w:instrText xml:space="preserve"> PAGEREF _Toc231980844 \h </w:instrText>
+        </w:r>
+        <w:r>
+          <w:rPr>
+            <w:noProof/>
+            <w:webHidden/>
+          </w:rPr>
+        </w:r>
+        <w:r>
+          <w:rPr>
+            <w:noProof/>
+            <w:webHidden/>
+          </w:rPr>
+          <w:fldChar w:fldCharType="separate"/>
+        </w:r>
+        <w:r>
+          <w:rPr>
+            <w:noProof/>
+            <w:webHidden/>
+          </w:rPr>
+          <w:t>5</w:t>
+        </w:r>
+        <w:r>
+          <w:rPr>
+            <w:noProof/>
+            <w:webHidden/>
+          </w:rPr>
+          <w:fldChar w:fldCharType="end"/>
+        </w:r>
+      </w:hyperlink>
+    </w:p>
+    <w:p>
+      <w:pPr>
+        <w:pStyle w:val="Spisilustracji"/>
+        <w:tabs>
+          <w:tab w:val="right" w:leader="dot" w:pos="9628"/>
+        </w:tabs>
+        <w:rPr>
+          <w:rFonts w:asciiTheme="minorHAnsi" w:eastAsiaTheme="minorEastAsia" w:hAnsiTheme="minorHAnsi" w:cstheme="minorBidi"/>
+          <w:noProof/>
+          <w:kern w:val="2"/>
+          <w:szCs w:val="24"/>
+          <w:lang w:eastAsia="pl-PL"/>
+          <w14:ligatures w14:val="standardContextual"/>
+        </w:rPr>
+      </w:pPr>
+      <w:hyperlink w:anchor="_Toc231980845" w:history="1">
+        <w:r>
+          <w:rPr>
+            <w:rStyle w:val="Hipercze"/>
+            <w:noProof/>
+          </w:rPr>
+          <w:t>Tab. 4. Zmienne wykorzystane do weryfikacji H1</w:t>
+        </w:r>
+        <w:r>
+          <w:rPr>
+            <w:noProof/>
+            <w:webHidden/>
+          </w:rPr>
+          <w:tab/>
+        </w:r>
+        <w:r>
+          <w:rPr>
+            <w:noProof/>
+            <w:webHidden/>
+          </w:rPr>
+          <w:fldChar w:fldCharType="begin"/>
+        </w:r>
+        <w:r>
+          <w:rPr>
+            <w:noProof/>
+            <w:webHidden/>
+          </w:rPr>
+          <w:instrText xml:space="preserve"> PAGEREF _Toc231980845 \h </w:instrText>
+        </w:r>
+        <w:r>
+          <w:rPr>
+            <w:noProof/>
+            <w:webHidden/>
+          </w:rPr>
+        </w:r>
+        <w:r>
+          <w:rPr>
+            <w:noProof/>
+            <w:webHidden/>
+          </w:rPr>
+          <w:fldChar w:fldCharType="separate"/>
+        </w:r>
+        <w:r>
+          <w:rPr>
+            <w:noProof/>
+            <w:webHidden/>
+          </w:rPr>
+          <w:t>7</w:t>
+        </w:r>
+        <w:r>
+          <w:rPr>
+            <w:noProof/>
+            <w:webHidden/>
+          </w:rPr>
+          <w:fldChar w:fldCharType="end"/>
+        </w:r>
+      </w:hyperlink>
+    </w:p>
+    <w:p>
+      <w:pPr>
+        <w:pStyle w:val="Spisilustracji"/>
+        <w:tabs>
+          <w:tab w:val="right" w:leader="dot" w:pos="9628"/>
+        </w:tabs>
+        <w:rPr>
+          <w:rFonts w:asciiTheme="minorHAnsi" w:eastAsiaTheme="minorEastAsia" w:hAnsiTheme="minorHAnsi" w:cstheme="minorBidi"/>
+          <w:noProof/>
+          <w:kern w:val="2"/>
+          <w:szCs w:val="24"/>
+          <w:lang w:eastAsia="pl-PL"/>
+          <w14:ligatures w14:val="standardContextual"/>
+        </w:rPr>
+      </w:pPr>
+      <w:hyperlink w:anchor="_Toc231980846" w:history="1">
+        <w:r>
+          <w:rPr>
+            <w:rStyle w:val="Hipercze"/>
+            <w:noProof/>
+          </w:rPr>
+          <w:t>Tab. 5. Test Kruskala-Wallisa dla zależności FatalityRate od modelu samolotu</w:t>
+        </w:r>
+        <w:r>
+          <w:rPr>
+            <w:noProof/>
+            <w:webHidden/>
+          </w:rPr>
+          <w:tab/>
+        </w:r>
+        <w:r>
+          <w:rPr>
+            <w:noProof/>
+            <w:webHidden/>
+          </w:rPr>
+          <w:fldChar w:fldCharType="begin"/>
+        </w:r>
+        <w:r>
+          <w:rPr>
+            <w:noProof/>
+            <w:webHidden/>
+          </w:rPr>
+          <w:instrText xml:space="preserve"> PAGEREF _Toc231980846 \h </w:instrText>
+        </w:r>
+        <w:r>
+          <w:rPr>
+            <w:noProof/>
+            <w:webHidden/>
+          </w:rPr>
+        </w:r>
+        <w:r>
+          <w:rPr>
+            <w:noProof/>
+            <w:webHidden/>
+          </w:rPr>
+          <w:fldChar w:fldCharType="separate"/>
+        </w:r>
+        <w:r>
+          <w:rPr>
+            <w:noProof/>
+            <w:webHidden/>
+          </w:rPr>
+          <w:t>8</w:t>
+        </w:r>
+        <w:r>
+          <w:rPr>
+            <w:noProof/>
+            <w:webHidden/>
+          </w:rPr>
+          <w:fldChar w:fldCharType="end"/>
+        </w:r>
+      </w:hyperlink>
+    </w:p>
+    <w:p>
+      <w:pPr>
+        <w:pStyle w:val="Spisilustracji"/>
+        <w:tabs>
+          <w:tab w:val="right" w:leader="dot" w:pos="9628"/>
+        </w:tabs>
+        <w:rPr>
+          <w:rFonts w:asciiTheme="minorHAnsi" w:eastAsiaTheme="minorEastAsia" w:hAnsiTheme="minorHAnsi" w:cstheme="minorBidi"/>
+          <w:noProof/>
+          <w:kern w:val="2"/>
+          <w:szCs w:val="24"/>
+          <w:lang w:eastAsia="pl-PL"/>
+          <w14:ligatures w14:val="standardContextual"/>
+        </w:rPr>
+      </w:pPr>
+      <w:hyperlink w:anchor="_Toc231980847" w:history="1">
+        <w:r>
+          <w:rPr>
+            <w:rStyle w:val="Hipercze"/>
+            <w:noProof/>
+          </w:rPr>
+          <w:t>Tab. 6. Liczebność kategorii przyczyn katastrof</w:t>
+        </w:r>
+        <w:r>
+          <w:rPr>
+            <w:noProof/>
+            <w:webHidden/>
+          </w:rPr>
+          <w:tab/>
+        </w:r>
+        <w:r>
+          <w:rPr>
+            <w:noProof/>
+            <w:webHidden/>
+          </w:rPr>
+          <w:fldChar w:fldCharType="begin"/>
+        </w:r>
+        <w:r>
+          <w:rPr>
+            <w:noProof/>
+            <w:webHidden/>
+          </w:rPr>
+          <w:instrText xml:space="preserve"> PAGEREF _Toc231980847 \h </w:instrText>
+        </w:r>
+        <w:r>
+          <w:rPr>
+            <w:noProof/>
+            <w:webHidden/>
+          </w:rPr>
+        </w:r>
+        <w:r>
+          <w:rPr>
+            <w:noProof/>
+            <w:webHidden/>
+          </w:rPr>
+          <w:fldChar w:fldCharType="separate"/>
+        </w:r>
+        <w:r>
+          <w:rPr>
+            <w:noProof/>
+            <w:webHidden/>
+          </w:rPr>
+          <w:t>9</w:t>
+        </w:r>
+        <w:r>
+          <w:rPr>
+            <w:noProof/>
+            <w:webHidden/>
+          </w:rPr>
+          <w:fldChar w:fldCharType="end"/>
+        </w:r>
+      </w:hyperlink>
+    </w:p>
+    <w:p>
+      <w:pPr>
+        <w:pStyle w:val="Spisilustracji"/>
+        <w:tabs>
+          <w:tab w:val="right" w:leader="dot" w:pos="9628"/>
+        </w:tabs>
+        <w:rPr>
+          <w:rFonts w:asciiTheme="minorHAnsi" w:eastAsiaTheme="minorEastAsia" w:hAnsiTheme="minorHAnsi" w:cstheme="minorBidi"/>
+          <w:noProof/>
+          <w:kern w:val="2"/>
+          <w:szCs w:val="24"/>
+          <w:lang w:eastAsia="pl-PL"/>
+          <w14:ligatures w14:val="standardContextual"/>
+        </w:rPr>
+      </w:pPr>
+      <w:hyperlink w:anchor="_Toc231980848" w:history="1">
+        <w:r>
+          <w:rPr>
+            <w:rStyle w:val="Hipercze"/>
+            <w:noProof/>
+          </w:rPr>
+          <w:t>Tab. 7. Zmienne wykorzystane do weryfikacji H2</w:t>
+        </w:r>
+        <w:r>
+          <w:rPr>
+            <w:noProof/>
+            <w:webHidden/>
+          </w:rPr>
+          <w:tab/>
+        </w:r>
+        <w:r>
+          <w:rPr>
+            <w:noProof/>
+            <w:webHidden/>
+          </w:rPr>
+          <w:fldChar w:fldCharType="begin"/>
+        </w:r>
+        <w:r>
+          <w:rPr>
+            <w:noProof/>
+            <w:webHidden/>
+          </w:rPr>
+          <w:instrText xml:space="preserve"> PAGEREF _Toc231980848 \h </w:instrText>
+        </w:r>
+        <w:r>
+          <w:rPr>
+            <w:noProof/>
+            <w:webHidden/>
+          </w:rPr>
+        </w:r>
+        <w:r>
+          <w:rPr>
+            <w:noProof/>
+            <w:webHidden/>
+          </w:rPr>
+          <w:fldChar w:fldCharType="separate"/>
+        </w:r>
+        <w:r>
+          <w:rPr>
+            <w:noProof/>
+            <w:webHidden/>
+          </w:rPr>
+          <w:t>10</w:t>
+        </w:r>
+        <w:r>
+          <w:rPr>
+            <w:noProof/>
+            <w:webHidden/>
+          </w:rPr>
+          <w:fldChar w:fldCharType="end"/>
+        </w:r>
+      </w:hyperlink>
+    </w:p>
+    <w:p>
+      <w:pPr>
+        <w:pStyle w:val="Spisilustracji"/>
+        <w:tabs>
+          <w:tab w:val="right" w:leader="dot" w:pos="9628"/>
+        </w:tabs>
+        <w:rPr>
+          <w:rFonts w:asciiTheme="minorHAnsi" w:eastAsiaTheme="minorEastAsia" w:hAnsiTheme="minorHAnsi" w:cstheme="minorBidi"/>
+          <w:noProof/>
+          <w:kern w:val="2"/>
+          <w:szCs w:val="24"/>
+          <w:lang w:eastAsia="pl-PL"/>
+          <w14:ligatures w14:val="standardContextual"/>
+        </w:rPr>
+      </w:pPr>
+      <w:hyperlink w:anchor="_Toc231980849" w:history="1">
+        <w:r>
+          <w:rPr>
+            <w:rStyle w:val="Hipercze"/>
+            <w:noProof/>
+          </w:rPr>
+          <w:t>Tab. 8. Dominująca kategoria przyczyny w ramach modelu samolotu</w:t>
+        </w:r>
+        <w:r>
+          <w:rPr>
+            <w:noProof/>
+            <w:webHidden/>
+          </w:rPr>
+          <w:tab/>
+        </w:r>
+        <w:r>
+          <w:rPr>
+            <w:noProof/>
+            <w:webHidden/>
+          </w:rPr>
+          <w:fldChar w:fldCharType="begin"/>
+        </w:r>
+        <w:r>
+          <w:rPr>
+            <w:noProof/>
+            <w:webHidden/>
+          </w:rPr>
+          <w:instrText xml:space="preserve"> PAGEREF _Toc231980849 \h </w:instrText>
+        </w:r>
+        <w:r>
+          <w:rPr>
+            <w:noProof/>
+            <w:webHidden/>
+          </w:rPr>
+        </w:r>
+        <w:r>
+          <w:rPr>
+            <w:noProof/>
+            <w:webHidden/>
+          </w:rPr>
+          <w:fldChar w:fldCharType="separate"/>
+        </w:r>
+        <w:r>
+          <w:rPr>
+            <w:noProof/>
+            <w:webHidden/>
+          </w:rPr>
+          <w:t>11</w:t>
+        </w:r>
+        <w:r>
+          <w:rPr>
+            <w:noProof/>
+            <w:webHidden/>
+          </w:rPr>
+          <w:fldChar w:fldCharType="end"/>
+        </w:r>
+      </w:hyperlink>
+    </w:p>
+    <w:p>
+      <w:pPr>
+        <w:pStyle w:val="Spisilustracji"/>
+        <w:tabs>
+          <w:tab w:val="right" w:leader="dot" w:pos="9628"/>
+        </w:tabs>
+        <w:rPr>
+          <w:rFonts w:asciiTheme="minorHAnsi" w:eastAsiaTheme="minorEastAsia" w:hAnsiTheme="minorHAnsi" w:cstheme="minorBidi"/>
+          <w:noProof/>
+          <w:kern w:val="2"/>
+          <w:szCs w:val="24"/>
+          <w:lang w:eastAsia="pl-PL"/>
+          <w14:ligatures w14:val="standardContextual"/>
+        </w:rPr>
+      </w:pPr>
+      <w:hyperlink w:anchor="_Toc231980850" w:history="1">
+        <w:r>
+          <w:rPr>
+            <w:rStyle w:val="Hipercze"/>
+            <w:noProof/>
+          </w:rPr>
+          <w:t>Tab. 9. Testy Chi2 dla zależności dotyczących CauseCategory</w:t>
+        </w:r>
+        <w:r>
+          <w:rPr>
+            <w:noProof/>
+            <w:webHidden/>
+          </w:rPr>
+          <w:tab/>
+        </w:r>
+        <w:r>
+          <w:rPr>
+            <w:noProof/>
+            <w:webHidden/>
+          </w:rPr>
+          <w:fldChar w:fldCharType="begin"/>
+        </w:r>
+        <w:r>
+          <w:rPr>
+            <w:noProof/>
+            <w:webHidden/>
+          </w:rPr>
+          <w:instrText xml:space="preserve"> PAGEREF _Toc231980850 \h </w:instrText>
+        </w:r>
+        <w:r>
+          <w:rPr>
+            <w:noProof/>
+            <w:webHidden/>
+          </w:rPr>
+        </w:r>
+        <w:r>
+          <w:rPr>
+            <w:noProof/>
+            <w:webHidden/>
+          </w:rPr>
+          <w:fldChar w:fldCharType="separate"/>
+        </w:r>
+        <w:r>
+          <w:rPr>
+            <w:noProof/>
+            <w:webHidden/>
+          </w:rPr>
+          <w:t>12</w:t>
+        </w:r>
+        <w:r>
+          <w:rPr>
+            <w:noProof/>
+            <w:webHidden/>
+          </w:rPr>
+          <w:fldChar w:fldCharType="end"/>
+        </w:r>
+      </w:hyperlink>
+    </w:p>
+    <w:p>
+      <w:pPr>
+        <w:pStyle w:val="Spisilustracji"/>
+        <w:tabs>
+          <w:tab w:val="right" w:leader="dot" w:pos="9628"/>
+        </w:tabs>
+        <w:rPr>
+          <w:rFonts w:asciiTheme="minorHAnsi" w:eastAsiaTheme="minorEastAsia" w:hAnsiTheme="minorHAnsi" w:cstheme="minorBidi"/>
+          <w:noProof/>
+          <w:kern w:val="2"/>
+          <w:szCs w:val="24"/>
+          <w:lang w:eastAsia="pl-PL"/>
+          <w14:ligatures w14:val="standardContextual"/>
+        </w:rPr>
+      </w:pPr>
+      <w:hyperlink w:anchor="_Toc231980851" w:history="1">
+        <w:r>
+          <w:rPr>
+            <w:rStyle w:val="Hipercze"/>
+            <w:noProof/>
+          </w:rPr>
+          <w:t>Tab. 10. Liczba zdarzeń w kolejnych dekadach</w:t>
+        </w:r>
+        <w:r>
+          <w:rPr>
+            <w:noProof/>
+            <w:webHidden/>
+          </w:rPr>
+          <w:tab/>
+        </w:r>
+        <w:r>
+          <w:rPr>
+            <w:noProof/>
+            <w:webHidden/>
+          </w:rPr>
+          <w:fldChar w:fldCharType="begin"/>
+        </w:r>
+        <w:r>
+          <w:rPr>
+            <w:noProof/>
+            <w:webHidden/>
+          </w:rPr>
+          <w:instrText xml:space="preserve"> PAGEREF _Toc231980851 \h </w:instrText>
+        </w:r>
+        <w:r>
+          <w:rPr>
+            <w:noProof/>
+            <w:webHidden/>
+          </w:rPr>
+        </w:r>
+        <w:r>
+          <w:rPr>
+            <w:noProof/>
+            <w:webHidden/>
+          </w:rPr>
+          <w:fldChar w:fldCharType="separate"/>
+        </w:r>
+        <w:r>
+          <w:rPr>
+            <w:noProof/>
+            <w:webHidden/>
+          </w:rPr>
+          <w:t>14</w:t>
+        </w:r>
+        <w:r>
+          <w:rPr>
+            <w:noProof/>
+            <w:webHidden/>
+          </w:rPr>
+          <w:fldChar w:fldCharType="end"/>
+        </w:r>
+      </w:hyperlink>
+    </w:p>
+    <w:p>
+      <w:pPr>
+        <w:pStyle w:val="Spisilustracji"/>
+        <w:tabs>
+          <w:tab w:val="right" w:leader="dot" w:pos="9628"/>
+        </w:tabs>
+        <w:rPr>
+          <w:rFonts w:asciiTheme="minorHAnsi" w:eastAsiaTheme="minorEastAsia" w:hAnsiTheme="minorHAnsi" w:cstheme="minorBidi"/>
+          <w:noProof/>
+          <w:kern w:val="2"/>
+          <w:szCs w:val="24"/>
+          <w:lang w:eastAsia="pl-PL"/>
+          <w14:ligatures w14:val="standardContextual"/>
+        </w:rPr>
+      </w:pPr>
+      <w:hyperlink w:anchor="_Toc231980852" w:history="1">
+        <w:r>
+          <w:rPr>
+            <w:rStyle w:val="Hipercze"/>
+            <w:noProof/>
+          </w:rPr>
+          <w:t>Tab. 11. Średni FatalityRate w dekadach dla najliczniejszych modeli</w:t>
+        </w:r>
+        <w:r>
+          <w:rPr>
+            <w:noProof/>
+            <w:webHidden/>
+          </w:rPr>
+          <w:tab/>
+        </w:r>
+        <w:r>
+          <w:rPr>
+            <w:noProof/>
+            <w:webHidden/>
+          </w:rPr>
+          <w:fldChar w:fldCharType="begin"/>
+        </w:r>
+        <w:r>
+          <w:rPr>
+            <w:noProof/>
+            <w:webHidden/>
+          </w:rPr>
+          <w:instrText xml:space="preserve"> PAGEREF _Toc231980852 \h </w:instrText>
+        </w:r>
+        <w:r>
+          <w:rPr>
+            <w:noProof/>
+            <w:webHidden/>
+          </w:rPr>
+        </w:r>
+        <w:r>
+          <w:rPr>
+            <w:noProof/>
+            <w:webHidden/>
+          </w:rPr>
+          <w:fldChar w:fldCharType="separate"/>
+        </w:r>
+        <w:r>
+          <w:rPr>
+            <w:noProof/>
+            <w:webHidden/>
+          </w:rPr>
+          <w:t>16</w:t>
+        </w:r>
+        <w:r>
+          <w:rPr>
+            <w:noProof/>
+            <w:webHidden/>
+          </w:rPr>
+          <w:fldChar w:fldCharType="end"/>
+        </w:r>
+      </w:hyperlink>
+    </w:p>
+    <w:p>
+      <w:pPr>
+        <w:pStyle w:val="Spisilustracji"/>
+        <w:tabs>
+          <w:tab w:val="right" w:leader="dot" w:pos="9628"/>
+        </w:tabs>
+        <w:rPr>
+          <w:rFonts w:asciiTheme="minorHAnsi" w:eastAsiaTheme="minorEastAsia" w:hAnsiTheme="minorHAnsi" w:cstheme="minorBidi"/>
+          <w:noProof/>
+          <w:kern w:val="2"/>
+          <w:szCs w:val="24"/>
+          <w:lang w:eastAsia="pl-PL"/>
+          <w14:ligatures w14:val="standardContextual"/>
+        </w:rPr>
+      </w:pPr>
+      <w:hyperlink w:anchor="_Toc231980853" w:history="1">
+        <w:r>
+          <w:rPr>
+            <w:rStyle w:val="Hipercze"/>
+            <w:noProof/>
+          </w:rPr>
+          <w:t>Tab. 12. Korelacja rang Spearmana między dekadą a FatalityRate w ramach modelu</w:t>
+        </w:r>
+        <w:r>
+          <w:rPr>
+            <w:noProof/>
+            <w:webHidden/>
+          </w:rPr>
+          <w:tab/>
+        </w:r>
+        <w:r>
+          <w:rPr>
+            <w:noProof/>
+            <w:webHidden/>
+          </w:rPr>
+          <w:fldChar w:fldCharType="begin"/>
+        </w:r>
+        <w:r>
+          <w:rPr>
+            <w:noProof/>
+            <w:webHidden/>
+          </w:rPr>
+          <w:instrText xml:space="preserve"> PAGEREF _Toc231980853 \h </w:instrText>
+        </w:r>
+        <w:r>
+          <w:rPr>
+            <w:noProof/>
+            <w:webHidden/>
+          </w:rPr>
+        </w:r>
+        <w:r>
+          <w:rPr>
+            <w:noProof/>
+            <w:webHidden/>
+          </w:rPr>
+          <w:fldChar w:fldCharType="separate"/>
+        </w:r>
+        <w:r>
+          <w:rPr>
+            <w:noProof/>
+            <w:webHidden/>
+          </w:rPr>
+          <w:t>17</w:t>
+        </w:r>
+        <w:r>
+          <w:rPr>
+            <w:noProof/>
+            <w:webHidden/>
+          </w:rPr>
+          <w:fldChar w:fldCharType="end"/>
+        </w:r>
+      </w:hyperlink>
+    </w:p>
+    <w:p>
+      <w:pPr>
+        <w:pStyle w:val="Spisilustracji"/>
+        <w:tabs>
+          <w:tab w:val="right" w:leader="dot" w:pos="9628"/>
+        </w:tabs>
+        <w:rPr>
+          <w:rFonts w:asciiTheme="minorHAnsi" w:eastAsiaTheme="minorEastAsia" w:hAnsiTheme="minorHAnsi" w:cstheme="minorBidi"/>
+          <w:noProof/>
+          <w:kern w:val="2"/>
+          <w:szCs w:val="24"/>
+          <w:lang w:eastAsia="pl-PL"/>
+          <w14:ligatures w14:val="standardContextual"/>
+        </w:rPr>
+      </w:pPr>
+      <w:hyperlink w:anchor="_Toc231980854" w:history="1">
+        <w:r>
+          <w:rPr>
+            <w:rStyle w:val="Hipercze"/>
+            <w:noProof/>
+          </w:rPr>
+          <w:t>Tab. 13. Test Kruskala-Wallisa dla zależności FatalityRate od dekady</w:t>
+        </w:r>
+        <w:r>
+          <w:rPr>
+            <w:noProof/>
+            <w:webHidden/>
+          </w:rPr>
+          <w:tab/>
+        </w:r>
+        <w:r>
+          <w:rPr>
+            <w:noProof/>
+            <w:webHidden/>
+          </w:rPr>
+          <w:fldChar w:fldCharType="begin"/>
+        </w:r>
+        <w:r>
+          <w:rPr>
+            <w:noProof/>
+            <w:webHidden/>
+          </w:rPr>
+          <w:instrText xml:space="preserve"> PAGEREF _Toc231980854 \h </w:instrText>
+        </w:r>
+        <w:r>
+          <w:rPr>
+            <w:noProof/>
+            <w:webHidden/>
+          </w:rPr>
+        </w:r>
+        <w:r>
+          <w:rPr>
+            <w:noProof/>
+            <w:webHidden/>
+          </w:rPr>
+          <w:fldChar w:fldCharType="separate"/>
+        </w:r>
+        <w:r>
+          <w:rPr>
+            <w:noProof/>
+            <w:webHidden/>
+          </w:rPr>
+          <w:t>17</w:t>
+        </w:r>
+        <w:r>
+          <w:rPr>
+            <w:noProof/>
+            <w:webHidden/>
+          </w:rPr>
+          <w:fldChar w:fldCharType="end"/>
+        </w:r>
+      </w:hyperlink>
+    </w:p>
+    <w:p>
+      <w:pPr>
+        <w:pStyle w:val="Spisilustracji"/>
+        <w:tabs>
+          <w:tab w:val="right" w:leader="dot" w:pos="9628"/>
+        </w:tabs>
+        <w:rPr>
+          <w:rFonts w:asciiTheme="minorHAnsi" w:eastAsiaTheme="minorEastAsia" w:hAnsiTheme="minorHAnsi" w:cstheme="minorBidi"/>
+          <w:noProof/>
+          <w:kern w:val="2"/>
+          <w:szCs w:val="24"/>
+          <w:lang w:eastAsia="pl-PL"/>
+          <w14:ligatures w14:val="standardContextual"/>
+        </w:rPr>
+      </w:pPr>
+      <w:hyperlink w:anchor="_Toc231980855" w:history="1">
+        <w:r>
+          <w:rPr>
+            <w:rStyle w:val="Hipercze"/>
+            <w:noProof/>
+          </w:rPr>
+          <w:t xml:space="preserve">Tab. 14. </w:t>
+        </w:r>
+        <w:r>
+          <w:rPr>
+            <w:rStyle w:val="Hipercze"/>
+            <w:noProof/>
+            <w:lang w:eastAsia="pl-PL"/>
+          </w:rPr>
+          <w:t>Porównanie modeli liniowych dla H3</w:t>
+        </w:r>
+        <w:r>
+          <w:rPr>
+            <w:noProof/>
+            <w:webHidden/>
+          </w:rPr>
+          <w:tab/>
+        </w:r>
+        <w:r>
+          <w:rPr>
+            <w:noProof/>
+            <w:webHidden/>
+          </w:rPr>
+          <w:fldChar w:fldCharType="begin"/>
+        </w:r>
+        <w:r>
+          <w:rPr>
+            <w:noProof/>
+            <w:webHidden/>
+          </w:rPr>
+          <w:instrText xml:space="preserve"> PAGEREF _Toc231980855 \h </w:instrText>
+        </w:r>
+        <w:r>
+          <w:rPr>
+            <w:noProof/>
+            <w:webHidden/>
+          </w:rPr>
+        </w:r>
+        <w:r>
+          <w:rPr>
+            <w:noProof/>
+            <w:webHidden/>
+          </w:rPr>
+          <w:fldChar w:fldCharType="separate"/>
+        </w:r>
+        <w:r>
+          <w:rPr>
+            <w:noProof/>
+            <w:webHidden/>
+          </w:rPr>
+          <w:t>18</w:t>
+        </w:r>
+        <w:r>
+          <w:rPr>
+            <w:noProof/>
+            <w:webHidden/>
+          </w:rPr>
+          <w:fldChar w:fldCharType="end"/>
+        </w:r>
+      </w:hyperlink>
+    </w:p>
+    <w:p>
+      <w:pPr>
+        <w:pStyle w:val="Spisilustracji"/>
+        <w:tabs>
+          <w:tab w:val="right" w:leader="dot" w:pos="9628"/>
+        </w:tabs>
+        <w:rPr>
+          <w:rFonts w:asciiTheme="minorHAnsi" w:eastAsiaTheme="minorEastAsia" w:hAnsiTheme="minorHAnsi" w:cstheme="minorBidi"/>
+          <w:noProof/>
+          <w:kern w:val="2"/>
+          <w:szCs w:val="24"/>
+          <w:lang w:eastAsia="pl-PL"/>
+          <w14:ligatures w14:val="standardContextual"/>
+        </w:rPr>
+      </w:pPr>
+      <w:hyperlink w:anchor="_Toc231980856" w:history="1">
+        <w:r>
+          <w:rPr>
+            <w:rStyle w:val="Hipercze"/>
+            <w:noProof/>
+          </w:rPr>
+          <w:t xml:space="preserve">Tab. 15. </w:t>
+        </w:r>
+        <w:r>
+          <w:rPr>
+            <w:rStyle w:val="Hipercze"/>
+            <w:noProof/>
+            <w:lang w:eastAsia="pl-PL"/>
+          </w:rPr>
+          <w:t>Test istotności interakcji AC Type×Decade</w:t>
+        </w:r>
+        <w:r>
+          <w:rPr>
+            <w:noProof/>
+            <w:webHidden/>
+          </w:rPr>
+          <w:tab/>
+        </w:r>
+        <w:r>
+          <w:rPr>
+            <w:noProof/>
+            <w:webHidden/>
+          </w:rPr>
+          <w:fldChar w:fldCharType="begin"/>
+        </w:r>
+        <w:r>
+          <w:rPr>
+            <w:noProof/>
+            <w:webHidden/>
+          </w:rPr>
+          <w:instrText xml:space="preserve"> PAGEREF _Toc231980856 \h </w:instrText>
+        </w:r>
+        <w:r>
+          <w:rPr>
+            <w:noProof/>
+            <w:webHidden/>
+          </w:rPr>
+        </w:r>
+        <w:r>
+          <w:rPr>
+            <w:noProof/>
+            <w:webHidden/>
+          </w:rPr>
+          <w:fldChar w:fldCharType="separate"/>
+        </w:r>
+        <w:r>
+          <w:rPr>
+            <w:noProof/>
+            <w:webHidden/>
+          </w:rPr>
+          <w:t>18</w:t>
+        </w:r>
+        <w:r>
+          <w:rPr>
+            <w:noProof/>
+            <w:webHidden/>
+          </w:rPr>
+          <w:fldChar w:fldCharType="end"/>
+        </w:r>
+      </w:hyperlink>
+    </w:p>
+    <w:p>
+      <w:pPr>
+        <w:pStyle w:val="Spisilustracji"/>
+        <w:tabs>
+          <w:tab w:val="right" w:leader="dot" w:pos="9628"/>
+        </w:tabs>
+        <w:rPr>
+          <w:rFonts w:asciiTheme="minorHAnsi" w:eastAsiaTheme="minorEastAsia" w:hAnsiTheme="minorHAnsi" w:cstheme="minorBidi"/>
+          <w:noProof/>
+          <w:kern w:val="2"/>
+          <w:szCs w:val="24"/>
+          <w:lang w:eastAsia="pl-PL"/>
+          <w14:ligatures w14:val="standardContextual"/>
+        </w:rPr>
+      </w:pPr>
+      <w:hyperlink w:anchor="_Toc231980857" w:history="1">
+        <w:r>
+          <w:rPr>
+            <w:rStyle w:val="Hipercze"/>
+            <w:noProof/>
+          </w:rPr>
+          <w:t>Tab. 16. Ocena jakości drzew decyzyjnych</w:t>
+        </w:r>
+        <w:r>
+          <w:rPr>
+            <w:noProof/>
+            <w:webHidden/>
+          </w:rPr>
+          <w:tab/>
+        </w:r>
+        <w:r>
+          <w:rPr>
+            <w:noProof/>
+            <w:webHidden/>
+          </w:rPr>
+          <w:fldChar w:fldCharType="begin"/>
+        </w:r>
+        <w:r>
+          <w:rPr>
+            <w:noProof/>
+            <w:webHidden/>
+          </w:rPr>
+          <w:instrText xml:space="preserve"> PAGEREF _Toc231980857 \h </w:instrText>
         </w:r>
         <w:r>
           <w:rPr>
@@ -25773,13 +27707,21 @@
           <w14:ligatures w14:val="standardContextual"/>
         </w:rPr>
       </w:pPr>
-      <w:hyperlink w:anchor="_Toc231978704" w:history="1">
+      <w:hyperlink w:anchor="_Toc231980858" w:history="1">
         <w:r>
           <w:rPr>
             <w:rStyle w:val="Hipercze"/>
             <w:noProof/>
           </w:rPr>
-          <w:t>Rys. 9. Uproszczone drzewo regresyjne dla FatalityRate</w:t>
+          <w:t xml:space="preserve">Tab. 17. </w:t>
+        </w:r>
+        <w:r>
+          <w:rPr>
+            <w:rStyle w:val="Hipercze"/>
+            <w:noProof/>
+            <w:lang w:eastAsia="pl-PL"/>
+          </w:rPr>
+          <w:t>Reguły drzewa klasyfikacyjnego dla CauseCategory</w:t>
         </w:r>
         <w:r>
           <w:rPr>
@@ -25800,7 +27742,7 @@
             <w:noProof/>
             <w:webHidden/>
           </w:rPr>
-          <w:instrText xml:space="preserve"> PAGEREF _Toc231978704 \h </w:instrText>
+          <w:instrText xml:space="preserve"> PAGEREF _Toc231980858 \h </w:instrText>
         </w:r>
         <w:r>
           <w:rPr>
@@ -25820,7 +27762,7 @@
             <w:noProof/>
             <w:webHidden/>
           </w:rPr>
-          <w:t>20</w:t>
+          <w:t>21</w:t>
         </w:r>
         <w:r>
           <w:rPr>
@@ -25846,13 +27788,21 @@
           <w14:ligatures w14:val="standardContextual"/>
         </w:rPr>
       </w:pPr>
-      <w:hyperlink w:anchor="_Toc231978705" w:history="1">
+      <w:hyperlink w:anchor="_Toc231980859" w:history="1">
         <w:r>
           <w:rPr>
             <w:rStyle w:val="Hipercze"/>
             <w:noProof/>
           </w:rPr>
-          <w:t>Rys. 10. Skupienia EM w przestrzeni Aboard i FatalityRate</w:t>
+          <w:t xml:space="preserve">Tab. 18. </w:t>
+        </w:r>
+        <w:r>
+          <w:rPr>
+            <w:rStyle w:val="Hipercze"/>
+            <w:noProof/>
+            <w:lang w:eastAsia="pl-PL"/>
+          </w:rPr>
+          <w:t>Reguły drzewa regresyjnego dla FatalityRate</w:t>
         </w:r>
         <w:r>
           <w:rPr>
@@ -25873,7 +27823,153 @@
             <w:noProof/>
             <w:webHidden/>
           </w:rPr>
-          <w:instrText xml:space="preserve"> PAGEREF _Toc231978705 \h </w:instrText>
+          <w:instrText xml:space="preserve"> PAGEREF _Toc231980859 \h </w:instrText>
+        </w:r>
+        <w:r>
+          <w:rPr>
+            <w:noProof/>
+            <w:webHidden/>
+          </w:rPr>
+        </w:r>
+        <w:r>
+          <w:rPr>
+            <w:noProof/>
+            <w:webHidden/>
+          </w:rPr>
+          <w:fldChar w:fldCharType="separate"/>
+        </w:r>
+        <w:r>
+          <w:rPr>
+            <w:noProof/>
+            <w:webHidden/>
+          </w:rPr>
+          <w:t>23</w:t>
+        </w:r>
+        <w:r>
+          <w:rPr>
+            <w:noProof/>
+            <w:webHidden/>
+          </w:rPr>
+          <w:fldChar w:fldCharType="end"/>
+        </w:r>
+      </w:hyperlink>
+    </w:p>
+    <w:p>
+      <w:pPr>
+        <w:pStyle w:val="Spisilustracji"/>
+        <w:tabs>
+          <w:tab w:val="right" w:leader="dot" w:pos="9628"/>
+        </w:tabs>
+        <w:rPr>
+          <w:rFonts w:asciiTheme="minorHAnsi" w:eastAsiaTheme="minorEastAsia" w:hAnsiTheme="minorHAnsi" w:cstheme="minorBidi"/>
+          <w:noProof/>
+          <w:kern w:val="2"/>
+          <w:szCs w:val="24"/>
+          <w:lang w:eastAsia="pl-PL"/>
+          <w14:ligatures w14:val="standardContextual"/>
+        </w:rPr>
+      </w:pPr>
+      <w:hyperlink w:anchor="_Toc231980860" w:history="1">
+        <w:r>
+          <w:rPr>
+            <w:rStyle w:val="Hipercze"/>
+            <w:noProof/>
+          </w:rPr>
+          <w:t>Tab. 19. Raport klasyfikacji drzewa decyzyjnego</w:t>
+        </w:r>
+        <w:r>
+          <w:rPr>
+            <w:noProof/>
+            <w:webHidden/>
+          </w:rPr>
+          <w:tab/>
+        </w:r>
+        <w:r>
+          <w:rPr>
+            <w:noProof/>
+            <w:webHidden/>
+          </w:rPr>
+          <w:fldChar w:fldCharType="begin"/>
+        </w:r>
+        <w:r>
+          <w:rPr>
+            <w:noProof/>
+            <w:webHidden/>
+          </w:rPr>
+          <w:instrText xml:space="preserve"> PAGEREF _Toc231980860 \h </w:instrText>
+        </w:r>
+        <w:r>
+          <w:rPr>
+            <w:noProof/>
+            <w:webHidden/>
+          </w:rPr>
+        </w:r>
+        <w:r>
+          <w:rPr>
+            <w:noProof/>
+            <w:webHidden/>
+          </w:rPr>
+          <w:fldChar w:fldCharType="separate"/>
+        </w:r>
+        <w:r>
+          <w:rPr>
+            <w:noProof/>
+            <w:webHidden/>
+          </w:rPr>
+          <w:t>25</w:t>
+        </w:r>
+        <w:r>
+          <w:rPr>
+            <w:noProof/>
+            <w:webHidden/>
+          </w:rPr>
+          <w:fldChar w:fldCharType="end"/>
+        </w:r>
+      </w:hyperlink>
+    </w:p>
+    <w:p>
+      <w:pPr>
+        <w:pStyle w:val="Spisilustracji"/>
+        <w:tabs>
+          <w:tab w:val="right" w:leader="dot" w:pos="9628"/>
+        </w:tabs>
+        <w:rPr>
+          <w:rFonts w:asciiTheme="minorHAnsi" w:eastAsiaTheme="minorEastAsia" w:hAnsiTheme="minorHAnsi" w:cstheme="minorBidi"/>
+          <w:noProof/>
+          <w:kern w:val="2"/>
+          <w:szCs w:val="24"/>
+          <w:lang w:eastAsia="pl-PL"/>
+          <w14:ligatures w14:val="standardContextual"/>
+        </w:rPr>
+      </w:pPr>
+      <w:hyperlink w:anchor="_Toc231980861" w:history="1">
+        <w:r>
+          <w:rPr>
+            <w:rStyle w:val="Hipercze"/>
+            <w:noProof/>
+          </w:rPr>
+          <w:t>Tab. 20. Charakterystyka skupień EM</w:t>
+        </w:r>
+        <w:r>
+          <w:rPr>
+            <w:noProof/>
+            <w:webHidden/>
+          </w:rPr>
+          <w:tab/>
+        </w:r>
+        <w:r>
+          <w:rPr>
+            <w:noProof/>
+            <w:webHidden/>
+          </w:rPr>
+          <w:fldChar w:fldCharType="begin"/>
+        </w:r>
+        <w:r>
+          <w:rPr>
+            <w:noProof/>
+            <w:webHidden/>
+          </w:rPr>
+          <w:instrText xml:space="preserve"> PAGEREF _Toc231980861 \h </w:instrText>
         </w:r>
         <w:r>
           <w:rPr>
@@ -25919,13 +28015,13 @@
           <w14:ligatures w14:val="standardContextual"/>
         </w:rPr>
       </w:pPr>
-      <w:hyperlink w:anchor="_Toc231978706" w:history="1">
+      <w:hyperlink w:anchor="_Toc231980862" w:history="1">
         <w:r>
           <w:rPr>
             <w:rStyle w:val="Hipercze"/>
             <w:noProof/>
           </w:rPr>
-          <w:t>Rys. 11. Macierz pomyłek SVM dla CauseCategory</w:t>
+          <w:t>Tab. 21. Ocena modelu SVM</w:t>
         </w:r>
         <w:r>
           <w:rPr>
@@ -25946,7 +28042,7 @@
             <w:noProof/>
             <w:webHidden/>
           </w:rPr>
-          <w:instrText xml:space="preserve"> PAGEREF _Toc231978706 \h </w:instrText>
+          <w:instrText xml:space="preserve"> PAGEREF _Toc231980862 \h </w:instrText>
         </w:r>
         <w:r>
           <w:rPr>
@@ -25980,28 +28076,6 @@
     <w:p>
       <w:pPr>
         <w:pStyle w:val="Spisilustracji"/>
-      </w:pPr>
-      <w:r>
-        <w:fldChar w:fldCharType="end"/>
-      </w:r>
-      <w:r>
-        <w:br w:type="page"/>
-      </w:r>
-    </w:p>
-    <w:p>
-      <w:pPr>
-        <w:pStyle w:val="Nagwek1"/>
-      </w:pPr>
-      <w:bookmarkStart w:id="95" w:name="_Toc231978741"/>
-      <w:r>
-        <w:lastRenderedPageBreak/>
-        <w:t>Wykaz tabel</w:t>
-      </w:r>
-      <w:bookmarkEnd w:id="95"/>
-    </w:p>
-    <w:p>
-      <w:pPr>
-        <w:pStyle w:val="Spisilustracji"/>
         <w:tabs>
           <w:tab w:val="right" w:leader="dot" w:pos="9628"/>
         </w:tabs>
@@ -26014,22 +28088,13 @@
           <w14:ligatures w14:val="standardContextual"/>
         </w:rPr>
       </w:pPr>
-      <w:r>
-        <w:fldChar w:fldCharType="begin"/>
-      </w:r>
-      <w:r>
-        <w:instrText xml:space="preserve"> TOC \h \z \c "Tab." </w:instrText>
-      </w:r>
-      <w:r>
-        <w:fldChar w:fldCharType="separate"/>
-      </w:r>
-      <w:hyperlink w:anchor="_Toc231978676" w:history="1">
+      <w:hyperlink w:anchor="_Toc231980863" w:history="1">
         <w:r>
           <w:rPr>
             <w:rStyle w:val="Hipercze"/>
             <w:noProof/>
           </w:rPr>
-          <w:t>Tab. 1. Charakterystyka próby po przygotowaniu danych</w:t>
+          <w:t>Tab. 22. Weryfikacja hipotez badawczych</w:t>
         </w:r>
         <w:r>
           <w:rPr>
@@ -26050,7 +28115,7 @@
             <w:noProof/>
             <w:webHidden/>
           </w:rPr>
-          <w:instrText xml:space="preserve"> PAGEREF _Toc231978676 \h </w:instrText>
+          <w:instrText xml:space="preserve"> PAGEREF _Toc231980863 \h </w:instrText>
         </w:r>
         <w:r>
           <w:rPr>
@@ -26070,1410 +28135,7 @@
             <w:noProof/>
             <w:webHidden/>
           </w:rPr>
-          <w:t>3</w:t>
-        </w:r>
-        <w:r>
-          <w:rPr>
-            <w:noProof/>
-            <w:webHidden/>
-          </w:rPr>
-          <w:fldChar w:fldCharType="end"/>
-        </w:r>
-      </w:hyperlink>
-    </w:p>
-    <w:p>
-      <w:pPr>
-        <w:pStyle w:val="Spisilustracji"/>
-        <w:tabs>
-          <w:tab w:val="right" w:leader="dot" w:pos="9628"/>
-        </w:tabs>
-        <w:rPr>
-          <w:rFonts w:asciiTheme="minorHAnsi" w:eastAsiaTheme="minorEastAsia" w:hAnsiTheme="minorHAnsi" w:cstheme="minorBidi"/>
-          <w:noProof/>
-          <w:kern w:val="2"/>
-          <w:szCs w:val="24"/>
-          <w:lang w:eastAsia="pl-PL"/>
-          <w14:ligatures w14:val="standardContextual"/>
-        </w:rPr>
-      </w:pPr>
-      <w:hyperlink w:anchor="_Toc231978677" w:history="1">
-        <w:r>
-          <w:rPr>
-            <w:rStyle w:val="Hipercze"/>
-            <w:noProof/>
-          </w:rPr>
-          <w:t>Tab. 2. Statystyki opisowe głównych zmiennych ilościowych</w:t>
-        </w:r>
-        <w:r>
-          <w:rPr>
-            <w:noProof/>
-            <w:webHidden/>
-          </w:rPr>
-          <w:tab/>
-        </w:r>
-        <w:r>
-          <w:rPr>
-            <w:noProof/>
-            <w:webHidden/>
-          </w:rPr>
-          <w:fldChar w:fldCharType="begin"/>
-        </w:r>
-        <w:r>
-          <w:rPr>
-            <w:noProof/>
-            <w:webHidden/>
-          </w:rPr>
-          <w:instrText xml:space="preserve"> PAGEREF _Toc231978677 \h </w:instrText>
-        </w:r>
-        <w:r>
-          <w:rPr>
-            <w:noProof/>
-            <w:webHidden/>
-          </w:rPr>
-        </w:r>
-        <w:r>
-          <w:rPr>
-            <w:noProof/>
-            <w:webHidden/>
-          </w:rPr>
-          <w:fldChar w:fldCharType="separate"/>
-        </w:r>
-        <w:r>
-          <w:rPr>
-            <w:noProof/>
-            <w:webHidden/>
-          </w:rPr>
-          <w:t>4</w:t>
-        </w:r>
-        <w:r>
-          <w:rPr>
-            <w:noProof/>
-            <w:webHidden/>
-          </w:rPr>
-          <w:fldChar w:fldCharType="end"/>
-        </w:r>
-      </w:hyperlink>
-    </w:p>
-    <w:p>
-      <w:pPr>
-        <w:pStyle w:val="Spisilustracji"/>
-        <w:tabs>
-          <w:tab w:val="right" w:leader="dot" w:pos="9628"/>
-        </w:tabs>
-        <w:rPr>
-          <w:rFonts w:asciiTheme="minorHAnsi" w:eastAsiaTheme="minorEastAsia" w:hAnsiTheme="minorHAnsi" w:cstheme="minorBidi"/>
-          <w:noProof/>
-          <w:kern w:val="2"/>
-          <w:szCs w:val="24"/>
-          <w:lang w:eastAsia="pl-PL"/>
-          <w14:ligatures w14:val="standardContextual"/>
-        </w:rPr>
-      </w:pPr>
-      <w:hyperlink w:anchor="_Toc231978678" w:history="1">
-        <w:r>
-          <w:rPr>
-            <w:rStyle w:val="Hipercze"/>
-            <w:noProof/>
-          </w:rPr>
-          <w:t>Tab. 3. Statystyki FatalityRate według modelu samolotu</w:t>
-        </w:r>
-        <w:r>
-          <w:rPr>
-            <w:noProof/>
-            <w:webHidden/>
-          </w:rPr>
-          <w:tab/>
-        </w:r>
-        <w:r>
-          <w:rPr>
-            <w:noProof/>
-            <w:webHidden/>
-          </w:rPr>
-          <w:fldChar w:fldCharType="begin"/>
-        </w:r>
-        <w:r>
-          <w:rPr>
-            <w:noProof/>
-            <w:webHidden/>
-          </w:rPr>
-          <w:instrText xml:space="preserve"> PAGEREF _Toc231978678 \h </w:instrText>
-        </w:r>
-        <w:r>
-          <w:rPr>
-            <w:noProof/>
-            <w:webHidden/>
-          </w:rPr>
-        </w:r>
-        <w:r>
-          <w:rPr>
-            <w:noProof/>
-            <w:webHidden/>
-          </w:rPr>
-          <w:fldChar w:fldCharType="separate"/>
-        </w:r>
-        <w:r>
-          <w:rPr>
-            <w:noProof/>
-            <w:webHidden/>
-          </w:rPr>
-          <w:t>5</w:t>
-        </w:r>
-        <w:r>
-          <w:rPr>
-            <w:noProof/>
-            <w:webHidden/>
-          </w:rPr>
-          <w:fldChar w:fldCharType="end"/>
-        </w:r>
-      </w:hyperlink>
-    </w:p>
-    <w:p>
-      <w:pPr>
-        <w:pStyle w:val="Spisilustracji"/>
-        <w:tabs>
-          <w:tab w:val="right" w:leader="dot" w:pos="9628"/>
-        </w:tabs>
-        <w:rPr>
-          <w:rFonts w:asciiTheme="minorHAnsi" w:eastAsiaTheme="minorEastAsia" w:hAnsiTheme="minorHAnsi" w:cstheme="minorBidi"/>
-          <w:noProof/>
-          <w:kern w:val="2"/>
-          <w:szCs w:val="24"/>
-          <w:lang w:eastAsia="pl-PL"/>
-          <w14:ligatures w14:val="standardContextual"/>
-        </w:rPr>
-      </w:pPr>
-      <w:hyperlink w:anchor="_Toc231978679" w:history="1">
-        <w:r>
-          <w:rPr>
-            <w:rStyle w:val="Hipercze"/>
-            <w:noProof/>
-          </w:rPr>
-          <w:t>Tab. 4. Zmienne wykorzystane do weryfikacji H1</w:t>
-        </w:r>
-        <w:r>
-          <w:rPr>
-            <w:noProof/>
-            <w:webHidden/>
-          </w:rPr>
-          <w:tab/>
-        </w:r>
-        <w:r>
-          <w:rPr>
-            <w:noProof/>
-            <w:webHidden/>
-          </w:rPr>
-          <w:fldChar w:fldCharType="begin"/>
-        </w:r>
-        <w:r>
-          <w:rPr>
-            <w:noProof/>
-            <w:webHidden/>
-          </w:rPr>
-          <w:instrText xml:space="preserve"> PAGEREF _Toc231978679 \h </w:instrText>
-        </w:r>
-        <w:r>
-          <w:rPr>
-            <w:noProof/>
-            <w:webHidden/>
-          </w:rPr>
-        </w:r>
-        <w:r>
-          <w:rPr>
-            <w:noProof/>
-            <w:webHidden/>
-          </w:rPr>
-          <w:fldChar w:fldCharType="separate"/>
-        </w:r>
-        <w:r>
-          <w:rPr>
-            <w:noProof/>
-            <w:webHidden/>
-          </w:rPr>
-          <w:t>7</w:t>
-        </w:r>
-        <w:r>
-          <w:rPr>
-            <w:noProof/>
-            <w:webHidden/>
-          </w:rPr>
-          <w:fldChar w:fldCharType="end"/>
-        </w:r>
-      </w:hyperlink>
-    </w:p>
-    <w:p>
-      <w:pPr>
-        <w:pStyle w:val="Spisilustracji"/>
-        <w:tabs>
-          <w:tab w:val="right" w:leader="dot" w:pos="9628"/>
-        </w:tabs>
-        <w:rPr>
-          <w:rFonts w:asciiTheme="minorHAnsi" w:eastAsiaTheme="minorEastAsia" w:hAnsiTheme="minorHAnsi" w:cstheme="minorBidi"/>
-          <w:noProof/>
-          <w:kern w:val="2"/>
-          <w:szCs w:val="24"/>
-          <w:lang w:eastAsia="pl-PL"/>
-          <w14:ligatures w14:val="standardContextual"/>
-        </w:rPr>
-      </w:pPr>
-      <w:hyperlink w:anchor="_Toc231978680" w:history="1">
-        <w:r>
-          <w:rPr>
-            <w:rStyle w:val="Hipercze"/>
-            <w:noProof/>
-          </w:rPr>
-          <w:t>Tab. 5. Test Kruskala-Wallisa dla zależności FatalityRate od modelu samolotu</w:t>
-        </w:r>
-        <w:r>
-          <w:rPr>
-            <w:noProof/>
-            <w:webHidden/>
-          </w:rPr>
-          <w:tab/>
-        </w:r>
-        <w:r>
-          <w:rPr>
-            <w:noProof/>
-            <w:webHidden/>
-          </w:rPr>
-          <w:fldChar w:fldCharType="begin"/>
-        </w:r>
-        <w:r>
-          <w:rPr>
-            <w:noProof/>
-            <w:webHidden/>
-          </w:rPr>
-          <w:instrText xml:space="preserve"> PAGEREF _Toc231978680 \h </w:instrText>
-        </w:r>
-        <w:r>
-          <w:rPr>
-            <w:noProof/>
-            <w:webHidden/>
-          </w:rPr>
-        </w:r>
-        <w:r>
-          <w:rPr>
-            <w:noProof/>
-            <w:webHidden/>
-          </w:rPr>
-          <w:fldChar w:fldCharType="separate"/>
-        </w:r>
-        <w:r>
-          <w:rPr>
-            <w:noProof/>
-            <w:webHidden/>
-          </w:rPr>
-          <w:t>8</w:t>
-        </w:r>
-        <w:r>
-          <w:rPr>
-            <w:noProof/>
-            <w:webHidden/>
-          </w:rPr>
-          <w:fldChar w:fldCharType="end"/>
-        </w:r>
-      </w:hyperlink>
-    </w:p>
-    <w:p>
-      <w:pPr>
-        <w:pStyle w:val="Spisilustracji"/>
-        <w:tabs>
-          <w:tab w:val="right" w:leader="dot" w:pos="9628"/>
-        </w:tabs>
-        <w:rPr>
-          <w:rFonts w:asciiTheme="minorHAnsi" w:eastAsiaTheme="minorEastAsia" w:hAnsiTheme="minorHAnsi" w:cstheme="minorBidi"/>
-          <w:noProof/>
-          <w:kern w:val="2"/>
-          <w:szCs w:val="24"/>
-          <w:lang w:eastAsia="pl-PL"/>
-          <w14:ligatures w14:val="standardContextual"/>
-        </w:rPr>
-      </w:pPr>
-      <w:hyperlink w:anchor="_Toc231978681" w:history="1">
-        <w:r>
-          <w:rPr>
-            <w:rStyle w:val="Hipercze"/>
-            <w:noProof/>
-          </w:rPr>
-          <w:t>Tab. 6. Liczebność kategorii przyczyn katastrof</w:t>
-        </w:r>
-        <w:r>
-          <w:rPr>
-            <w:noProof/>
-            <w:webHidden/>
-          </w:rPr>
-          <w:tab/>
-        </w:r>
-        <w:r>
-          <w:rPr>
-            <w:noProof/>
-            <w:webHidden/>
-          </w:rPr>
-          <w:fldChar w:fldCharType="begin"/>
-        </w:r>
-        <w:r>
-          <w:rPr>
-            <w:noProof/>
-            <w:webHidden/>
-          </w:rPr>
-          <w:instrText xml:space="preserve"> PAGEREF _Toc231978681 \h </w:instrText>
-        </w:r>
-        <w:r>
-          <w:rPr>
-            <w:noProof/>
-            <w:webHidden/>
-          </w:rPr>
-        </w:r>
-        <w:r>
-          <w:rPr>
-            <w:noProof/>
-            <w:webHidden/>
-          </w:rPr>
-          <w:fldChar w:fldCharType="separate"/>
-        </w:r>
-        <w:r>
-          <w:rPr>
-            <w:noProof/>
-            <w:webHidden/>
-          </w:rPr>
-          <w:t>9</w:t>
-        </w:r>
-        <w:r>
-          <w:rPr>
-            <w:noProof/>
-            <w:webHidden/>
-          </w:rPr>
-          <w:fldChar w:fldCharType="end"/>
-        </w:r>
-      </w:hyperlink>
-    </w:p>
-    <w:p>
-      <w:pPr>
-        <w:pStyle w:val="Spisilustracji"/>
-        <w:tabs>
-          <w:tab w:val="right" w:leader="dot" w:pos="9628"/>
-        </w:tabs>
-        <w:rPr>
-          <w:rFonts w:asciiTheme="minorHAnsi" w:eastAsiaTheme="minorEastAsia" w:hAnsiTheme="minorHAnsi" w:cstheme="minorBidi"/>
-          <w:noProof/>
-          <w:kern w:val="2"/>
-          <w:szCs w:val="24"/>
-          <w:lang w:eastAsia="pl-PL"/>
-          <w14:ligatures w14:val="standardContextual"/>
-        </w:rPr>
-      </w:pPr>
-      <w:hyperlink w:anchor="_Toc231978682" w:history="1">
-        <w:r>
-          <w:rPr>
-            <w:rStyle w:val="Hipercze"/>
-            <w:noProof/>
-          </w:rPr>
-          <w:t>Tab. 7. Zmienne wykorzystane do weryfikacji H2</w:t>
-        </w:r>
-        <w:r>
-          <w:rPr>
-            <w:noProof/>
-            <w:webHidden/>
-          </w:rPr>
-          <w:tab/>
-        </w:r>
-        <w:r>
-          <w:rPr>
-            <w:noProof/>
-            <w:webHidden/>
-          </w:rPr>
-          <w:fldChar w:fldCharType="begin"/>
-        </w:r>
-        <w:r>
-          <w:rPr>
-            <w:noProof/>
-            <w:webHidden/>
-          </w:rPr>
-          <w:instrText xml:space="preserve"> PAGEREF _Toc231978682 \h </w:instrText>
-        </w:r>
-        <w:r>
-          <w:rPr>
-            <w:noProof/>
-            <w:webHidden/>
-          </w:rPr>
-        </w:r>
-        <w:r>
-          <w:rPr>
-            <w:noProof/>
-            <w:webHidden/>
-          </w:rPr>
-          <w:fldChar w:fldCharType="separate"/>
-        </w:r>
-        <w:r>
-          <w:rPr>
-            <w:noProof/>
-            <w:webHidden/>
-          </w:rPr>
-          <w:t>10</w:t>
-        </w:r>
-        <w:r>
-          <w:rPr>
-            <w:noProof/>
-            <w:webHidden/>
-          </w:rPr>
-          <w:fldChar w:fldCharType="end"/>
-        </w:r>
-      </w:hyperlink>
-    </w:p>
-    <w:p>
-      <w:pPr>
-        <w:pStyle w:val="Spisilustracji"/>
-        <w:tabs>
-          <w:tab w:val="right" w:leader="dot" w:pos="9628"/>
-        </w:tabs>
-        <w:rPr>
-          <w:rFonts w:asciiTheme="minorHAnsi" w:eastAsiaTheme="minorEastAsia" w:hAnsiTheme="minorHAnsi" w:cstheme="minorBidi"/>
-          <w:noProof/>
-          <w:kern w:val="2"/>
-          <w:szCs w:val="24"/>
-          <w:lang w:eastAsia="pl-PL"/>
-          <w14:ligatures w14:val="standardContextual"/>
-        </w:rPr>
-      </w:pPr>
-      <w:hyperlink w:anchor="_Toc231978683" w:history="1">
-        <w:r>
-          <w:rPr>
-            <w:rStyle w:val="Hipercze"/>
-            <w:noProof/>
-          </w:rPr>
-          <w:t>Tab. 8. Dominująca kategoria przyczyny w ramach modelu samolotu</w:t>
-        </w:r>
-        <w:r>
-          <w:rPr>
-            <w:noProof/>
-            <w:webHidden/>
-          </w:rPr>
-          <w:tab/>
-        </w:r>
-        <w:r>
-          <w:rPr>
-            <w:noProof/>
-            <w:webHidden/>
-          </w:rPr>
-          <w:fldChar w:fldCharType="begin"/>
-        </w:r>
-        <w:r>
-          <w:rPr>
-            <w:noProof/>
-            <w:webHidden/>
-          </w:rPr>
-          <w:instrText xml:space="preserve"> PAGEREF _Toc231978683 \h </w:instrText>
-        </w:r>
-        <w:r>
-          <w:rPr>
-            <w:noProof/>
-            <w:webHidden/>
-          </w:rPr>
-        </w:r>
-        <w:r>
-          <w:rPr>
-            <w:noProof/>
-            <w:webHidden/>
-          </w:rPr>
-          <w:fldChar w:fldCharType="separate"/>
-        </w:r>
-        <w:r>
-          <w:rPr>
-            <w:noProof/>
-            <w:webHidden/>
-          </w:rPr>
-          <w:t>11</w:t>
-        </w:r>
-        <w:r>
-          <w:rPr>
-            <w:noProof/>
-            <w:webHidden/>
-          </w:rPr>
-          <w:fldChar w:fldCharType="end"/>
-        </w:r>
-      </w:hyperlink>
-    </w:p>
-    <w:p>
-      <w:pPr>
-        <w:pStyle w:val="Spisilustracji"/>
-        <w:tabs>
-          <w:tab w:val="right" w:leader="dot" w:pos="9628"/>
-        </w:tabs>
-        <w:rPr>
-          <w:rFonts w:asciiTheme="minorHAnsi" w:eastAsiaTheme="minorEastAsia" w:hAnsiTheme="minorHAnsi" w:cstheme="minorBidi"/>
-          <w:noProof/>
-          <w:kern w:val="2"/>
-          <w:szCs w:val="24"/>
-          <w:lang w:eastAsia="pl-PL"/>
-          <w14:ligatures w14:val="standardContextual"/>
-        </w:rPr>
-      </w:pPr>
-      <w:hyperlink w:anchor="_Toc231978684" w:history="1">
-        <w:r>
-          <w:rPr>
-            <w:rStyle w:val="Hipercze"/>
-            <w:noProof/>
-          </w:rPr>
-          <w:t>Tab. 9. Testy Chi2 dla zależności dotyczących CauseCategory</w:t>
-        </w:r>
-        <w:r>
-          <w:rPr>
-            <w:noProof/>
-            <w:webHidden/>
-          </w:rPr>
-          <w:tab/>
-        </w:r>
-        <w:r>
-          <w:rPr>
-            <w:noProof/>
-            <w:webHidden/>
-          </w:rPr>
-          <w:fldChar w:fldCharType="begin"/>
-        </w:r>
-        <w:r>
-          <w:rPr>
-            <w:noProof/>
-            <w:webHidden/>
-          </w:rPr>
-          <w:instrText xml:space="preserve"> PAGEREF _Toc231978684 \h </w:instrText>
-        </w:r>
-        <w:r>
-          <w:rPr>
-            <w:noProof/>
-            <w:webHidden/>
-          </w:rPr>
-        </w:r>
-        <w:r>
-          <w:rPr>
-            <w:noProof/>
-            <w:webHidden/>
-          </w:rPr>
-          <w:fldChar w:fldCharType="separate"/>
-        </w:r>
-        <w:r>
-          <w:rPr>
-            <w:noProof/>
-            <w:webHidden/>
-          </w:rPr>
-          <w:t>12</w:t>
-        </w:r>
-        <w:r>
-          <w:rPr>
-            <w:noProof/>
-            <w:webHidden/>
-          </w:rPr>
-          <w:fldChar w:fldCharType="end"/>
-        </w:r>
-      </w:hyperlink>
-    </w:p>
-    <w:p>
-      <w:pPr>
-        <w:pStyle w:val="Spisilustracji"/>
-        <w:tabs>
-          <w:tab w:val="right" w:leader="dot" w:pos="9628"/>
-        </w:tabs>
-        <w:rPr>
-          <w:rFonts w:asciiTheme="minorHAnsi" w:eastAsiaTheme="minorEastAsia" w:hAnsiTheme="minorHAnsi" w:cstheme="minorBidi"/>
-          <w:noProof/>
-          <w:kern w:val="2"/>
-          <w:szCs w:val="24"/>
-          <w:lang w:eastAsia="pl-PL"/>
-          <w14:ligatures w14:val="standardContextual"/>
-        </w:rPr>
-      </w:pPr>
-      <w:hyperlink w:anchor="_Toc231978685" w:history="1">
-        <w:r>
-          <w:rPr>
-            <w:rStyle w:val="Hipercze"/>
-            <w:noProof/>
-          </w:rPr>
-          <w:t>Tab. 10. Liczba zdarzeń w kolejnych dekadach</w:t>
-        </w:r>
-        <w:r>
-          <w:rPr>
-            <w:noProof/>
-            <w:webHidden/>
-          </w:rPr>
-          <w:tab/>
-        </w:r>
-        <w:r>
-          <w:rPr>
-            <w:noProof/>
-            <w:webHidden/>
-          </w:rPr>
-          <w:fldChar w:fldCharType="begin"/>
-        </w:r>
-        <w:r>
-          <w:rPr>
-            <w:noProof/>
-            <w:webHidden/>
-          </w:rPr>
-          <w:instrText xml:space="preserve"> PAGEREF _Toc231978685 \h </w:instrText>
-        </w:r>
-        <w:r>
-          <w:rPr>
-            <w:noProof/>
-            <w:webHidden/>
-          </w:rPr>
-        </w:r>
-        <w:r>
-          <w:rPr>
-            <w:noProof/>
-            <w:webHidden/>
-          </w:rPr>
-          <w:fldChar w:fldCharType="separate"/>
-        </w:r>
-        <w:r>
-          <w:rPr>
-            <w:noProof/>
-            <w:webHidden/>
-          </w:rPr>
-          <w:t>14</w:t>
-        </w:r>
-        <w:r>
-          <w:rPr>
-            <w:noProof/>
-            <w:webHidden/>
-          </w:rPr>
-          <w:fldChar w:fldCharType="end"/>
-        </w:r>
-      </w:hyperlink>
-    </w:p>
-    <w:p>
-      <w:pPr>
-        <w:pStyle w:val="Spisilustracji"/>
-        <w:tabs>
-          <w:tab w:val="right" w:leader="dot" w:pos="9628"/>
-        </w:tabs>
-        <w:rPr>
-          <w:rFonts w:asciiTheme="minorHAnsi" w:eastAsiaTheme="minorEastAsia" w:hAnsiTheme="minorHAnsi" w:cstheme="minorBidi"/>
-          <w:noProof/>
-          <w:kern w:val="2"/>
-          <w:szCs w:val="24"/>
-          <w:lang w:eastAsia="pl-PL"/>
-          <w14:ligatures w14:val="standardContextual"/>
-        </w:rPr>
-      </w:pPr>
-      <w:hyperlink w:anchor="_Toc231978686" w:history="1">
-        <w:r>
-          <w:rPr>
-            <w:rStyle w:val="Hipercze"/>
-            <w:noProof/>
-          </w:rPr>
-          <w:t>Tab. 11. Średni FatalityRate w dekadach dla najliczniejszych modeli</w:t>
-        </w:r>
-        <w:r>
-          <w:rPr>
-            <w:noProof/>
-            <w:webHidden/>
-          </w:rPr>
-          <w:tab/>
-        </w:r>
-        <w:r>
-          <w:rPr>
-            <w:noProof/>
-            <w:webHidden/>
-          </w:rPr>
-          <w:fldChar w:fldCharType="begin"/>
-        </w:r>
-        <w:r>
-          <w:rPr>
-            <w:noProof/>
-            <w:webHidden/>
-          </w:rPr>
-          <w:instrText xml:space="preserve"> PAGEREF _Toc231978686 \h </w:instrText>
-        </w:r>
-        <w:r>
-          <w:rPr>
-            <w:noProof/>
-            <w:webHidden/>
-          </w:rPr>
-        </w:r>
-        <w:r>
-          <w:rPr>
-            <w:noProof/>
-            <w:webHidden/>
-          </w:rPr>
-          <w:fldChar w:fldCharType="separate"/>
-        </w:r>
-        <w:r>
-          <w:rPr>
-            <w:noProof/>
-            <w:webHidden/>
-          </w:rPr>
-          <w:t>16</w:t>
-        </w:r>
-        <w:r>
-          <w:rPr>
-            <w:noProof/>
-            <w:webHidden/>
-          </w:rPr>
-          <w:fldChar w:fldCharType="end"/>
-        </w:r>
-      </w:hyperlink>
-    </w:p>
-    <w:p>
-      <w:pPr>
-        <w:pStyle w:val="Spisilustracji"/>
-        <w:tabs>
-          <w:tab w:val="right" w:leader="dot" w:pos="9628"/>
-        </w:tabs>
-        <w:rPr>
-          <w:rFonts w:asciiTheme="minorHAnsi" w:eastAsiaTheme="minorEastAsia" w:hAnsiTheme="minorHAnsi" w:cstheme="minorBidi"/>
-          <w:noProof/>
-          <w:kern w:val="2"/>
-          <w:szCs w:val="24"/>
-          <w:lang w:eastAsia="pl-PL"/>
-          <w14:ligatures w14:val="standardContextual"/>
-        </w:rPr>
-      </w:pPr>
-      <w:hyperlink w:anchor="_Toc231978687" w:history="1">
-        <w:r>
-          <w:rPr>
-            <w:rStyle w:val="Hipercze"/>
-            <w:noProof/>
-          </w:rPr>
-          <w:t>Tab. 12. Korelacja rang Spearmana między dekadą a FatalityRate w ramach modelu</w:t>
-        </w:r>
-        <w:r>
-          <w:rPr>
-            <w:noProof/>
-            <w:webHidden/>
-          </w:rPr>
-          <w:tab/>
-        </w:r>
-        <w:r>
-          <w:rPr>
-            <w:noProof/>
-            <w:webHidden/>
-          </w:rPr>
-          <w:fldChar w:fldCharType="begin"/>
-        </w:r>
-        <w:r>
-          <w:rPr>
-            <w:noProof/>
-            <w:webHidden/>
-          </w:rPr>
-          <w:instrText xml:space="preserve"> PAGEREF _Toc231978687 \h </w:instrText>
-        </w:r>
-        <w:r>
-          <w:rPr>
-            <w:noProof/>
-            <w:webHidden/>
-          </w:rPr>
-        </w:r>
-        <w:r>
-          <w:rPr>
-            <w:noProof/>
-            <w:webHidden/>
-          </w:rPr>
-          <w:fldChar w:fldCharType="separate"/>
-        </w:r>
-        <w:r>
-          <w:rPr>
-            <w:noProof/>
-            <w:webHidden/>
-          </w:rPr>
-          <w:t>17</w:t>
-        </w:r>
-        <w:r>
-          <w:rPr>
-            <w:noProof/>
-            <w:webHidden/>
-          </w:rPr>
-          <w:fldChar w:fldCharType="end"/>
-        </w:r>
-      </w:hyperlink>
-    </w:p>
-    <w:p>
-      <w:pPr>
-        <w:pStyle w:val="Spisilustracji"/>
-        <w:tabs>
-          <w:tab w:val="right" w:leader="dot" w:pos="9628"/>
-        </w:tabs>
-        <w:rPr>
-          <w:rFonts w:asciiTheme="minorHAnsi" w:eastAsiaTheme="minorEastAsia" w:hAnsiTheme="minorHAnsi" w:cstheme="minorBidi"/>
-          <w:noProof/>
-          <w:kern w:val="2"/>
-          <w:szCs w:val="24"/>
-          <w:lang w:eastAsia="pl-PL"/>
-          <w14:ligatures w14:val="standardContextual"/>
-        </w:rPr>
-      </w:pPr>
-      <w:hyperlink w:anchor="_Toc231978688" w:history="1">
-        <w:r>
-          <w:rPr>
-            <w:rStyle w:val="Hipercze"/>
-            <w:noProof/>
-          </w:rPr>
-          <w:t>Tab. 13. Test Kruskala-Wallisa dla zależności FatalityRate od dekady</w:t>
-        </w:r>
-        <w:r>
-          <w:rPr>
-            <w:noProof/>
-            <w:webHidden/>
-          </w:rPr>
-          <w:tab/>
-        </w:r>
-        <w:r>
-          <w:rPr>
-            <w:noProof/>
-            <w:webHidden/>
-          </w:rPr>
-          <w:fldChar w:fldCharType="begin"/>
-        </w:r>
-        <w:r>
-          <w:rPr>
-            <w:noProof/>
-            <w:webHidden/>
-          </w:rPr>
-          <w:instrText xml:space="preserve"> PAGEREF _Toc231978688 \h </w:instrText>
-        </w:r>
-        <w:r>
-          <w:rPr>
-            <w:noProof/>
-            <w:webHidden/>
-          </w:rPr>
-        </w:r>
-        <w:r>
-          <w:rPr>
-            <w:noProof/>
-            <w:webHidden/>
-          </w:rPr>
-          <w:fldChar w:fldCharType="separate"/>
-        </w:r>
-        <w:r>
-          <w:rPr>
-            <w:noProof/>
-            <w:webHidden/>
-          </w:rPr>
-          <w:t>17</w:t>
-        </w:r>
-        <w:r>
-          <w:rPr>
-            <w:noProof/>
-            <w:webHidden/>
-          </w:rPr>
-          <w:fldChar w:fldCharType="end"/>
-        </w:r>
-      </w:hyperlink>
-    </w:p>
-    <w:p>
-      <w:pPr>
-        <w:pStyle w:val="Spisilustracji"/>
-        <w:tabs>
-          <w:tab w:val="right" w:leader="dot" w:pos="9628"/>
-        </w:tabs>
-        <w:rPr>
-          <w:rFonts w:asciiTheme="minorHAnsi" w:eastAsiaTheme="minorEastAsia" w:hAnsiTheme="minorHAnsi" w:cstheme="minorBidi"/>
-          <w:noProof/>
-          <w:kern w:val="2"/>
-          <w:szCs w:val="24"/>
-          <w:lang w:eastAsia="pl-PL"/>
-          <w14:ligatures w14:val="standardContextual"/>
-        </w:rPr>
-      </w:pPr>
-      <w:hyperlink w:anchor="_Toc231978689" w:history="1">
-        <w:r>
-          <w:rPr>
-            <w:rStyle w:val="Hipercze"/>
-            <w:noProof/>
-          </w:rPr>
-          <w:t>Tab. 14. Ocena jakości drzew decyzyjnych</w:t>
-        </w:r>
-        <w:r>
-          <w:rPr>
-            <w:noProof/>
-            <w:webHidden/>
-          </w:rPr>
-          <w:tab/>
-        </w:r>
-        <w:r>
-          <w:rPr>
-            <w:noProof/>
-            <w:webHidden/>
-          </w:rPr>
-          <w:fldChar w:fldCharType="begin"/>
-        </w:r>
-        <w:r>
-          <w:rPr>
-            <w:noProof/>
-            <w:webHidden/>
-          </w:rPr>
-          <w:instrText xml:space="preserve"> PAGEREF _Toc231978689 \h </w:instrText>
-        </w:r>
-        <w:r>
-          <w:rPr>
-            <w:noProof/>
-            <w:webHidden/>
-          </w:rPr>
-        </w:r>
-        <w:r>
-          <w:rPr>
-            <w:noProof/>
-            <w:webHidden/>
-          </w:rPr>
-          <w:fldChar w:fldCharType="separate"/>
-        </w:r>
-        <w:r>
-          <w:rPr>
-            <w:noProof/>
-            <w:webHidden/>
-          </w:rPr>
-          <w:t>19</w:t>
-        </w:r>
-        <w:r>
-          <w:rPr>
-            <w:noProof/>
-            <w:webHidden/>
-          </w:rPr>
-          <w:fldChar w:fldCharType="end"/>
-        </w:r>
-      </w:hyperlink>
-    </w:p>
-    <w:p>
-      <w:pPr>
-        <w:pStyle w:val="Spisilustracji"/>
-        <w:tabs>
-          <w:tab w:val="right" w:leader="dot" w:pos="9628"/>
-        </w:tabs>
-        <w:rPr>
-          <w:rFonts w:asciiTheme="minorHAnsi" w:eastAsiaTheme="minorEastAsia" w:hAnsiTheme="minorHAnsi" w:cstheme="minorBidi"/>
-          <w:noProof/>
-          <w:kern w:val="2"/>
-          <w:szCs w:val="24"/>
-          <w:lang w:eastAsia="pl-PL"/>
-          <w14:ligatures w14:val="standardContextual"/>
-        </w:rPr>
-      </w:pPr>
-      <w:hyperlink w:anchor="_Toc231978690" w:history="1">
-        <w:r>
-          <w:rPr>
-            <w:rStyle w:val="Hipercze"/>
-            <w:noProof/>
-          </w:rPr>
-          <w:t xml:space="preserve">Tab. 15. </w:t>
-        </w:r>
-        <w:r>
-          <w:rPr>
-            <w:rStyle w:val="Hipercze"/>
-            <w:noProof/>
-            <w:lang w:eastAsia="pl-PL"/>
-          </w:rPr>
-          <w:t>Reguły drzewa klasyfikacyjnego dla CauseCategory</w:t>
-        </w:r>
-        <w:r>
-          <w:rPr>
-            <w:noProof/>
-            <w:webHidden/>
-          </w:rPr>
-          <w:tab/>
-        </w:r>
-        <w:r>
-          <w:rPr>
-            <w:noProof/>
-            <w:webHidden/>
-          </w:rPr>
-          <w:fldChar w:fldCharType="begin"/>
-        </w:r>
-        <w:r>
-          <w:rPr>
-            <w:noProof/>
-            <w:webHidden/>
-          </w:rPr>
-          <w:instrText xml:space="preserve"> PAGEREF _Toc231978690 \h </w:instrText>
-        </w:r>
-        <w:r>
-          <w:rPr>
-            <w:noProof/>
-            <w:webHidden/>
-          </w:rPr>
-        </w:r>
-        <w:r>
-          <w:rPr>
-            <w:noProof/>
-            <w:webHidden/>
-          </w:rPr>
-          <w:fldChar w:fldCharType="separate"/>
-        </w:r>
-        <w:r>
-          <w:rPr>
-            <w:noProof/>
-            <w:webHidden/>
-          </w:rPr>
-          <w:t>20</w:t>
-        </w:r>
-        <w:r>
-          <w:rPr>
-            <w:noProof/>
-            <w:webHidden/>
-          </w:rPr>
-          <w:fldChar w:fldCharType="end"/>
-        </w:r>
-      </w:hyperlink>
-    </w:p>
-    <w:p>
-      <w:pPr>
-        <w:pStyle w:val="Spisilustracji"/>
-        <w:tabs>
-          <w:tab w:val="right" w:leader="dot" w:pos="9628"/>
-        </w:tabs>
-        <w:rPr>
-          <w:rFonts w:asciiTheme="minorHAnsi" w:eastAsiaTheme="minorEastAsia" w:hAnsiTheme="minorHAnsi" w:cstheme="minorBidi"/>
-          <w:noProof/>
-          <w:kern w:val="2"/>
-          <w:szCs w:val="24"/>
-          <w:lang w:eastAsia="pl-PL"/>
-          <w14:ligatures w14:val="standardContextual"/>
-        </w:rPr>
-      </w:pPr>
-      <w:hyperlink w:anchor="_Toc231978691" w:history="1">
-        <w:r>
-          <w:rPr>
-            <w:rStyle w:val="Hipercze"/>
-            <w:noProof/>
-          </w:rPr>
-          <w:t xml:space="preserve">Tab. 16. </w:t>
-        </w:r>
-        <w:r>
-          <w:rPr>
-            <w:rStyle w:val="Hipercze"/>
-            <w:noProof/>
-            <w:lang w:eastAsia="pl-PL"/>
-          </w:rPr>
-          <w:t>Reguły drzewa regresyjnego dla FatalityRate</w:t>
-        </w:r>
-        <w:r>
-          <w:rPr>
-            <w:noProof/>
-            <w:webHidden/>
-          </w:rPr>
-          <w:tab/>
-        </w:r>
-        <w:r>
-          <w:rPr>
-            <w:noProof/>
-            <w:webHidden/>
-          </w:rPr>
-          <w:fldChar w:fldCharType="begin"/>
-        </w:r>
-        <w:r>
-          <w:rPr>
-            <w:noProof/>
-            <w:webHidden/>
-          </w:rPr>
-          <w:instrText xml:space="preserve"> PAGEREF _Toc231978691 \h </w:instrText>
-        </w:r>
-        <w:r>
-          <w:rPr>
-            <w:noProof/>
-            <w:webHidden/>
-          </w:rPr>
-        </w:r>
-        <w:r>
-          <w:rPr>
-            <w:noProof/>
-            <w:webHidden/>
-          </w:rPr>
-          <w:fldChar w:fldCharType="separate"/>
-        </w:r>
-        <w:r>
-          <w:rPr>
-            <w:noProof/>
-            <w:webHidden/>
-          </w:rPr>
-          <w:t>22</w:t>
-        </w:r>
-        <w:r>
-          <w:rPr>
-            <w:noProof/>
-            <w:webHidden/>
-          </w:rPr>
-          <w:fldChar w:fldCharType="end"/>
-        </w:r>
-      </w:hyperlink>
-    </w:p>
-    <w:p>
-      <w:pPr>
-        <w:pStyle w:val="Spisilustracji"/>
-        <w:tabs>
-          <w:tab w:val="right" w:leader="dot" w:pos="9628"/>
-        </w:tabs>
-        <w:rPr>
-          <w:rFonts w:asciiTheme="minorHAnsi" w:eastAsiaTheme="minorEastAsia" w:hAnsiTheme="minorHAnsi" w:cstheme="minorBidi"/>
-          <w:noProof/>
-          <w:kern w:val="2"/>
-          <w:szCs w:val="24"/>
-          <w:lang w:eastAsia="pl-PL"/>
-          <w14:ligatures w14:val="standardContextual"/>
-        </w:rPr>
-      </w:pPr>
-      <w:hyperlink w:anchor="_Toc231978692" w:history="1">
-        <w:r>
-          <w:rPr>
-            <w:rStyle w:val="Hipercze"/>
-            <w:noProof/>
-          </w:rPr>
-          <w:t>Tab. 17. Raport klasyfikacji drzewa decyzyjnego</w:t>
-        </w:r>
-        <w:r>
-          <w:rPr>
-            <w:noProof/>
-            <w:webHidden/>
-          </w:rPr>
-          <w:tab/>
-        </w:r>
-        <w:r>
-          <w:rPr>
-            <w:noProof/>
-            <w:webHidden/>
-          </w:rPr>
-          <w:fldChar w:fldCharType="begin"/>
-        </w:r>
-        <w:r>
-          <w:rPr>
-            <w:noProof/>
-            <w:webHidden/>
-          </w:rPr>
-          <w:instrText xml:space="preserve"> PAGEREF _Toc231978692 \h </w:instrText>
-        </w:r>
-        <w:r>
-          <w:rPr>
-            <w:noProof/>
-            <w:webHidden/>
-          </w:rPr>
-        </w:r>
-        <w:r>
-          <w:rPr>
-            <w:noProof/>
-            <w:webHidden/>
-          </w:rPr>
-          <w:fldChar w:fldCharType="separate"/>
-        </w:r>
-        <w:r>
-          <w:rPr>
-            <w:noProof/>
-            <w:webHidden/>
-          </w:rPr>
-          <w:t>24</w:t>
-        </w:r>
-        <w:r>
-          <w:rPr>
-            <w:noProof/>
-            <w:webHidden/>
-          </w:rPr>
-          <w:fldChar w:fldCharType="end"/>
-        </w:r>
-      </w:hyperlink>
-    </w:p>
-    <w:p>
-      <w:pPr>
-        <w:pStyle w:val="Spisilustracji"/>
-        <w:tabs>
-          <w:tab w:val="right" w:leader="dot" w:pos="9628"/>
-        </w:tabs>
-        <w:rPr>
-          <w:rFonts w:asciiTheme="minorHAnsi" w:eastAsiaTheme="minorEastAsia" w:hAnsiTheme="minorHAnsi" w:cstheme="minorBidi"/>
-          <w:noProof/>
-          <w:kern w:val="2"/>
-          <w:szCs w:val="24"/>
-          <w:lang w:eastAsia="pl-PL"/>
-          <w14:ligatures w14:val="standardContextual"/>
-        </w:rPr>
-      </w:pPr>
-      <w:hyperlink w:anchor="_Toc231978693" w:history="1">
-        <w:r>
-          <w:rPr>
-            <w:rStyle w:val="Hipercze"/>
-            <w:noProof/>
-          </w:rPr>
-          <w:t>Tab. 18. Charakterystyka skupień EM</w:t>
-        </w:r>
-        <w:r>
-          <w:rPr>
-            <w:noProof/>
-            <w:webHidden/>
-          </w:rPr>
-          <w:tab/>
-        </w:r>
-        <w:r>
-          <w:rPr>
-            <w:noProof/>
-            <w:webHidden/>
-          </w:rPr>
-          <w:fldChar w:fldCharType="begin"/>
-        </w:r>
-        <w:r>
-          <w:rPr>
-            <w:noProof/>
-            <w:webHidden/>
-          </w:rPr>
-          <w:instrText xml:space="preserve"> PAGEREF _Toc231978693 \h </w:instrText>
-        </w:r>
-        <w:r>
-          <w:rPr>
-            <w:noProof/>
-            <w:webHidden/>
-          </w:rPr>
-        </w:r>
-        <w:r>
-          <w:rPr>
-            <w:noProof/>
-            <w:webHidden/>
-          </w:rPr>
-          <w:fldChar w:fldCharType="separate"/>
-        </w:r>
-        <w:r>
-          <w:rPr>
-            <w:noProof/>
-            <w:webHidden/>
-          </w:rPr>
-          <w:t>25</w:t>
-        </w:r>
-        <w:r>
-          <w:rPr>
-            <w:noProof/>
-            <w:webHidden/>
-          </w:rPr>
-          <w:fldChar w:fldCharType="end"/>
-        </w:r>
-      </w:hyperlink>
-    </w:p>
-    <w:p>
-      <w:pPr>
-        <w:pStyle w:val="Spisilustracji"/>
-        <w:tabs>
-          <w:tab w:val="right" w:leader="dot" w:pos="9628"/>
-        </w:tabs>
-        <w:rPr>
-          <w:rFonts w:asciiTheme="minorHAnsi" w:eastAsiaTheme="minorEastAsia" w:hAnsiTheme="minorHAnsi" w:cstheme="minorBidi"/>
-          <w:noProof/>
-          <w:kern w:val="2"/>
-          <w:szCs w:val="24"/>
-          <w:lang w:eastAsia="pl-PL"/>
-          <w14:ligatures w14:val="standardContextual"/>
-        </w:rPr>
-      </w:pPr>
-      <w:hyperlink w:anchor="_Toc231978694" w:history="1">
-        <w:r>
-          <w:rPr>
-            <w:rStyle w:val="Hipercze"/>
-            <w:noProof/>
-          </w:rPr>
-          <w:t>Tab. 19. Ocena modelu SVM</w:t>
-        </w:r>
-        <w:r>
-          <w:rPr>
-            <w:noProof/>
-            <w:webHidden/>
-          </w:rPr>
-          <w:tab/>
-        </w:r>
-        <w:r>
-          <w:rPr>
-            <w:noProof/>
-            <w:webHidden/>
-          </w:rPr>
-          <w:fldChar w:fldCharType="begin"/>
-        </w:r>
-        <w:r>
-          <w:rPr>
-            <w:noProof/>
-            <w:webHidden/>
-          </w:rPr>
-          <w:instrText xml:space="preserve"> PAGEREF _Toc231978694 \h </w:instrText>
-        </w:r>
-        <w:r>
-          <w:rPr>
-            <w:noProof/>
-            <w:webHidden/>
-          </w:rPr>
-        </w:r>
-        <w:r>
-          <w:rPr>
-            <w:noProof/>
-            <w:webHidden/>
-          </w:rPr>
-          <w:fldChar w:fldCharType="separate"/>
-        </w:r>
-        <w:r>
-          <w:rPr>
-            <w:noProof/>
-            <w:webHidden/>
-          </w:rPr>
-          <w:t>26</w:t>
-        </w:r>
-        <w:r>
-          <w:rPr>
-            <w:noProof/>
-            <w:webHidden/>
-          </w:rPr>
-          <w:fldChar w:fldCharType="end"/>
-        </w:r>
-      </w:hyperlink>
-    </w:p>
-    <w:p>
-      <w:pPr>
-        <w:pStyle w:val="Spisilustracji"/>
-        <w:tabs>
-          <w:tab w:val="right" w:leader="dot" w:pos="9628"/>
-        </w:tabs>
-        <w:rPr>
-          <w:rFonts w:asciiTheme="minorHAnsi" w:eastAsiaTheme="minorEastAsia" w:hAnsiTheme="minorHAnsi" w:cstheme="minorBidi"/>
-          <w:noProof/>
-          <w:kern w:val="2"/>
-          <w:szCs w:val="24"/>
-          <w:lang w:eastAsia="pl-PL"/>
-          <w14:ligatures w14:val="standardContextual"/>
-        </w:rPr>
-      </w:pPr>
-      <w:hyperlink w:anchor="_Toc231978695" w:history="1">
-        <w:r>
-          <w:rPr>
-            <w:rStyle w:val="Hipercze"/>
-            <w:noProof/>
-          </w:rPr>
-          <w:t>Tab. 20. Weryfikacja hipotez badawczych</w:t>
-        </w:r>
-        <w:r>
-          <w:rPr>
-            <w:noProof/>
-            <w:webHidden/>
-          </w:rPr>
-          <w:tab/>
-        </w:r>
-        <w:r>
-          <w:rPr>
-            <w:noProof/>
-            <w:webHidden/>
-          </w:rPr>
-          <w:fldChar w:fldCharType="begin"/>
-        </w:r>
-        <w:r>
-          <w:rPr>
-            <w:noProof/>
-            <w:webHidden/>
-          </w:rPr>
-          <w:instrText xml:space="preserve"> PAGEREF _Toc231978695 \h </w:instrText>
-        </w:r>
-        <w:r>
-          <w:rPr>
-            <w:noProof/>
-            <w:webHidden/>
-          </w:rPr>
-        </w:r>
-        <w:r>
-          <w:rPr>
-            <w:noProof/>
-            <w:webHidden/>
-          </w:rPr>
-          <w:fldChar w:fldCharType="separate"/>
-        </w:r>
-        <w:r>
-          <w:rPr>
-            <w:noProof/>
-            <w:webHidden/>
-          </w:rPr>
-          <w:t>27</w:t>
+          <w:t>28</w:t>
         </w:r>
         <w:r>
           <w:rPr>
